--- a/docs/ЗаданиеБиВ-f.docx
+++ b/docs/ЗаданиеБиВ-f.docx
@@ -2,8 +2,6 @@
 <file path=word/document.xml><?xml version="1.0" encoding="utf-8"?>
 <w:document xmlns:wpc="http://schemas.microsoft.com/office/word/2010/wordprocessingCanvas" xmlns:mc="http://schemas.openxmlformats.org/markup-compatibility/2006" xmlns:o="urn:schemas-microsoft-com:office:office" xmlns:r="http://schemas.openxmlformats.org/officeDocument/2006/relationships" xmlns:m="http://schemas.openxmlformats.org/officeDocument/2006/math" xmlns:v="urn:schemas-microsoft-com:vml" xmlns:wp14="http://schemas.microsoft.com/office/word/2010/wordprocessingDrawing" xmlns:wp="http://schemas.openxmlformats.org/drawingml/2006/wordprocessingDrawing" xmlns:w10="urn:schemas-microsoft-com:office:word" xmlns:w="http://schemas.openxmlformats.org/wordprocessingml/2006/main" xmlns:w14="http://schemas.microsoft.com/office/word/2010/wordml" xmlns:w15="http://schemas.microsoft.com/office/word/2012/wordml" xmlns:wpg="http://schemas.microsoft.com/office/word/2010/wordprocessingGroup" xmlns:wpi="http://schemas.microsoft.com/office/word/2010/wordprocessingInk" xmlns:wne="http://schemas.microsoft.com/office/word/2006/wordml" xmlns:wps="http://schemas.microsoft.com/office/word/2010/wordprocessingShape" mc:Ignorable="w14 w15 wp14">
   <w:body>
-    <w:bookmarkStart w:id="0" w:name="_GoBack"/>
-    <w:bookmarkEnd w:id="0"/>
     <w:p>
       <w:pPr>
         <w:pStyle w:val="10"/>
@@ -73,7 +71,67 @@
           <w:szCs w:val="28"/>
           <w:lang w:eastAsia="zh-CN" w:bidi="hi-IN"/>
         </w:rPr>
-        <w:t xml:space="preserve">Вам необходимо разработать Single Page Application (далее SPA) для организации хранения данных с возможностью разграничения прав доступа к файлам. Заказчик предоставляет вам полностью готовую верстку со всеми страницами и рабочее API.  </w:t>
+        <w:t xml:space="preserve">Вам необходимо разработать </w:t>
+      </w:r>
+      <w:proofErr w:type="spellStart"/>
+      <w:r>
+        <w:rPr>
+          <w:rFonts w:eastAsia="Arial"/>
+          <w:sz w:val="28"/>
+          <w:szCs w:val="28"/>
+          <w:lang w:eastAsia="zh-CN" w:bidi="hi-IN"/>
+        </w:rPr>
+        <w:t>Single</w:t>
+      </w:r>
+      <w:proofErr w:type="spellEnd"/>
+      <w:r>
+        <w:rPr>
+          <w:rFonts w:eastAsia="Arial"/>
+          <w:sz w:val="28"/>
+          <w:szCs w:val="28"/>
+          <w:lang w:eastAsia="zh-CN" w:bidi="hi-IN"/>
+        </w:rPr>
+        <w:t xml:space="preserve"> </w:t>
+      </w:r>
+      <w:proofErr w:type="spellStart"/>
+      <w:r>
+        <w:rPr>
+          <w:rFonts w:eastAsia="Arial"/>
+          <w:sz w:val="28"/>
+          <w:szCs w:val="28"/>
+          <w:lang w:eastAsia="zh-CN" w:bidi="hi-IN"/>
+        </w:rPr>
+        <w:t>Page</w:t>
+      </w:r>
+      <w:proofErr w:type="spellEnd"/>
+      <w:r>
+        <w:rPr>
+          <w:rFonts w:eastAsia="Arial"/>
+          <w:sz w:val="28"/>
+          <w:szCs w:val="28"/>
+          <w:lang w:eastAsia="zh-CN" w:bidi="hi-IN"/>
+        </w:rPr>
+        <w:t xml:space="preserve"> </w:t>
+      </w:r>
+      <w:proofErr w:type="spellStart"/>
+      <w:r>
+        <w:rPr>
+          <w:rFonts w:eastAsia="Arial"/>
+          <w:sz w:val="28"/>
+          <w:szCs w:val="28"/>
+          <w:lang w:eastAsia="zh-CN" w:bidi="hi-IN"/>
+        </w:rPr>
+        <w:t>Application</w:t>
+      </w:r>
+      <w:proofErr w:type="spellEnd"/>
+      <w:r>
+        <w:rPr>
+          <w:rFonts w:eastAsia="Arial"/>
+          <w:sz w:val="28"/>
+          <w:szCs w:val="28"/>
+          <w:lang w:eastAsia="zh-CN" w:bidi="hi-IN"/>
+        </w:rPr>
+        <w:t xml:space="preserve"> (далее SPA) для организации хранения данных с возможностью разграничения прав доступа к файлам. Заказчик предоставляет вам полностью готовую верстку со всеми страницами и рабочее API.  </w:t>
       </w:r>
     </w:p>
     <w:p>
@@ -120,8 +178,9 @@
           <w:szCs w:val="28"/>
           <w:lang w:eastAsia="zh-CN" w:bidi="hi-IN"/>
         </w:rPr>
-        <w:t xml:space="preserve">В документации будет использоваться переменная {{host}}, которая обозначает адрес API: </w:t>
-      </w:r>
+        <w:t>В документации будет использоваться переменная {{</w:t>
+      </w:r>
+      <w:proofErr w:type="spellStart"/>
       <w:r>
         <w:rPr>
           <w:rFonts w:eastAsia="Arial"/>
@@ -129,8 +188,28 @@
           <w:szCs w:val="28"/>
           <w:lang w:eastAsia="zh-CN" w:bidi="hi-IN"/>
         </w:rPr>
+        <w:t>host</w:t>
+      </w:r>
+      <w:proofErr w:type="spellEnd"/>
+      <w:r>
+        <w:rPr>
+          <w:rFonts w:eastAsia="Arial"/>
+          <w:sz w:val="28"/>
+          <w:szCs w:val="28"/>
+          <w:lang w:eastAsia="zh-CN" w:bidi="hi-IN"/>
+        </w:rPr>
+        <w:t xml:space="preserve">}}, которая обозначает адрес API: </w:t>
+      </w:r>
+      <w:r>
+        <w:rPr>
+          <w:rFonts w:eastAsia="Arial"/>
+          <w:sz w:val="28"/>
+          <w:szCs w:val="28"/>
+          <w:lang w:eastAsia="zh-CN" w:bidi="hi-IN"/>
+        </w:rPr>
         <w:t>http://</w:t>
       </w:r>
+      <w:proofErr w:type="spellStart"/>
       <w:r>
         <w:rPr>
           <w:rFonts w:eastAsia="Arial"/>
@@ -140,6 +219,7 @@
         </w:rPr>
         <w:t>xxxxxx</w:t>
       </w:r>
+      <w:proofErr w:type="spellEnd"/>
       <w:r>
         <w:rPr>
           <w:rFonts w:eastAsia="Arial"/>
@@ -228,7 +308,67 @@
           <w:szCs w:val="28"/>
           <w:lang w:eastAsia="zh-CN" w:bidi="hi-IN"/>
         </w:rPr>
-        <w:t>ВНИМАНИЕ! Проверке подлежат приложения в формате Single Page Application!</w:t>
+        <w:t xml:space="preserve">ВНИМАНИЕ! Проверке подлежат приложения в формате </w:t>
+      </w:r>
+      <w:proofErr w:type="spellStart"/>
+      <w:r>
+        <w:rPr>
+          <w:rFonts w:eastAsia="Arial"/>
+          <w:sz w:val="28"/>
+          <w:szCs w:val="28"/>
+          <w:lang w:eastAsia="zh-CN" w:bidi="hi-IN"/>
+        </w:rPr>
+        <w:t>Single</w:t>
+      </w:r>
+      <w:proofErr w:type="spellEnd"/>
+      <w:r>
+        <w:rPr>
+          <w:rFonts w:eastAsia="Arial"/>
+          <w:sz w:val="28"/>
+          <w:szCs w:val="28"/>
+          <w:lang w:eastAsia="zh-CN" w:bidi="hi-IN"/>
+        </w:rPr>
+        <w:t xml:space="preserve"> </w:t>
+      </w:r>
+      <w:proofErr w:type="spellStart"/>
+      <w:r>
+        <w:rPr>
+          <w:rFonts w:eastAsia="Arial"/>
+          <w:sz w:val="28"/>
+          <w:szCs w:val="28"/>
+          <w:lang w:eastAsia="zh-CN" w:bidi="hi-IN"/>
+        </w:rPr>
+        <w:t>Page</w:t>
+      </w:r>
+      <w:proofErr w:type="spellEnd"/>
+      <w:r>
+        <w:rPr>
+          <w:rFonts w:eastAsia="Arial"/>
+          <w:sz w:val="28"/>
+          <w:szCs w:val="28"/>
+          <w:lang w:eastAsia="zh-CN" w:bidi="hi-IN"/>
+        </w:rPr>
+        <w:t xml:space="preserve"> </w:t>
+      </w:r>
+      <w:proofErr w:type="spellStart"/>
+      <w:r>
+        <w:rPr>
+          <w:rFonts w:eastAsia="Arial"/>
+          <w:sz w:val="28"/>
+          <w:szCs w:val="28"/>
+          <w:lang w:eastAsia="zh-CN" w:bidi="hi-IN"/>
+        </w:rPr>
+        <w:t>Application</w:t>
+      </w:r>
+      <w:proofErr w:type="spellEnd"/>
+      <w:r>
+        <w:rPr>
+          <w:rFonts w:eastAsia="Arial"/>
+          <w:sz w:val="28"/>
+          <w:szCs w:val="28"/>
+          <w:lang w:eastAsia="zh-CN" w:bidi="hi-IN"/>
+        </w:rPr>
+        <w:t>!</w:t>
       </w:r>
       <w:r>
         <w:rPr>
@@ -240,6 +380,7 @@
         </w:rPr>
         <w:t xml:space="preserve"> </w:t>
       </w:r>
+      <w:proofErr w:type="spellStart"/>
       <w:r>
         <w:rPr>
           <w:rFonts w:eastAsia="Arial"/>
@@ -248,7 +389,18 @@
           <w:szCs w:val="28"/>
           <w:lang w:eastAsia="zh-CN" w:bidi="hi-IN"/>
         </w:rPr>
-        <w:t>Валидация в системе осуществляется комбинированным способом.</w:t>
+        <w:t>Валидация</w:t>
+      </w:r>
+      <w:proofErr w:type="spellEnd"/>
+      <w:r>
+        <w:rPr>
+          <w:rFonts w:eastAsia="Arial"/>
+          <w:color w:val="000000"/>
+          <w:sz w:val="28"/>
+          <w:szCs w:val="28"/>
+          <w:lang w:eastAsia="zh-CN" w:bidi="hi-IN"/>
+        </w:rPr>
+        <w:t xml:space="preserve"> в системе осуществляется комбинированным способом.</w:t>
       </w:r>
     </w:p>
     <w:p>
@@ -269,12 +421,16 @@
         <w:pStyle w:val="10"/>
         <w:spacing w:after="0"/>
         <w:jc w:val="both"/>
-      </w:pPr>
-      <w:r>
-        <w:rPr>
-          <w:rFonts w:eastAsia="Arial"/>
-          <w:sz w:val="28"/>
-          <w:szCs w:val="28"/>
+        <w:rPr>
+          <w:highlight w:val="green"/>
+        </w:rPr>
+      </w:pPr>
+      <w:r>
+        <w:rPr>
+          <w:rFonts w:eastAsia="Arial"/>
+          <w:sz w:val="28"/>
+          <w:szCs w:val="28"/>
+          <w:highlight w:val="green"/>
           <w:lang w:eastAsia="zh-CN" w:bidi="hi-IN"/>
         </w:rPr>
         <w:t>Ваше SPA должно состоять из следующих экранов:</w:t>
@@ -289,12 +445,16 @@
         </w:numPr>
         <w:spacing w:after="0"/>
         <w:jc w:val="both"/>
+        <w:rPr>
+          <w:highlight w:val="green"/>
+        </w:rPr>
       </w:pPr>
       <w:r>
         <w:rPr>
           <w:rFonts w:eastAsia="Times New Roman"/>
           <w:sz w:val="28"/>
           <w:szCs w:val="28"/>
+          <w:highlight w:val="green"/>
         </w:rPr>
         <w:t xml:space="preserve">Главный – см. файл </w:t>
       </w:r>
@@ -303,6 +463,7 @@
           <w:rFonts w:eastAsia="Times New Roman"/>
           <w:sz w:val="28"/>
           <w:szCs w:val="28"/>
+          <w:highlight w:val="green"/>
           <w:lang w:val="en-US"/>
         </w:rPr>
         <w:t>index</w:t>
@@ -312,6 +473,7 @@
           <w:rFonts w:eastAsia="Times New Roman"/>
           <w:sz w:val="28"/>
           <w:szCs w:val="28"/>
+          <w:highlight w:val="green"/>
         </w:rPr>
         <w:t>.</w:t>
       </w:r>
@@ -320,6 +482,7 @@
           <w:rFonts w:eastAsia="Times New Roman"/>
           <w:sz w:val="28"/>
           <w:szCs w:val="28"/>
+          <w:highlight w:val="green"/>
           <w:lang w:val="en-US"/>
         </w:rPr>
         <w:t>html</w:t>
@@ -334,11 +497,15 @@
         </w:numPr>
         <w:spacing w:after="0"/>
         <w:jc w:val="both"/>
-      </w:pPr>
-      <w:r>
-        <w:rPr>
-          <w:sz w:val="28"/>
-          <w:szCs w:val="28"/>
+        <w:rPr>
+          <w:highlight w:val="green"/>
+        </w:rPr>
+      </w:pPr>
+      <w:r>
+        <w:rPr>
+          <w:sz w:val="28"/>
+          <w:szCs w:val="28"/>
+          <w:highlight w:val="green"/>
         </w:rPr>
         <w:t xml:space="preserve">Регистрация на сайте – </w:t>
       </w:r>
@@ -347,6 +514,7 @@
           <w:rFonts w:eastAsia="Times New Roman"/>
           <w:sz w:val="28"/>
           <w:szCs w:val="28"/>
+          <w:highlight w:val="green"/>
         </w:rPr>
         <w:t xml:space="preserve">см. файл </w:t>
       </w:r>
@@ -354,6 +522,7 @@
         <w:rPr>
           <w:sz w:val="28"/>
           <w:szCs w:val="28"/>
+          <w:highlight w:val="green"/>
           <w:lang w:val="en-US"/>
         </w:rPr>
         <w:t>registration</w:t>
@@ -362,6 +531,7 @@
         <w:rPr>
           <w:sz w:val="28"/>
           <w:szCs w:val="28"/>
+          <w:highlight w:val="green"/>
         </w:rPr>
         <w:t>.</w:t>
       </w:r>
@@ -369,6 +539,7 @@
         <w:rPr>
           <w:sz w:val="28"/>
           <w:szCs w:val="28"/>
+          <w:highlight w:val="green"/>
           <w:lang w:val="en-US"/>
         </w:rPr>
         <w:t>html</w:t>
@@ -383,11 +554,15 @@
         </w:numPr>
         <w:spacing w:after="0"/>
         <w:jc w:val="both"/>
-      </w:pPr>
-      <w:r>
-        <w:rPr>
-          <w:sz w:val="28"/>
-          <w:szCs w:val="28"/>
+        <w:rPr>
+          <w:highlight w:val="green"/>
+        </w:rPr>
+      </w:pPr>
+      <w:r>
+        <w:rPr>
+          <w:sz w:val="28"/>
+          <w:szCs w:val="28"/>
+          <w:highlight w:val="green"/>
         </w:rPr>
         <w:t xml:space="preserve">Каталог книг - </w:t>
       </w:r>
@@ -396,6 +571,7 @@
           <w:rFonts w:eastAsia="Times New Roman"/>
           <w:sz w:val="28"/>
           <w:szCs w:val="28"/>
+          <w:highlight w:val="green"/>
         </w:rPr>
         <w:t xml:space="preserve">см. файл </w:t>
       </w:r>
@@ -403,6 +579,7 @@
         <w:rPr>
           <w:sz w:val="28"/>
           <w:szCs w:val="28"/>
+          <w:highlight w:val="green"/>
         </w:rPr>
         <w:t>catalog.html</w:t>
       </w:r>
@@ -416,11 +593,15 @@
         </w:numPr>
         <w:spacing w:after="0"/>
         <w:jc w:val="both"/>
-      </w:pPr>
-      <w:r>
-        <w:rPr>
-          <w:sz w:val="28"/>
-          <w:szCs w:val="28"/>
+        <w:rPr>
+          <w:highlight w:val="green"/>
+        </w:rPr>
+      </w:pPr>
+      <w:r>
+        <w:rPr>
+          <w:sz w:val="28"/>
+          <w:szCs w:val="28"/>
+          <w:highlight w:val="green"/>
         </w:rPr>
         <w:t xml:space="preserve">Чтение книги - </w:t>
       </w:r>
@@ -429,6 +610,7 @@
           <w:rFonts w:eastAsia="Times New Roman"/>
           <w:sz w:val="28"/>
           <w:szCs w:val="28"/>
+          <w:highlight w:val="green"/>
         </w:rPr>
         <w:t xml:space="preserve">см. файл </w:t>
       </w:r>
@@ -436,6 +618,7 @@
         <w:rPr>
           <w:sz w:val="28"/>
           <w:szCs w:val="28"/>
+          <w:highlight w:val="green"/>
         </w:rPr>
         <w:t>read.html</w:t>
       </w:r>
@@ -449,11 +632,15 @@
         </w:numPr>
         <w:spacing w:after="0"/>
         <w:jc w:val="both"/>
-      </w:pPr>
-      <w:r>
-        <w:rPr>
-          <w:sz w:val="28"/>
-          <w:szCs w:val="28"/>
+        <w:rPr>
+          <w:highlight w:val="green"/>
+        </w:rPr>
+      </w:pPr>
+      <w:r>
+        <w:rPr>
+          <w:sz w:val="28"/>
+          <w:szCs w:val="28"/>
+          <w:highlight w:val="green"/>
         </w:rPr>
         <w:t xml:space="preserve">Личный кабинет пользователя - </w:t>
       </w:r>
@@ -462,6 +649,7 @@
           <w:rFonts w:eastAsia="Times New Roman"/>
           <w:sz w:val="28"/>
           <w:szCs w:val="28"/>
+          <w:highlight w:val="green"/>
         </w:rPr>
         <w:t xml:space="preserve">см. файл </w:t>
       </w:r>
@@ -469,6 +657,7 @@
         <w:rPr>
           <w:sz w:val="28"/>
           <w:szCs w:val="28"/>
+          <w:highlight w:val="green"/>
         </w:rPr>
         <w:t>profile.html</w:t>
       </w:r>
@@ -482,11 +671,15 @@
         </w:numPr>
         <w:spacing w:after="0"/>
         <w:jc w:val="both"/>
-      </w:pPr>
-      <w:r>
-        <w:rPr>
-          <w:sz w:val="28"/>
-          <w:szCs w:val="28"/>
+        <w:rPr>
+          <w:highlight w:val="green"/>
+        </w:rPr>
+      </w:pPr>
+      <w:r>
+        <w:rPr>
+          <w:sz w:val="28"/>
+          <w:szCs w:val="28"/>
+          <w:highlight w:val="green"/>
         </w:rPr>
         <w:t xml:space="preserve">Личный кабинет администратора - </w:t>
       </w:r>
@@ -495,6 +688,7 @@
           <w:rFonts w:eastAsia="Times New Roman"/>
           <w:sz w:val="28"/>
           <w:szCs w:val="28"/>
+          <w:highlight w:val="green"/>
         </w:rPr>
         <w:t xml:space="preserve">см. файл </w:t>
       </w:r>
@@ -502,6 +696,7 @@
         <w:rPr>
           <w:sz w:val="28"/>
           <w:szCs w:val="28"/>
+          <w:highlight w:val="green"/>
         </w:rPr>
         <w:t>admin.html</w:t>
       </w:r>
@@ -515,11 +710,15 @@
         </w:numPr>
         <w:spacing w:after="0"/>
         <w:jc w:val="both"/>
-      </w:pPr>
-      <w:r>
-        <w:rPr>
-          <w:sz w:val="28"/>
-          <w:szCs w:val="28"/>
+        <w:rPr>
+          <w:highlight w:val="green"/>
+        </w:rPr>
+      </w:pPr>
+      <w:r>
+        <w:rPr>
+          <w:sz w:val="28"/>
+          <w:szCs w:val="28"/>
+          <w:highlight w:val="green"/>
         </w:rPr>
         <w:t xml:space="preserve">Страница не найдена – </w:t>
       </w:r>
@@ -528,6 +727,7 @@
           <w:rFonts w:eastAsia="Times New Roman"/>
           <w:sz w:val="28"/>
           <w:szCs w:val="28"/>
+          <w:highlight w:val="green"/>
         </w:rPr>
         <w:t xml:space="preserve">см. файл </w:t>
       </w:r>
@@ -535,6 +735,7 @@
         <w:rPr>
           <w:sz w:val="28"/>
           <w:szCs w:val="28"/>
+          <w:highlight w:val="green"/>
         </w:rPr>
         <w:t>not-found.html</w:t>
       </w:r>
@@ -548,11 +749,15 @@
         </w:numPr>
         <w:spacing w:after="0"/>
         <w:jc w:val="both"/>
-      </w:pPr>
-      <w:r>
-        <w:rPr>
-          <w:sz w:val="28"/>
-          <w:szCs w:val="28"/>
+        <w:rPr>
+          <w:highlight w:val="green"/>
+        </w:rPr>
+      </w:pPr>
+      <w:r>
+        <w:rPr>
+          <w:sz w:val="28"/>
+          <w:szCs w:val="28"/>
+          <w:highlight w:val="green"/>
         </w:rPr>
         <w:t xml:space="preserve">Доступ запрещен – </w:t>
       </w:r>
@@ -561,6 +766,7 @@
           <w:rFonts w:eastAsia="Times New Roman"/>
           <w:sz w:val="28"/>
           <w:szCs w:val="28"/>
+          <w:highlight w:val="green"/>
         </w:rPr>
         <w:t xml:space="preserve">см. файл </w:t>
       </w:r>
@@ -568,6 +774,7 @@
         <w:rPr>
           <w:sz w:val="28"/>
           <w:szCs w:val="28"/>
+          <w:highlight w:val="green"/>
           <w:lang w:val="en-US"/>
         </w:rPr>
         <w:t>denied</w:t>
@@ -576,9 +783,20 @@
         <w:rPr>
           <w:sz w:val="28"/>
           <w:szCs w:val="28"/>
-        </w:rPr>
-        <w:t>.html</w:t>
-      </w:r>
+          <w:highlight w:val="green"/>
+        </w:rPr>
+        <w:t>.</w:t>
+      </w:r>
+      <w:proofErr w:type="spellStart"/>
+      <w:r>
+        <w:rPr>
+          <w:sz w:val="28"/>
+          <w:szCs w:val="28"/>
+          <w:highlight w:val="green"/>
+        </w:rPr>
+        <w:t>html</w:t>
+      </w:r>
+      <w:proofErr w:type="spellEnd"/>
     </w:p>
     <w:p>
       <w:pPr>
@@ -777,6 +995,7 @@
         <w:jc w:val="both"/>
         <w:rPr>
           <w:rFonts w:eastAsia="Times New Roman"/>
+          <w:b/>
           <w:sz w:val="28"/>
           <w:szCs w:val="28"/>
         </w:rPr>
@@ -1278,8 +1497,25 @@
           <w:sz w:val="28"/>
           <w:szCs w:val="28"/>
         </w:rPr>
-        <w:lastRenderedPageBreak/>
-        <w:t xml:space="preserve">Перед отправкой запроса на сервер необходимо провести валидацию средствами </w:t>
+        <w:t xml:space="preserve">Перед отправкой запроса на сервер необходимо провести </w:t>
+      </w:r>
+      <w:proofErr w:type="spellStart"/>
+      <w:r>
+        <w:rPr>
+          <w:rFonts w:eastAsia="Arial"/>
+          <w:sz w:val="28"/>
+          <w:szCs w:val="28"/>
+        </w:rPr>
+        <w:t>валидацию</w:t>
+      </w:r>
+      <w:proofErr w:type="spellEnd"/>
+      <w:r>
+        <w:rPr>
+          <w:rFonts w:eastAsia="Arial"/>
+          <w:sz w:val="28"/>
+          <w:szCs w:val="28"/>
+        </w:rPr>
+        <w:t xml:space="preserve"> средствами </w:t>
       </w:r>
       <w:r>
         <w:rPr>
@@ -1308,13 +1544,24 @@
         </w:numPr>
         <w:spacing w:after="0"/>
       </w:pPr>
-      <w:r>
-        <w:rPr>
-          <w:rFonts w:eastAsia="Arial"/>
-          <w:sz w:val="28"/>
-          <w:szCs w:val="28"/>
-        </w:rPr>
-        <w:t>name – обязательное поле, строка, первая буква в верхнем регистре</w:t>
+      <w:proofErr w:type="spellStart"/>
+      <w:r>
+        <w:rPr>
+          <w:rFonts w:eastAsia="Arial"/>
+          <w:sz w:val="28"/>
+          <w:szCs w:val="28"/>
+        </w:rPr>
+        <w:lastRenderedPageBreak/>
+        <w:t>name</w:t>
+      </w:r>
+      <w:proofErr w:type="spellEnd"/>
+      <w:r>
+        <w:rPr>
+          <w:rFonts w:eastAsia="Arial"/>
+          <w:sz w:val="28"/>
+          <w:szCs w:val="28"/>
+        </w:rPr>
+        <w:t xml:space="preserve"> – обязательное поле, строка, первая буква в верхнем регистре</w:t>
       </w:r>
     </w:p>
     <w:p>
@@ -1326,13 +1573,23 @@
         </w:numPr>
         <w:spacing w:after="0"/>
       </w:pPr>
-      <w:r>
-        <w:rPr>
-          <w:rFonts w:eastAsia="Arial"/>
-          <w:sz w:val="28"/>
-          <w:szCs w:val="28"/>
-        </w:rPr>
-        <w:t xml:space="preserve">email – обязательное поле, формат корректного адреса </w:t>
+      <w:proofErr w:type="spellStart"/>
+      <w:r>
+        <w:rPr>
+          <w:rFonts w:eastAsia="Arial"/>
+          <w:sz w:val="28"/>
+          <w:szCs w:val="28"/>
+        </w:rPr>
+        <w:t>email</w:t>
+      </w:r>
+      <w:proofErr w:type="spellEnd"/>
+      <w:r>
+        <w:rPr>
+          <w:rFonts w:eastAsia="Arial"/>
+          <w:sz w:val="28"/>
+          <w:szCs w:val="28"/>
+        </w:rPr>
+        <w:t xml:space="preserve"> – обязательное поле, формат корректного адреса </w:t>
       </w:r>
       <w:r>
         <w:rPr>
@@ -1401,6 +1658,7 @@
         </w:tabs>
         <w:spacing w:before="3" w:after="0"/>
       </w:pPr>
+      <w:proofErr w:type="spellStart"/>
       <w:r>
         <w:rPr>
           <w:rFonts w:eastAsia="Arial"/>
@@ -1408,7 +1666,17 @@
           <w:szCs w:val="28"/>
           <w:lang w:eastAsia="zh-CN" w:bidi="hi-IN"/>
         </w:rPr>
-        <w:t>password – пароль пользователя, обязательное поле, состоит минимум из 4 символов, из которых как минимум одна строчная, одна прописная буква и одна цифра</w:t>
+        <w:t>password</w:t>
+      </w:r>
+      <w:proofErr w:type="spellEnd"/>
+      <w:r>
+        <w:rPr>
+          <w:rFonts w:eastAsia="Arial"/>
+          <w:sz w:val="28"/>
+          <w:szCs w:val="28"/>
+          <w:lang w:eastAsia="zh-CN" w:bidi="hi-IN"/>
+        </w:rPr>
+        <w:t xml:space="preserve"> – пароль пользователя, обязательное поле, состоит минимум из 4 символов, из которых как минимум одна строчная, одна прописная буква и одна цифра</w:t>
       </w:r>
     </w:p>
     <w:p>
@@ -1440,7 +1708,27 @@
           <w:szCs w:val="28"/>
           <w:lang w:eastAsia="zh-CN" w:bidi="hi-IN"/>
         </w:rPr>
-        <w:t>_password – повтор пароля пользователя, обязательное поле</w:t>
+        <w:t>_</w:t>
+      </w:r>
+      <w:proofErr w:type="spellStart"/>
+      <w:r>
+        <w:rPr>
+          <w:rFonts w:eastAsia="Arial"/>
+          <w:sz w:val="28"/>
+          <w:szCs w:val="28"/>
+          <w:lang w:eastAsia="zh-CN" w:bidi="hi-IN"/>
+        </w:rPr>
+        <w:t>password</w:t>
+      </w:r>
+      <w:proofErr w:type="spellEnd"/>
+      <w:r>
+        <w:rPr>
+          <w:rFonts w:eastAsia="Arial"/>
+          <w:sz w:val="28"/>
+          <w:szCs w:val="28"/>
+          <w:lang w:eastAsia="zh-CN" w:bidi="hi-IN"/>
+        </w:rPr>
+        <w:t xml:space="preserve"> – повтор пароля пользователя, обязательное поле</w:t>
       </w:r>
     </w:p>
     <w:p>
@@ -1711,6 +1999,8 @@
           <w:szCs w:val="28"/>
         </w:rPr>
       </w:pPr>
+      <w:bookmarkStart w:id="0" w:name="_GoBack"/>
+      <w:bookmarkEnd w:id="0"/>
     </w:p>
     <w:p>
       <w:pPr>
@@ -1929,7 +2219,27 @@
           <w:sz w:val="28"/>
           <w:szCs w:val="28"/>
         </w:rPr>
-        <w:t xml:space="preserve">Поле "Название книги" (текстовое поле), обязательное, максимальная длина – 64 символа, валидация средствами </w:t>
+        <w:t xml:space="preserve">Поле "Название книги" (текстовое поле), обязательное, максимальная длина – 64 символа, </w:t>
+      </w:r>
+      <w:proofErr w:type="spellStart"/>
+      <w:r>
+        <w:rPr>
+          <w:rFonts w:eastAsia="Times New Roman"/>
+          <w:color w:val="000000"/>
+          <w:sz w:val="28"/>
+          <w:szCs w:val="28"/>
+        </w:rPr>
+        <w:t>валидация</w:t>
+      </w:r>
+      <w:proofErr w:type="spellEnd"/>
+      <w:r>
+        <w:rPr>
+          <w:rFonts w:eastAsia="Times New Roman"/>
+          <w:color w:val="000000"/>
+          <w:sz w:val="28"/>
+          <w:szCs w:val="28"/>
+        </w:rPr>
+        <w:t xml:space="preserve"> средствами </w:t>
       </w:r>
       <w:r>
         <w:rPr>
@@ -2270,7 +2580,6 @@
           <w:szCs w:val="28"/>
           <w:lang w:eastAsia="zh-CN" w:bidi="hi-IN"/>
         </w:rPr>
-        <w:lastRenderedPageBreak/>
         <w:t>При загрузке экрана применяются настройки, которые пользователь указал ранее, или применяются настройки по умолчанию, если пользователь не менял исходные параметры.</w:t>
       </w:r>
     </w:p>
@@ -2390,7 +2699,27 @@
           <w:lang w:eastAsia="zh-CN" w:bidi="hi-IN"/>
         </w:rPr>
         <w:tab/>
-        <w:t>Администратор может поменять статус «доступно»/«недоступно» для каждой книги. Изменение статуса влияет на отображение книги в общем перечне каталога.</w:t>
+        <w:t>Администратор может поменять статус «</w:t>
+      </w:r>
+      <w:proofErr w:type="gramStart"/>
+      <w:r>
+        <w:rPr>
+          <w:rFonts w:eastAsia="Arial"/>
+          <w:sz w:val="28"/>
+          <w:szCs w:val="28"/>
+          <w:lang w:eastAsia="zh-CN" w:bidi="hi-IN"/>
+        </w:rPr>
+        <w:t>доступно»/</w:t>
+      </w:r>
+      <w:proofErr w:type="gramEnd"/>
+      <w:r>
+        <w:rPr>
+          <w:rFonts w:eastAsia="Arial"/>
+          <w:sz w:val="28"/>
+          <w:szCs w:val="28"/>
+          <w:lang w:eastAsia="zh-CN" w:bidi="hi-IN"/>
+        </w:rPr>
+        <w:t>«недоступно» для каждой книги. Изменение статуса влияет на отображение книги в общем перечне каталога.</w:t>
       </w:r>
     </w:p>
     <w:p>
@@ -2492,6 +2821,7 @@
         </w:rPr>
         <w:t xml:space="preserve">Разработанное приложение должно быть доступно по адресу </w:t>
       </w:r>
+      <w:proofErr w:type="spellStart"/>
       <w:r>
         <w:rPr>
           <w:rFonts w:eastAsia="Arial"/>
@@ -2501,6 +2831,7 @@
         </w:rPr>
         <w:t>yyyyyyy</w:t>
       </w:r>
+      <w:proofErr w:type="spellEnd"/>
       <w:r>
         <w:rPr>
           <w:rFonts w:eastAsia="Arial"/>
@@ -2546,6 +2877,7 @@
         </w:rPr>
         <w:t>.</w:t>
       </w:r>
+      <w:proofErr w:type="spellStart"/>
       <w:r>
         <w:rPr>
           <w:rFonts w:eastAsia="Arial"/>
@@ -2555,6 +2887,7 @@
         </w:rPr>
         <w:t>ru</w:t>
       </w:r>
+      <w:proofErr w:type="spellEnd"/>
       <w:r>
         <w:rPr>
           <w:rFonts w:eastAsia="Arial"/>
@@ -2589,7 +2922,27 @@
           <w:szCs w:val="28"/>
           <w:lang w:eastAsia="zh-CN" w:bidi="hi-IN"/>
         </w:rPr>
-        <w:t>Вам предоставляются следующие конфигурации фреймворков и библиотек:</w:t>
+        <w:t xml:space="preserve">Вам предоставляются следующие конфигурации </w:t>
+      </w:r>
+      <w:proofErr w:type="spellStart"/>
+      <w:r>
+        <w:rPr>
+          <w:rFonts w:eastAsia="Arial"/>
+          <w:sz w:val="28"/>
+          <w:szCs w:val="28"/>
+          <w:lang w:eastAsia="zh-CN" w:bidi="hi-IN"/>
+        </w:rPr>
+        <w:t>фреймворков</w:t>
+      </w:r>
+      <w:proofErr w:type="spellEnd"/>
+      <w:r>
+        <w:rPr>
+          <w:rFonts w:eastAsia="Arial"/>
+          <w:sz w:val="28"/>
+          <w:szCs w:val="28"/>
+          <w:lang w:eastAsia="zh-CN" w:bidi="hi-IN"/>
+        </w:rPr>
+        <w:t xml:space="preserve"> и библиотек:</w:t>
       </w:r>
     </w:p>
     <w:p>
@@ -2639,7 +2992,26 @@
           <w:lang w:val="en-US" w:eastAsia="zh-CN" w:bidi="hi-IN"/>
         </w:rPr>
         <w:tab/>
-        <w:t xml:space="preserve">jQuery 3.x </w:t>
+      </w:r>
+      <w:proofErr w:type="gramStart"/>
+      <w:r>
+        <w:rPr>
+          <w:rFonts w:eastAsia="Arial"/>
+          <w:sz w:val="28"/>
+          <w:szCs w:val="28"/>
+          <w:lang w:val="en-US" w:eastAsia="zh-CN" w:bidi="hi-IN"/>
+        </w:rPr>
+        <w:t>jQuery</w:t>
+      </w:r>
+      <w:proofErr w:type="gramEnd"/>
+      <w:r>
+        <w:rPr>
+          <w:rFonts w:eastAsia="Arial"/>
+          <w:sz w:val="28"/>
+          <w:szCs w:val="28"/>
+          <w:lang w:val="en-US" w:eastAsia="zh-CN" w:bidi="hi-IN"/>
+        </w:rPr>
+        <w:t xml:space="preserve"> 3.x </w:t>
       </w:r>
     </w:p>
     <w:p>
@@ -2667,7 +3039,26 @@
           <w:lang w:val="en-US" w:eastAsia="zh-CN" w:bidi="hi-IN"/>
         </w:rPr>
         <w:tab/>
-        <w:t>jQuery UI 1.x</w:t>
+      </w:r>
+      <w:proofErr w:type="gramStart"/>
+      <w:r>
+        <w:rPr>
+          <w:rFonts w:eastAsia="Arial"/>
+          <w:sz w:val="28"/>
+          <w:szCs w:val="28"/>
+          <w:lang w:val="en-US" w:eastAsia="zh-CN" w:bidi="hi-IN"/>
+        </w:rPr>
+        <w:t>jQuery</w:t>
+      </w:r>
+      <w:proofErr w:type="gramEnd"/>
+      <w:r>
+        <w:rPr>
+          <w:rFonts w:eastAsia="Arial"/>
+          <w:sz w:val="28"/>
+          <w:szCs w:val="28"/>
+          <w:lang w:val="en-US" w:eastAsia="zh-CN" w:bidi="hi-IN"/>
+        </w:rPr>
+        <w:t xml:space="preserve"> UI 1.x</w:t>
       </w:r>
     </w:p>
     <w:p>
@@ -2695,7 +3086,26 @@
           <w:lang w:val="en-US" w:eastAsia="zh-CN" w:bidi="hi-IN"/>
         </w:rPr>
         <w:tab/>
-        <w:t xml:space="preserve">VueJS 2.x </w:t>
+      </w:r>
+      <w:proofErr w:type="spellStart"/>
+      <w:r>
+        <w:rPr>
+          <w:rFonts w:eastAsia="Arial"/>
+          <w:sz w:val="28"/>
+          <w:szCs w:val="28"/>
+          <w:lang w:val="en-US" w:eastAsia="zh-CN" w:bidi="hi-IN"/>
+        </w:rPr>
+        <w:t>VueJS</w:t>
+      </w:r>
+      <w:proofErr w:type="spellEnd"/>
+      <w:r>
+        <w:rPr>
+          <w:rFonts w:eastAsia="Arial"/>
+          <w:sz w:val="28"/>
+          <w:szCs w:val="28"/>
+          <w:lang w:val="en-US" w:eastAsia="zh-CN" w:bidi="hi-IN"/>
+        </w:rPr>
+        <w:t xml:space="preserve"> 2.x </w:t>
       </w:r>
     </w:p>
     <w:p>
@@ -2723,7 +3133,26 @@
           <w:lang w:val="en-US" w:eastAsia="zh-CN" w:bidi="hi-IN"/>
         </w:rPr>
         <w:tab/>
-        <w:t>VueJS 3.x</w:t>
+      </w:r>
+      <w:proofErr w:type="spellStart"/>
+      <w:r>
+        <w:rPr>
+          <w:rFonts w:eastAsia="Arial"/>
+          <w:sz w:val="28"/>
+          <w:szCs w:val="28"/>
+          <w:lang w:val="en-US" w:eastAsia="zh-CN" w:bidi="hi-IN"/>
+        </w:rPr>
+        <w:t>VueJS</w:t>
+      </w:r>
+      <w:proofErr w:type="spellEnd"/>
+      <w:r>
+        <w:rPr>
+          <w:rFonts w:eastAsia="Arial"/>
+          <w:sz w:val="28"/>
+          <w:szCs w:val="28"/>
+          <w:lang w:val="en-US" w:eastAsia="zh-CN" w:bidi="hi-IN"/>
+        </w:rPr>
+        <w:t xml:space="preserve"> 3.x</w:t>
       </w:r>
     </w:p>
     <w:p>
@@ -2751,7 +3180,26 @@
           <w:lang w:val="en-US" w:eastAsia="zh-CN" w:bidi="hi-IN"/>
         </w:rPr>
         <w:tab/>
-        <w:t>Vue Router 3.x</w:t>
+      </w:r>
+      <w:proofErr w:type="spellStart"/>
+      <w:r>
+        <w:rPr>
+          <w:rFonts w:eastAsia="Arial"/>
+          <w:sz w:val="28"/>
+          <w:szCs w:val="28"/>
+          <w:lang w:val="en-US" w:eastAsia="zh-CN" w:bidi="hi-IN"/>
+        </w:rPr>
+        <w:t>Vue</w:t>
+      </w:r>
+      <w:proofErr w:type="spellEnd"/>
+      <w:r>
+        <w:rPr>
+          <w:rFonts w:eastAsia="Arial"/>
+          <w:sz w:val="28"/>
+          <w:szCs w:val="28"/>
+          <w:lang w:val="en-US" w:eastAsia="zh-CN" w:bidi="hi-IN"/>
+        </w:rPr>
+        <w:t xml:space="preserve"> Router 3.x</w:t>
       </w:r>
     </w:p>
     <w:p>
@@ -2779,7 +3227,26 @@
           <w:lang w:val="en-US" w:eastAsia="zh-CN" w:bidi="hi-IN"/>
         </w:rPr>
         <w:tab/>
-        <w:t>Vue Router 4.x</w:t>
+      </w:r>
+      <w:proofErr w:type="spellStart"/>
+      <w:r>
+        <w:rPr>
+          <w:rFonts w:eastAsia="Arial"/>
+          <w:sz w:val="28"/>
+          <w:szCs w:val="28"/>
+          <w:lang w:val="en-US" w:eastAsia="zh-CN" w:bidi="hi-IN"/>
+        </w:rPr>
+        <w:t>Vue</w:t>
+      </w:r>
+      <w:proofErr w:type="spellEnd"/>
+      <w:r>
+        <w:rPr>
+          <w:rFonts w:eastAsia="Arial"/>
+          <w:sz w:val="28"/>
+          <w:szCs w:val="28"/>
+          <w:lang w:val="en-US" w:eastAsia="zh-CN" w:bidi="hi-IN"/>
+        </w:rPr>
+        <w:t xml:space="preserve"> Router 4.x</w:t>
       </w:r>
     </w:p>
     <w:p>
@@ -2808,7 +3275,26 @@
           <w:lang w:val="en-US" w:eastAsia="zh-CN" w:bidi="hi-IN"/>
         </w:rPr>
         <w:tab/>
-        <w:t>Vue CLI</w:t>
+      </w:r>
+      <w:proofErr w:type="spellStart"/>
+      <w:r>
+        <w:rPr>
+          <w:rFonts w:eastAsia="Arial"/>
+          <w:sz w:val="28"/>
+          <w:szCs w:val="28"/>
+          <w:lang w:val="en-US" w:eastAsia="zh-CN" w:bidi="hi-IN"/>
+        </w:rPr>
+        <w:t>Vue</w:t>
+      </w:r>
+      <w:proofErr w:type="spellEnd"/>
+      <w:r>
+        <w:rPr>
+          <w:rFonts w:eastAsia="Arial"/>
+          <w:sz w:val="28"/>
+          <w:szCs w:val="28"/>
+          <w:lang w:val="en-US" w:eastAsia="zh-CN" w:bidi="hi-IN"/>
+        </w:rPr>
+        <w:t xml:space="preserve"> CLI</w:t>
       </w:r>
     </w:p>
     <w:p>
@@ -2917,7 +3403,26 @@
           <w:lang w:eastAsia="zh-CN" w:bidi="hi-IN"/>
         </w:rPr>
         <w:tab/>
-        <w:t>Angular CLI</w:t>
+      </w:r>
+      <w:proofErr w:type="spellStart"/>
+      <w:r>
+        <w:rPr>
+          <w:rFonts w:eastAsia="Arial"/>
+          <w:sz w:val="28"/>
+          <w:szCs w:val="28"/>
+          <w:lang w:eastAsia="zh-CN" w:bidi="hi-IN"/>
+        </w:rPr>
+        <w:t>Angular</w:t>
+      </w:r>
+      <w:proofErr w:type="spellEnd"/>
+      <w:r>
+        <w:rPr>
+          <w:rFonts w:eastAsia="Arial"/>
+          <w:sz w:val="28"/>
+          <w:szCs w:val="28"/>
+          <w:lang w:eastAsia="zh-CN" w:bidi="hi-IN"/>
+        </w:rPr>
+        <w:t xml:space="preserve"> CLI</w:t>
       </w:r>
     </w:p>
     <w:p>
@@ -2954,7 +3459,47 @@
           <w:lang w:eastAsia="zh-CN" w:bidi="hi-IN"/>
         </w:rPr>
         <w:lastRenderedPageBreak/>
-        <w:t>Вы можете использовать любой из представленных фреймворков/библиотек. Для оценки качества кода необходимо выгружать на сервер также не скомпилированный вариант проекта в папку source.</w:t>
+        <w:t xml:space="preserve">Вы можете использовать любой из представленных </w:t>
+      </w:r>
+      <w:proofErr w:type="spellStart"/>
+      <w:r>
+        <w:rPr>
+          <w:rFonts w:eastAsia="Arial"/>
+          <w:sz w:val="28"/>
+          <w:szCs w:val="28"/>
+          <w:lang w:eastAsia="zh-CN" w:bidi="hi-IN"/>
+        </w:rPr>
+        <w:t>фреймворков</w:t>
+      </w:r>
+      <w:proofErr w:type="spellEnd"/>
+      <w:r>
+        <w:rPr>
+          <w:rFonts w:eastAsia="Arial"/>
+          <w:sz w:val="28"/>
+          <w:szCs w:val="28"/>
+          <w:lang w:eastAsia="zh-CN" w:bidi="hi-IN"/>
+        </w:rPr>
+        <w:t xml:space="preserve">/библиотек. Для оценки качества кода необходимо выгружать на сервер также не скомпилированный вариант проекта в папку </w:t>
+      </w:r>
+      <w:proofErr w:type="spellStart"/>
+      <w:r>
+        <w:rPr>
+          <w:rFonts w:eastAsia="Arial"/>
+          <w:sz w:val="28"/>
+          <w:szCs w:val="28"/>
+          <w:lang w:eastAsia="zh-CN" w:bidi="hi-IN"/>
+        </w:rPr>
+        <w:t>source</w:t>
+      </w:r>
+      <w:proofErr w:type="spellEnd"/>
+      <w:r>
+        <w:rPr>
+          <w:rFonts w:eastAsia="Arial"/>
+          <w:sz w:val="28"/>
+          <w:szCs w:val="28"/>
+          <w:lang w:eastAsia="zh-CN" w:bidi="hi-IN"/>
+        </w:rPr>
+        <w:t>.</w:t>
       </w:r>
     </w:p>
     <w:p>
@@ -3097,7 +3642,43 @@
           <w:sz w:val="28"/>
           <w:szCs w:val="28"/>
         </w:rPr>
-        <w:t>Идентификацию пользователя организуйте посредством Bearer Token.</w:t>
+        <w:t xml:space="preserve">Идентификацию пользователя организуйте посредством </w:t>
+      </w:r>
+      <w:proofErr w:type="spellStart"/>
+      <w:r>
+        <w:rPr>
+          <w:rFonts w:eastAsia="Arial"/>
+          <w:sz w:val="28"/>
+          <w:szCs w:val="28"/>
+        </w:rPr>
+        <w:t>Bearer</w:t>
+      </w:r>
+      <w:proofErr w:type="spellEnd"/>
+      <w:r>
+        <w:rPr>
+          <w:rFonts w:eastAsia="Arial"/>
+          <w:sz w:val="28"/>
+          <w:szCs w:val="28"/>
+        </w:rPr>
+        <w:t xml:space="preserve"> </w:t>
+      </w:r>
+      <w:proofErr w:type="spellStart"/>
+      <w:r>
+        <w:rPr>
+          <w:rFonts w:eastAsia="Arial"/>
+          <w:sz w:val="28"/>
+          <w:szCs w:val="28"/>
+        </w:rPr>
+        <w:t>Token</w:t>
+      </w:r>
+      <w:proofErr w:type="spellEnd"/>
+      <w:r>
+        <w:rPr>
+          <w:rFonts w:eastAsia="Arial"/>
+          <w:sz w:val="28"/>
+          <w:szCs w:val="28"/>
+        </w:rPr>
+        <w:t>.</w:t>
       </w:r>
     </w:p>
     <w:p>
@@ -3195,8 +3776,19 @@
           <w:szCs w:val="28"/>
           <w:lang w:val="en-US"/>
         </w:rPr>
-        <w:t xml:space="preserve"> application/json</w:t>
-      </w:r>
+        <w:t xml:space="preserve"> application/</w:t>
+      </w:r>
+      <w:proofErr w:type="spellStart"/>
+      <w:r>
+        <w:rPr>
+          <w:rFonts w:eastAsia="Arial"/>
+          <w:sz w:val="28"/>
+          <w:szCs w:val="28"/>
+          <w:lang w:val="en-US"/>
+        </w:rPr>
+        <w:t>json</w:t>
+      </w:r>
+      <w:proofErr w:type="spellEnd"/>
     </w:p>
     <w:p>
       <w:pPr>
@@ -3242,7 +3834,61 @@
           <w:sz w:val="28"/>
           <w:szCs w:val="28"/>
         </w:rPr>
-        <w:t>   "message": "Login failed"</w:t>
+        <w:t>   "</w:t>
+      </w:r>
+      <w:proofErr w:type="spellStart"/>
+      <w:r>
+        <w:rPr>
+          <w:rFonts w:eastAsia="Arial"/>
+          <w:sz w:val="28"/>
+          <w:szCs w:val="28"/>
+        </w:rPr>
+        <w:t>message</w:t>
+      </w:r>
+      <w:proofErr w:type="spellEnd"/>
+      <w:r>
+        <w:rPr>
+          <w:rFonts w:eastAsia="Arial"/>
+          <w:sz w:val="28"/>
+          <w:szCs w:val="28"/>
+        </w:rPr>
+        <w:t>": "</w:t>
+      </w:r>
+      <w:proofErr w:type="spellStart"/>
+      <w:r>
+        <w:rPr>
+          <w:rFonts w:eastAsia="Arial"/>
+          <w:sz w:val="28"/>
+          <w:szCs w:val="28"/>
+        </w:rPr>
+        <w:t>Login</w:t>
+      </w:r>
+      <w:proofErr w:type="spellEnd"/>
+      <w:r>
+        <w:rPr>
+          <w:rFonts w:eastAsia="Arial"/>
+          <w:sz w:val="28"/>
+          <w:szCs w:val="28"/>
+        </w:rPr>
+        <w:t xml:space="preserve"> </w:t>
+      </w:r>
+      <w:proofErr w:type="spellStart"/>
+      <w:r>
+        <w:rPr>
+          <w:rFonts w:eastAsia="Arial"/>
+          <w:sz w:val="28"/>
+          <w:szCs w:val="28"/>
+        </w:rPr>
+        <w:t>failed</w:t>
+      </w:r>
+      <w:proofErr w:type="spellEnd"/>
+      <w:r>
+        <w:rPr>
+          <w:rFonts w:eastAsia="Arial"/>
+          <w:sz w:val="28"/>
+          <w:szCs w:val="28"/>
+        </w:rPr>
+        <w:t>"</w:t>
       </w:r>
     </w:p>
     <w:p>
@@ -3334,8 +3980,19 @@
           <w:szCs w:val="28"/>
           <w:lang w:val="en-US"/>
         </w:rPr>
-        <w:t>: application/json</w:t>
-      </w:r>
+        <w:t>: application/</w:t>
+      </w:r>
+      <w:proofErr w:type="spellStart"/>
+      <w:r>
+        <w:rPr>
+          <w:rFonts w:eastAsia="Arial"/>
+          <w:sz w:val="28"/>
+          <w:szCs w:val="28"/>
+          <w:lang w:val="en-US"/>
+        </w:rPr>
+        <w:t>json</w:t>
+      </w:r>
+      <w:proofErr w:type="spellEnd"/>
     </w:p>
     <w:p>
       <w:pPr>
@@ -3381,7 +4038,79 @@
           <w:sz w:val="28"/>
           <w:szCs w:val="28"/>
         </w:rPr>
-        <w:t>   "message": "Forbidden for you"</w:t>
+        <w:t>   "</w:t>
+      </w:r>
+      <w:proofErr w:type="spellStart"/>
+      <w:r>
+        <w:rPr>
+          <w:rFonts w:eastAsia="Arial"/>
+          <w:sz w:val="28"/>
+          <w:szCs w:val="28"/>
+        </w:rPr>
+        <w:t>message</w:t>
+      </w:r>
+      <w:proofErr w:type="spellEnd"/>
+      <w:r>
+        <w:rPr>
+          <w:rFonts w:eastAsia="Arial"/>
+          <w:sz w:val="28"/>
+          <w:szCs w:val="28"/>
+        </w:rPr>
+        <w:t>": "</w:t>
+      </w:r>
+      <w:proofErr w:type="spellStart"/>
+      <w:r>
+        <w:rPr>
+          <w:rFonts w:eastAsia="Arial"/>
+          <w:sz w:val="28"/>
+          <w:szCs w:val="28"/>
+        </w:rPr>
+        <w:t>Forbidden</w:t>
+      </w:r>
+      <w:proofErr w:type="spellEnd"/>
+      <w:r>
+        <w:rPr>
+          <w:rFonts w:eastAsia="Arial"/>
+          <w:sz w:val="28"/>
+          <w:szCs w:val="28"/>
+        </w:rPr>
+        <w:t xml:space="preserve"> </w:t>
+      </w:r>
+      <w:proofErr w:type="spellStart"/>
+      <w:r>
+        <w:rPr>
+          <w:rFonts w:eastAsia="Arial"/>
+          <w:sz w:val="28"/>
+          <w:szCs w:val="28"/>
+        </w:rPr>
+        <w:t>for</w:t>
+      </w:r>
+      <w:proofErr w:type="spellEnd"/>
+      <w:r>
+        <w:rPr>
+          <w:rFonts w:eastAsia="Arial"/>
+          <w:sz w:val="28"/>
+          <w:szCs w:val="28"/>
+        </w:rPr>
+        <w:t xml:space="preserve"> </w:t>
+      </w:r>
+      <w:proofErr w:type="spellStart"/>
+      <w:r>
+        <w:rPr>
+          <w:rFonts w:eastAsia="Arial"/>
+          <w:sz w:val="28"/>
+          <w:szCs w:val="28"/>
+        </w:rPr>
+        <w:t>you</w:t>
+      </w:r>
+      <w:proofErr w:type="spellEnd"/>
+      <w:r>
+        <w:rPr>
+          <w:rFonts w:eastAsia="Arial"/>
+          <w:sz w:val="28"/>
+          <w:szCs w:val="28"/>
+        </w:rPr>
+        <w:t>"</w:t>
       </w:r>
     </w:p>
     <w:p>
@@ -3474,8 +4203,19 @@
           <w:szCs w:val="28"/>
           <w:lang w:val="en-US"/>
         </w:rPr>
-        <w:t>application/json</w:t>
-      </w:r>
+        <w:t>application/</w:t>
+      </w:r>
+      <w:proofErr w:type="spellStart"/>
+      <w:r>
+        <w:rPr>
+          <w:rFonts w:eastAsia="Arial"/>
+          <w:sz w:val="28"/>
+          <w:szCs w:val="28"/>
+          <w:lang w:val="en-US"/>
+        </w:rPr>
+        <w:t>json</w:t>
+      </w:r>
+      <w:proofErr w:type="spellEnd"/>
     </w:p>
     <w:p>
       <w:pPr>
@@ -3521,7 +4261,61 @@
           <w:sz w:val="28"/>
           <w:szCs w:val="28"/>
         </w:rPr>
-        <w:t>   "message": "Not found",</w:t>
+        <w:t>   "</w:t>
+      </w:r>
+      <w:proofErr w:type="spellStart"/>
+      <w:r>
+        <w:rPr>
+          <w:rFonts w:eastAsia="Arial"/>
+          <w:sz w:val="28"/>
+          <w:szCs w:val="28"/>
+        </w:rPr>
+        <w:t>message</w:t>
+      </w:r>
+      <w:proofErr w:type="spellEnd"/>
+      <w:r>
+        <w:rPr>
+          <w:rFonts w:eastAsia="Arial"/>
+          <w:sz w:val="28"/>
+          <w:szCs w:val="28"/>
+        </w:rPr>
+        <w:t>": "</w:t>
+      </w:r>
+      <w:proofErr w:type="spellStart"/>
+      <w:r>
+        <w:rPr>
+          <w:rFonts w:eastAsia="Arial"/>
+          <w:sz w:val="28"/>
+          <w:szCs w:val="28"/>
+        </w:rPr>
+        <w:t>Not</w:t>
+      </w:r>
+      <w:proofErr w:type="spellEnd"/>
+      <w:r>
+        <w:rPr>
+          <w:rFonts w:eastAsia="Arial"/>
+          <w:sz w:val="28"/>
+          <w:szCs w:val="28"/>
+        </w:rPr>
+        <w:t xml:space="preserve"> </w:t>
+      </w:r>
+      <w:proofErr w:type="spellStart"/>
+      <w:r>
+        <w:rPr>
+          <w:rFonts w:eastAsia="Arial"/>
+          <w:sz w:val="28"/>
+          <w:szCs w:val="28"/>
+        </w:rPr>
+        <w:t>found</w:t>
+      </w:r>
+      <w:proofErr w:type="spellEnd"/>
+      <w:r>
+        <w:rPr>
+          <w:rFonts w:eastAsia="Arial"/>
+          <w:sz w:val="28"/>
+          <w:szCs w:val="28"/>
+        </w:rPr>
+        <w:t>",</w:t>
       </w:r>
     </w:p>
     <w:p>
@@ -3535,7 +4329,25 @@
           <w:sz w:val="28"/>
           <w:szCs w:val="28"/>
         </w:rPr>
-        <w:t>   "code": 404</w:t>
+        <w:t>   "</w:t>
+      </w:r>
+      <w:proofErr w:type="spellStart"/>
+      <w:r>
+        <w:rPr>
+          <w:rFonts w:eastAsia="Arial"/>
+          <w:sz w:val="28"/>
+          <w:szCs w:val="28"/>
+        </w:rPr>
+        <w:t>code</w:t>
+      </w:r>
+      <w:proofErr w:type="spellEnd"/>
+      <w:r>
+        <w:rPr>
+          <w:rFonts w:eastAsia="Arial"/>
+          <w:sz w:val="28"/>
+          <w:szCs w:val="28"/>
+        </w:rPr>
+        <w:t>": 404</w:t>
       </w:r>
     </w:p>
     <w:p>
@@ -3563,7 +4375,25 @@
           <w:sz w:val="28"/>
           <w:szCs w:val="28"/>
         </w:rPr>
-        <w:t> В случае ошибок связанных с валидацией данных во всех запросах необходимо возвращать следующее тело ответа:</w:t>
+        <w:t xml:space="preserve"> В случае ошибок связанных с </w:t>
+      </w:r>
+      <w:proofErr w:type="spellStart"/>
+      <w:r>
+        <w:rPr>
+          <w:rFonts w:eastAsia="Arial"/>
+          <w:sz w:val="28"/>
+          <w:szCs w:val="28"/>
+        </w:rPr>
+        <w:t>валидацией</w:t>
+      </w:r>
+      <w:proofErr w:type="spellEnd"/>
+      <w:r>
+        <w:rPr>
+          <w:rFonts w:eastAsia="Arial"/>
+          <w:sz w:val="28"/>
+          <w:szCs w:val="28"/>
+        </w:rPr>
+        <w:t xml:space="preserve"> данных во всех запросах необходимо возвращать следующее тело ответа:</w:t>
       </w:r>
       <w:r>
         <w:rPr>
@@ -3572,7 +4402,16 @@
           <w:szCs w:val="28"/>
         </w:rPr>
         <w:br/>
-        <w:t xml:space="preserve"> {</w:t>
+        <w:t xml:space="preserve"> </w:t>
+      </w:r>
+      <w:proofErr w:type="gramStart"/>
+      <w:r>
+        <w:rPr>
+          <w:rFonts w:eastAsia="Arial"/>
+          <w:sz w:val="28"/>
+          <w:szCs w:val="28"/>
+        </w:rPr>
+        <w:t>{</w:t>
       </w:r>
       <w:r>
         <w:rPr>
@@ -3581,7 +4420,34 @@
           <w:szCs w:val="28"/>
         </w:rPr>
         <w:br/>
-        <w:t xml:space="preserve">    “error”: {</w:t>
+        <w:t xml:space="preserve">  </w:t>
+      </w:r>
+      <w:proofErr w:type="gramEnd"/>
+      <w:r>
+        <w:rPr>
+          <w:rFonts w:eastAsia="Arial"/>
+          <w:sz w:val="28"/>
+          <w:szCs w:val="28"/>
+        </w:rPr>
+        <w:t>  “</w:t>
+      </w:r>
+      <w:proofErr w:type="spellStart"/>
+      <w:r>
+        <w:rPr>
+          <w:rFonts w:eastAsia="Arial"/>
+          <w:sz w:val="28"/>
+          <w:szCs w:val="28"/>
+        </w:rPr>
+        <w:t>error</w:t>
+      </w:r>
+      <w:proofErr w:type="spellEnd"/>
+      <w:r>
+        <w:rPr>
+          <w:rFonts w:eastAsia="Arial"/>
+          <w:sz w:val="28"/>
+          <w:szCs w:val="28"/>
+        </w:rPr>
+        <w:t>”: {</w:t>
       </w:r>
       <w:r>
         <w:rPr>
@@ -3590,7 +4456,43 @@
           <w:szCs w:val="28"/>
         </w:rPr>
         <w:br/>
-        <w:t xml:space="preserve">       “code”: &lt;code&gt;,</w:t>
+        <w:t xml:space="preserve">       “</w:t>
+      </w:r>
+      <w:proofErr w:type="spellStart"/>
+      <w:r>
+        <w:rPr>
+          <w:rFonts w:eastAsia="Arial"/>
+          <w:sz w:val="28"/>
+          <w:szCs w:val="28"/>
+        </w:rPr>
+        <w:t>code</w:t>
+      </w:r>
+      <w:proofErr w:type="spellEnd"/>
+      <w:r>
+        <w:rPr>
+          <w:rFonts w:eastAsia="Arial"/>
+          <w:sz w:val="28"/>
+          <w:szCs w:val="28"/>
+        </w:rPr>
+        <w:t>”: &lt;</w:t>
+      </w:r>
+      <w:proofErr w:type="spellStart"/>
+      <w:r>
+        <w:rPr>
+          <w:rFonts w:eastAsia="Arial"/>
+          <w:sz w:val="28"/>
+          <w:szCs w:val="28"/>
+        </w:rPr>
+        <w:t>code</w:t>
+      </w:r>
+      <w:proofErr w:type="spellEnd"/>
+      <w:r>
+        <w:rPr>
+          <w:rFonts w:eastAsia="Arial"/>
+          <w:sz w:val="28"/>
+          <w:szCs w:val="28"/>
+        </w:rPr>
+        <w:t>&gt;,</w:t>
       </w:r>
       <w:r>
         <w:rPr>
@@ -3599,7 +4501,43 @@
           <w:szCs w:val="28"/>
         </w:rPr>
         <w:br/>
-        <w:t xml:space="preserve">       “message”: &lt;message&gt;,</w:t>
+        <w:t xml:space="preserve">       “</w:t>
+      </w:r>
+      <w:proofErr w:type="spellStart"/>
+      <w:r>
+        <w:rPr>
+          <w:rFonts w:eastAsia="Arial"/>
+          <w:sz w:val="28"/>
+          <w:szCs w:val="28"/>
+        </w:rPr>
+        <w:t>message</w:t>
+      </w:r>
+      <w:proofErr w:type="spellEnd"/>
+      <w:r>
+        <w:rPr>
+          <w:rFonts w:eastAsia="Arial"/>
+          <w:sz w:val="28"/>
+          <w:szCs w:val="28"/>
+        </w:rPr>
+        <w:t>”: &lt;</w:t>
+      </w:r>
+      <w:proofErr w:type="spellStart"/>
+      <w:r>
+        <w:rPr>
+          <w:rFonts w:eastAsia="Arial"/>
+          <w:sz w:val="28"/>
+          <w:szCs w:val="28"/>
+        </w:rPr>
+        <w:t>message</w:t>
+      </w:r>
+      <w:proofErr w:type="spellEnd"/>
+      <w:r>
+        <w:rPr>
+          <w:rFonts w:eastAsia="Arial"/>
+          <w:sz w:val="28"/>
+          <w:szCs w:val="28"/>
+        </w:rPr>
+        <w:t>&gt;,</w:t>
       </w:r>
       <w:r>
         <w:rPr>
@@ -3608,7 +4546,25 @@
           <w:szCs w:val="28"/>
         </w:rPr>
         <w:br/>
-        <w:t xml:space="preserve">       “errors”: {</w:t>
+        <w:t xml:space="preserve">       “</w:t>
+      </w:r>
+      <w:proofErr w:type="spellStart"/>
+      <w:r>
+        <w:rPr>
+          <w:rFonts w:eastAsia="Arial"/>
+          <w:sz w:val="28"/>
+          <w:szCs w:val="28"/>
+        </w:rPr>
+        <w:t>errors</w:t>
+      </w:r>
+      <w:proofErr w:type="spellEnd"/>
+      <w:r>
+        <w:rPr>
+          <w:rFonts w:eastAsia="Arial"/>
+          <w:sz w:val="28"/>
+          <w:szCs w:val="28"/>
+        </w:rPr>
+        <w:t>”: {</w:t>
       </w:r>
       <w:r>
         <w:rPr>
@@ -3617,7 +4573,61 @@
           <w:szCs w:val="28"/>
         </w:rPr>
         <w:br/>
-        <w:t xml:space="preserve">           &lt;key&gt;: [ &lt;error message&gt;]</w:t>
+        <w:t xml:space="preserve">           &lt;</w:t>
+      </w:r>
+      <w:proofErr w:type="spellStart"/>
+      <w:r>
+        <w:rPr>
+          <w:rFonts w:eastAsia="Arial"/>
+          <w:sz w:val="28"/>
+          <w:szCs w:val="28"/>
+        </w:rPr>
+        <w:t>key</w:t>
+      </w:r>
+      <w:proofErr w:type="spellEnd"/>
+      <w:r>
+        <w:rPr>
+          <w:rFonts w:eastAsia="Arial"/>
+          <w:sz w:val="28"/>
+          <w:szCs w:val="28"/>
+        </w:rPr>
+        <w:t>&gt;: [ &lt;</w:t>
+      </w:r>
+      <w:proofErr w:type="spellStart"/>
+      <w:r>
+        <w:rPr>
+          <w:rFonts w:eastAsia="Arial"/>
+          <w:sz w:val="28"/>
+          <w:szCs w:val="28"/>
+        </w:rPr>
+        <w:t>error</w:t>
+      </w:r>
+      <w:proofErr w:type="spellEnd"/>
+      <w:r>
+        <w:rPr>
+          <w:rFonts w:eastAsia="Arial"/>
+          <w:sz w:val="28"/>
+          <w:szCs w:val="28"/>
+        </w:rPr>
+        <w:t xml:space="preserve"> </w:t>
+      </w:r>
+      <w:proofErr w:type="spellStart"/>
+      <w:r>
+        <w:rPr>
+          <w:rFonts w:eastAsia="Arial"/>
+          <w:sz w:val="28"/>
+          <w:szCs w:val="28"/>
+        </w:rPr>
+        <w:t>message</w:t>
+      </w:r>
+      <w:proofErr w:type="spellEnd"/>
+      <w:r>
+        <w:rPr>
+          <w:rFonts w:eastAsia="Arial"/>
+          <w:sz w:val="28"/>
+          <w:szCs w:val="28"/>
+        </w:rPr>
+        <w:t>&gt;]</w:t>
       </w:r>
       <w:r>
         <w:rPr>
@@ -3653,7 +4663,97 @@
           <w:szCs w:val="28"/>
         </w:rPr>
         <w:br/>
-        <w:t xml:space="preserve">  Обратите внимание, что вместо &lt;code&gt; и &lt;message&gt; необходимо указывать соответствующее значение, определенное в описании ответа на соответствующий запрос. В свойстве error.errors необходимо перечислить те свойства, которые не прошли валидацию, а в их значениях указать массив с ошибками валидации.</w:t>
+        <w:t xml:space="preserve">  Обратите внимание, что вместо &lt;</w:t>
+      </w:r>
+      <w:proofErr w:type="spellStart"/>
+      <w:r>
+        <w:rPr>
+          <w:rFonts w:eastAsia="Arial"/>
+          <w:sz w:val="28"/>
+          <w:szCs w:val="28"/>
+        </w:rPr>
+        <w:t>code</w:t>
+      </w:r>
+      <w:proofErr w:type="spellEnd"/>
+      <w:r>
+        <w:rPr>
+          <w:rFonts w:eastAsia="Arial"/>
+          <w:sz w:val="28"/>
+          <w:szCs w:val="28"/>
+        </w:rPr>
+        <w:t>&gt; и &lt;</w:t>
+      </w:r>
+      <w:proofErr w:type="spellStart"/>
+      <w:r>
+        <w:rPr>
+          <w:rFonts w:eastAsia="Arial"/>
+          <w:sz w:val="28"/>
+          <w:szCs w:val="28"/>
+        </w:rPr>
+        <w:t>message</w:t>
+      </w:r>
+      <w:proofErr w:type="spellEnd"/>
+      <w:r>
+        <w:rPr>
+          <w:rFonts w:eastAsia="Arial"/>
+          <w:sz w:val="28"/>
+          <w:szCs w:val="28"/>
+        </w:rPr>
+        <w:t xml:space="preserve">&gt; необходимо указывать соответствующее значение, определенное в описании ответа на соответствующий запрос. В свойстве </w:t>
+      </w:r>
+      <w:proofErr w:type="spellStart"/>
+      <w:r>
+        <w:rPr>
+          <w:rFonts w:eastAsia="Arial"/>
+          <w:sz w:val="28"/>
+          <w:szCs w:val="28"/>
+        </w:rPr>
+        <w:t>error.errors</w:t>
+      </w:r>
+      <w:proofErr w:type="spellEnd"/>
+      <w:r>
+        <w:rPr>
+          <w:rFonts w:eastAsia="Arial"/>
+          <w:sz w:val="28"/>
+          <w:szCs w:val="28"/>
+        </w:rPr>
+        <w:t xml:space="preserve"> необходимо перечислить те свойства, которые не прошли </w:t>
+      </w:r>
+      <w:proofErr w:type="spellStart"/>
+      <w:r>
+        <w:rPr>
+          <w:rFonts w:eastAsia="Arial"/>
+          <w:sz w:val="28"/>
+          <w:szCs w:val="28"/>
+        </w:rPr>
+        <w:t>валидацию</w:t>
+      </w:r>
+      <w:proofErr w:type="spellEnd"/>
+      <w:r>
+        <w:rPr>
+          <w:rFonts w:eastAsia="Arial"/>
+          <w:sz w:val="28"/>
+          <w:szCs w:val="28"/>
+        </w:rPr>
+        <w:t xml:space="preserve">, а в их значениях указать массив с ошибками </w:t>
+      </w:r>
+      <w:proofErr w:type="spellStart"/>
+      <w:r>
+        <w:rPr>
+          <w:rFonts w:eastAsia="Arial"/>
+          <w:sz w:val="28"/>
+          <w:szCs w:val="28"/>
+        </w:rPr>
+        <w:t>валидации</w:t>
+      </w:r>
+      <w:proofErr w:type="spellEnd"/>
+      <w:r>
+        <w:rPr>
+          <w:rFonts w:eastAsia="Arial"/>
+          <w:sz w:val="28"/>
+          <w:szCs w:val="28"/>
+        </w:rPr>
+        <w:t>.</w:t>
       </w:r>
       <w:r>
         <w:rPr>
@@ -3671,7 +4771,43 @@
           <w:szCs w:val="28"/>
         </w:rPr>
         <w:br/>
-        <w:t xml:space="preserve"> Например если отправить пустой запрос на сервер, где проверяется следующая валидация:</w:t>
+        <w:t xml:space="preserve"> </w:t>
+      </w:r>
+      <w:proofErr w:type="gramStart"/>
+      <w:r>
+        <w:rPr>
+          <w:rFonts w:eastAsia="Arial"/>
+          <w:sz w:val="28"/>
+          <w:szCs w:val="28"/>
+        </w:rPr>
+        <w:t>Например</w:t>
+      </w:r>
+      <w:proofErr w:type="gramEnd"/>
+      <w:r>
+        <w:rPr>
+          <w:rFonts w:eastAsia="Arial"/>
+          <w:sz w:val="28"/>
+          <w:szCs w:val="28"/>
+        </w:rPr>
+        <w:t xml:space="preserve"> если отправить пустой запрос на сервер, где проверяется следующая </w:t>
+      </w:r>
+      <w:proofErr w:type="spellStart"/>
+      <w:r>
+        <w:rPr>
+          <w:rFonts w:eastAsia="Arial"/>
+          <w:sz w:val="28"/>
+          <w:szCs w:val="28"/>
+        </w:rPr>
+        <w:t>валидация</w:t>
+      </w:r>
+      <w:proofErr w:type="spellEnd"/>
+      <w:r>
+        <w:rPr>
+          <w:rFonts w:eastAsia="Arial"/>
+          <w:sz w:val="28"/>
+          <w:szCs w:val="28"/>
+        </w:rPr>
+        <w:t>:</w:t>
       </w:r>
     </w:p>
     <w:p>
@@ -3684,13 +4820,23 @@
         <w:spacing w:after="0"/>
         <w:jc w:val="both"/>
       </w:pPr>
-      <w:r>
-        <w:rPr>
-          <w:rFonts w:eastAsia="Arial"/>
-          <w:sz w:val="28"/>
-          <w:szCs w:val="28"/>
-        </w:rPr>
-        <w:t>phone – обязательно поле</w:t>
+      <w:proofErr w:type="spellStart"/>
+      <w:r>
+        <w:rPr>
+          <w:rFonts w:eastAsia="Arial"/>
+          <w:sz w:val="28"/>
+          <w:szCs w:val="28"/>
+        </w:rPr>
+        <w:t>phone</w:t>
+      </w:r>
+      <w:proofErr w:type="spellEnd"/>
+      <w:r>
+        <w:rPr>
+          <w:rFonts w:eastAsia="Arial"/>
+          <w:sz w:val="28"/>
+          <w:szCs w:val="28"/>
+        </w:rPr>
+        <w:t xml:space="preserve"> – обязательно поле</w:t>
       </w:r>
     </w:p>
     <w:p>
@@ -3703,13 +4849,23 @@
         <w:spacing w:after="80"/>
         <w:jc w:val="both"/>
       </w:pPr>
-      <w:r>
-        <w:rPr>
-          <w:rFonts w:eastAsia="Arial"/>
-          <w:sz w:val="28"/>
-          <w:szCs w:val="28"/>
-        </w:rPr>
-        <w:t>password – обязательное поле</w:t>
+      <w:proofErr w:type="spellStart"/>
+      <w:r>
+        <w:rPr>
+          <w:rFonts w:eastAsia="Arial"/>
+          <w:sz w:val="28"/>
+          <w:szCs w:val="28"/>
+        </w:rPr>
+        <w:t>password</w:t>
+      </w:r>
+      <w:proofErr w:type="spellEnd"/>
+      <w:r>
+        <w:rPr>
+          <w:rFonts w:eastAsia="Arial"/>
+          <w:sz w:val="28"/>
+          <w:szCs w:val="28"/>
+        </w:rPr>
+        <w:t xml:space="preserve"> – обязательное поле</w:t>
       </w:r>
     </w:p>
     <w:p>
@@ -3732,7 +4888,16 @@
           <w:szCs w:val="28"/>
         </w:rPr>
         <w:br/>
-        <w:t xml:space="preserve"> {</w:t>
+        <w:t xml:space="preserve"> </w:t>
+      </w:r>
+      <w:proofErr w:type="gramStart"/>
+      <w:r>
+        <w:rPr>
+          <w:rFonts w:eastAsia="Arial"/>
+          <w:sz w:val="28"/>
+          <w:szCs w:val="28"/>
+        </w:rPr>
+        <w:t>{</w:t>
       </w:r>
       <w:r>
         <w:rPr>
@@ -3741,7 +4906,34 @@
           <w:szCs w:val="28"/>
         </w:rPr>
         <w:br/>
-        <w:t xml:space="preserve">    “error”: {</w:t>
+        <w:t xml:space="preserve">  </w:t>
+      </w:r>
+      <w:proofErr w:type="gramEnd"/>
+      <w:r>
+        <w:rPr>
+          <w:rFonts w:eastAsia="Arial"/>
+          <w:sz w:val="28"/>
+          <w:szCs w:val="28"/>
+        </w:rPr>
+        <w:t>  “</w:t>
+      </w:r>
+      <w:proofErr w:type="spellStart"/>
+      <w:r>
+        <w:rPr>
+          <w:rFonts w:eastAsia="Arial"/>
+          <w:sz w:val="28"/>
+          <w:szCs w:val="28"/>
+        </w:rPr>
+        <w:t>error</w:t>
+      </w:r>
+      <w:proofErr w:type="spellEnd"/>
+      <w:r>
+        <w:rPr>
+          <w:rFonts w:eastAsia="Arial"/>
+          <w:sz w:val="28"/>
+          <w:szCs w:val="28"/>
+        </w:rPr>
+        <w:t>”: {</w:t>
       </w:r>
       <w:r>
         <w:rPr>
@@ -3750,7 +4942,25 @@
           <w:szCs w:val="28"/>
         </w:rPr>
         <w:br/>
-        <w:t xml:space="preserve">       “code”: 422,</w:t>
+        <w:t xml:space="preserve">       “</w:t>
+      </w:r>
+      <w:proofErr w:type="spellStart"/>
+      <w:r>
+        <w:rPr>
+          <w:rFonts w:eastAsia="Arial"/>
+          <w:sz w:val="28"/>
+          <w:szCs w:val="28"/>
+        </w:rPr>
+        <w:t>code</w:t>
+      </w:r>
+      <w:proofErr w:type="spellEnd"/>
+      <w:r>
+        <w:rPr>
+          <w:rFonts w:eastAsia="Arial"/>
+          <w:sz w:val="28"/>
+          <w:szCs w:val="28"/>
+        </w:rPr>
+        <w:t>”: 422,</w:t>
       </w:r>
       <w:r>
         <w:rPr>
@@ -3767,7 +4977,61 @@
           <w:szCs w:val="28"/>
         </w:rPr>
         <w:lastRenderedPageBreak/>
-        <w:t xml:space="preserve">       “message”: “Validation error”,</w:t>
+        <w:t xml:space="preserve">       “</w:t>
+      </w:r>
+      <w:proofErr w:type="spellStart"/>
+      <w:r>
+        <w:rPr>
+          <w:rFonts w:eastAsia="Arial"/>
+          <w:sz w:val="28"/>
+          <w:szCs w:val="28"/>
+        </w:rPr>
+        <w:t>message</w:t>
+      </w:r>
+      <w:proofErr w:type="spellEnd"/>
+      <w:r>
+        <w:rPr>
+          <w:rFonts w:eastAsia="Arial"/>
+          <w:sz w:val="28"/>
+          <w:szCs w:val="28"/>
+        </w:rPr>
+        <w:t>”: “</w:t>
+      </w:r>
+      <w:proofErr w:type="spellStart"/>
+      <w:r>
+        <w:rPr>
+          <w:rFonts w:eastAsia="Arial"/>
+          <w:sz w:val="28"/>
+          <w:szCs w:val="28"/>
+        </w:rPr>
+        <w:t>Validation</w:t>
+      </w:r>
+      <w:proofErr w:type="spellEnd"/>
+      <w:r>
+        <w:rPr>
+          <w:rFonts w:eastAsia="Arial"/>
+          <w:sz w:val="28"/>
+          <w:szCs w:val="28"/>
+        </w:rPr>
+        <w:t xml:space="preserve"> </w:t>
+      </w:r>
+      <w:proofErr w:type="spellStart"/>
+      <w:r>
+        <w:rPr>
+          <w:rFonts w:eastAsia="Arial"/>
+          <w:sz w:val="28"/>
+          <w:szCs w:val="28"/>
+        </w:rPr>
+        <w:t>error</w:t>
+      </w:r>
+      <w:proofErr w:type="spellEnd"/>
+      <w:r>
+        <w:rPr>
+          <w:rFonts w:eastAsia="Arial"/>
+          <w:sz w:val="28"/>
+          <w:szCs w:val="28"/>
+        </w:rPr>
+        <w:t>”,</w:t>
       </w:r>
       <w:r>
         <w:rPr>
@@ -3776,7 +5040,25 @@
           <w:szCs w:val="28"/>
         </w:rPr>
         <w:br/>
-        <w:t xml:space="preserve">       “errors”: {</w:t>
+        <w:t xml:space="preserve">       “</w:t>
+      </w:r>
+      <w:proofErr w:type="spellStart"/>
+      <w:r>
+        <w:rPr>
+          <w:rFonts w:eastAsia="Arial"/>
+          <w:sz w:val="28"/>
+          <w:szCs w:val="28"/>
+        </w:rPr>
+        <w:t>errors</w:t>
+      </w:r>
+      <w:proofErr w:type="spellEnd"/>
+      <w:r>
+        <w:rPr>
+          <w:rFonts w:eastAsia="Arial"/>
+          <w:sz w:val="28"/>
+          <w:szCs w:val="28"/>
+        </w:rPr>
+        <w:t>”: {</w:t>
       </w:r>
       <w:r>
         <w:rPr>
@@ -3785,7 +5067,133 @@
           <w:szCs w:val="28"/>
         </w:rPr>
         <w:br/>
-        <w:t xml:space="preserve">           patronymic: [ “field phone can not be blank” ],</w:t>
+        <w:t xml:space="preserve">           </w:t>
+      </w:r>
+      <w:proofErr w:type="spellStart"/>
+      <w:r>
+        <w:rPr>
+          <w:rFonts w:eastAsia="Arial"/>
+          <w:sz w:val="28"/>
+          <w:szCs w:val="28"/>
+        </w:rPr>
+        <w:t>patronymic</w:t>
+      </w:r>
+      <w:proofErr w:type="spellEnd"/>
+      <w:r>
+        <w:rPr>
+          <w:rFonts w:eastAsia="Arial"/>
+          <w:sz w:val="28"/>
+          <w:szCs w:val="28"/>
+        </w:rPr>
+        <w:t>: [ “</w:t>
+      </w:r>
+      <w:proofErr w:type="spellStart"/>
+      <w:r>
+        <w:rPr>
+          <w:rFonts w:eastAsia="Arial"/>
+          <w:sz w:val="28"/>
+          <w:szCs w:val="28"/>
+        </w:rPr>
+        <w:t>field</w:t>
+      </w:r>
+      <w:proofErr w:type="spellEnd"/>
+      <w:r>
+        <w:rPr>
+          <w:rFonts w:eastAsia="Arial"/>
+          <w:sz w:val="28"/>
+          <w:szCs w:val="28"/>
+        </w:rPr>
+        <w:t xml:space="preserve"> </w:t>
+      </w:r>
+      <w:proofErr w:type="spellStart"/>
+      <w:r>
+        <w:rPr>
+          <w:rFonts w:eastAsia="Arial"/>
+          <w:sz w:val="28"/>
+          <w:szCs w:val="28"/>
+        </w:rPr>
+        <w:t>phone</w:t>
+      </w:r>
+      <w:proofErr w:type="spellEnd"/>
+      <w:r>
+        <w:rPr>
+          <w:rFonts w:eastAsia="Arial"/>
+          <w:sz w:val="28"/>
+          <w:szCs w:val="28"/>
+        </w:rPr>
+        <w:t xml:space="preserve"> </w:t>
+      </w:r>
+      <w:proofErr w:type="spellStart"/>
+      <w:r>
+        <w:rPr>
+          <w:rFonts w:eastAsia="Arial"/>
+          <w:sz w:val="28"/>
+          <w:szCs w:val="28"/>
+        </w:rPr>
+        <w:t>can</w:t>
+      </w:r>
+      <w:proofErr w:type="spellEnd"/>
+      <w:r>
+        <w:rPr>
+          <w:rFonts w:eastAsia="Arial"/>
+          <w:sz w:val="28"/>
+          <w:szCs w:val="28"/>
+        </w:rPr>
+        <w:t xml:space="preserve"> </w:t>
+      </w:r>
+      <w:proofErr w:type="spellStart"/>
+      <w:r>
+        <w:rPr>
+          <w:rFonts w:eastAsia="Arial"/>
+          <w:sz w:val="28"/>
+          <w:szCs w:val="28"/>
+        </w:rPr>
+        <w:t>not</w:t>
+      </w:r>
+      <w:proofErr w:type="spellEnd"/>
+      <w:r>
+        <w:rPr>
+          <w:rFonts w:eastAsia="Arial"/>
+          <w:sz w:val="28"/>
+          <w:szCs w:val="28"/>
+        </w:rPr>
+        <w:t xml:space="preserve"> </w:t>
+      </w:r>
+      <w:proofErr w:type="spellStart"/>
+      <w:r>
+        <w:rPr>
+          <w:rFonts w:eastAsia="Arial"/>
+          <w:sz w:val="28"/>
+          <w:szCs w:val="28"/>
+        </w:rPr>
+        <w:t>be</w:t>
+      </w:r>
+      <w:proofErr w:type="spellEnd"/>
+      <w:r>
+        <w:rPr>
+          <w:rFonts w:eastAsia="Arial"/>
+          <w:sz w:val="28"/>
+          <w:szCs w:val="28"/>
+        </w:rPr>
+        <w:t xml:space="preserve"> </w:t>
+      </w:r>
+      <w:proofErr w:type="spellStart"/>
+      <w:r>
+        <w:rPr>
+          <w:rFonts w:eastAsia="Arial"/>
+          <w:sz w:val="28"/>
+          <w:szCs w:val="28"/>
+        </w:rPr>
+        <w:t>blank</w:t>
+      </w:r>
+      <w:proofErr w:type="spellEnd"/>
+      <w:r>
+        <w:rPr>
+          <w:rFonts w:eastAsia="Arial"/>
+          <w:sz w:val="28"/>
+          <w:szCs w:val="28"/>
+        </w:rPr>
+        <w:t>” ],</w:t>
       </w:r>
       <w:r>
         <w:rPr>
@@ -3794,7 +5202,133 @@
           <w:szCs w:val="28"/>
         </w:rPr>
         <w:br/>
-        <w:t xml:space="preserve">           password: [ “field password can not be blank” ]</w:t>
+        <w:t xml:space="preserve">           </w:t>
+      </w:r>
+      <w:proofErr w:type="spellStart"/>
+      <w:r>
+        <w:rPr>
+          <w:rFonts w:eastAsia="Arial"/>
+          <w:sz w:val="28"/>
+          <w:szCs w:val="28"/>
+        </w:rPr>
+        <w:t>password</w:t>
+      </w:r>
+      <w:proofErr w:type="spellEnd"/>
+      <w:r>
+        <w:rPr>
+          <w:rFonts w:eastAsia="Arial"/>
+          <w:sz w:val="28"/>
+          <w:szCs w:val="28"/>
+        </w:rPr>
+        <w:t>: [ “</w:t>
+      </w:r>
+      <w:proofErr w:type="spellStart"/>
+      <w:r>
+        <w:rPr>
+          <w:rFonts w:eastAsia="Arial"/>
+          <w:sz w:val="28"/>
+          <w:szCs w:val="28"/>
+        </w:rPr>
+        <w:t>field</w:t>
+      </w:r>
+      <w:proofErr w:type="spellEnd"/>
+      <w:r>
+        <w:rPr>
+          <w:rFonts w:eastAsia="Arial"/>
+          <w:sz w:val="28"/>
+          <w:szCs w:val="28"/>
+        </w:rPr>
+        <w:t xml:space="preserve"> </w:t>
+      </w:r>
+      <w:proofErr w:type="spellStart"/>
+      <w:r>
+        <w:rPr>
+          <w:rFonts w:eastAsia="Arial"/>
+          <w:sz w:val="28"/>
+          <w:szCs w:val="28"/>
+        </w:rPr>
+        <w:t>password</w:t>
+      </w:r>
+      <w:proofErr w:type="spellEnd"/>
+      <w:r>
+        <w:rPr>
+          <w:rFonts w:eastAsia="Arial"/>
+          <w:sz w:val="28"/>
+          <w:szCs w:val="28"/>
+        </w:rPr>
+        <w:t xml:space="preserve"> </w:t>
+      </w:r>
+      <w:proofErr w:type="spellStart"/>
+      <w:r>
+        <w:rPr>
+          <w:rFonts w:eastAsia="Arial"/>
+          <w:sz w:val="28"/>
+          <w:szCs w:val="28"/>
+        </w:rPr>
+        <w:t>can</w:t>
+      </w:r>
+      <w:proofErr w:type="spellEnd"/>
+      <w:r>
+        <w:rPr>
+          <w:rFonts w:eastAsia="Arial"/>
+          <w:sz w:val="28"/>
+          <w:szCs w:val="28"/>
+        </w:rPr>
+        <w:t xml:space="preserve"> </w:t>
+      </w:r>
+      <w:proofErr w:type="spellStart"/>
+      <w:r>
+        <w:rPr>
+          <w:rFonts w:eastAsia="Arial"/>
+          <w:sz w:val="28"/>
+          <w:szCs w:val="28"/>
+        </w:rPr>
+        <w:t>not</w:t>
+      </w:r>
+      <w:proofErr w:type="spellEnd"/>
+      <w:r>
+        <w:rPr>
+          <w:rFonts w:eastAsia="Arial"/>
+          <w:sz w:val="28"/>
+          <w:szCs w:val="28"/>
+        </w:rPr>
+        <w:t xml:space="preserve"> </w:t>
+      </w:r>
+      <w:proofErr w:type="spellStart"/>
+      <w:r>
+        <w:rPr>
+          <w:rFonts w:eastAsia="Arial"/>
+          <w:sz w:val="28"/>
+          <w:szCs w:val="28"/>
+        </w:rPr>
+        <w:t>be</w:t>
+      </w:r>
+      <w:proofErr w:type="spellEnd"/>
+      <w:r>
+        <w:rPr>
+          <w:rFonts w:eastAsia="Arial"/>
+          <w:sz w:val="28"/>
+          <w:szCs w:val="28"/>
+        </w:rPr>
+        <w:t xml:space="preserve"> </w:t>
+      </w:r>
+      <w:proofErr w:type="spellStart"/>
+      <w:r>
+        <w:rPr>
+          <w:rFonts w:eastAsia="Arial"/>
+          <w:sz w:val="28"/>
+          <w:szCs w:val="28"/>
+        </w:rPr>
+        <w:t>blank</w:t>
+      </w:r>
+      <w:proofErr w:type="spellEnd"/>
+      <w:r>
+        <w:rPr>
+          <w:rFonts w:eastAsia="Arial"/>
+          <w:sz w:val="28"/>
+          <w:szCs w:val="28"/>
+        </w:rPr>
+        <w:t>” ]</w:t>
       </w:r>
       <w:r>
         <w:rPr>
@@ -3839,7 +5373,61 @@
           <w:szCs w:val="28"/>
         </w:rPr>
         <w:br/>
-        <w:t xml:space="preserve"> Учтите, что code и message могут быть определены иначе, если в запросе указано иное. В значениях свойств errors вы можете использовать любые сообщения об ошибках (если не указана конкретная ошибка), но они должны описывать возникшую проблему. </w:t>
+        <w:t xml:space="preserve"> Учтите, что </w:t>
+      </w:r>
+      <w:proofErr w:type="spellStart"/>
+      <w:r>
+        <w:rPr>
+          <w:rFonts w:eastAsia="Arial"/>
+          <w:sz w:val="28"/>
+          <w:szCs w:val="28"/>
+        </w:rPr>
+        <w:t>code</w:t>
+      </w:r>
+      <w:proofErr w:type="spellEnd"/>
+      <w:r>
+        <w:rPr>
+          <w:rFonts w:eastAsia="Arial"/>
+          <w:sz w:val="28"/>
+          <w:szCs w:val="28"/>
+        </w:rPr>
+        <w:t xml:space="preserve"> и </w:t>
+      </w:r>
+      <w:proofErr w:type="spellStart"/>
+      <w:r>
+        <w:rPr>
+          <w:rFonts w:eastAsia="Arial"/>
+          <w:sz w:val="28"/>
+          <w:szCs w:val="28"/>
+        </w:rPr>
+        <w:t>message</w:t>
+      </w:r>
+      <w:proofErr w:type="spellEnd"/>
+      <w:r>
+        <w:rPr>
+          <w:rFonts w:eastAsia="Arial"/>
+          <w:sz w:val="28"/>
+          <w:szCs w:val="28"/>
+        </w:rPr>
+        <w:t xml:space="preserve"> могут быть определены иначе, если в запросе указано иное. В значениях свойств </w:t>
+      </w:r>
+      <w:proofErr w:type="spellStart"/>
+      <w:r>
+        <w:rPr>
+          <w:rFonts w:eastAsia="Arial"/>
+          <w:sz w:val="28"/>
+          <w:szCs w:val="28"/>
+        </w:rPr>
+        <w:t>errors</w:t>
+      </w:r>
+      <w:proofErr w:type="spellEnd"/>
+      <w:r>
+        <w:rPr>
+          <w:rFonts w:eastAsia="Arial"/>
+          <w:sz w:val="28"/>
+          <w:szCs w:val="28"/>
+        </w:rPr>
+        <w:t xml:space="preserve"> вы можете использовать любые сообщения об ошибках (если не указана конкретная ошибка), но они должны описывать возникшую проблему. </w:t>
       </w:r>
     </w:p>
     <w:p>
@@ -3902,13 +5490,23 @@
         </w:numPr>
         <w:spacing w:after="0"/>
       </w:pPr>
-      <w:r>
-        <w:rPr>
-          <w:rFonts w:eastAsia="Arial"/>
-          <w:sz w:val="28"/>
-          <w:szCs w:val="28"/>
-        </w:rPr>
-        <w:t>name – обязательное поле, строка, первая буква в верхнем регистре</w:t>
+      <w:proofErr w:type="spellStart"/>
+      <w:r>
+        <w:rPr>
+          <w:rFonts w:eastAsia="Arial"/>
+          <w:sz w:val="28"/>
+          <w:szCs w:val="28"/>
+        </w:rPr>
+        <w:t>name</w:t>
+      </w:r>
+      <w:proofErr w:type="spellEnd"/>
+      <w:r>
+        <w:rPr>
+          <w:rFonts w:eastAsia="Arial"/>
+          <w:sz w:val="28"/>
+          <w:szCs w:val="28"/>
+        </w:rPr>
+        <w:t xml:space="preserve"> – обязательное поле, строка, первая буква в верхнем регистре</w:t>
       </w:r>
     </w:p>
     <w:p>
@@ -3920,13 +5518,23 @@
         </w:numPr>
         <w:spacing w:after="0"/>
       </w:pPr>
-      <w:r>
-        <w:rPr>
-          <w:rFonts w:eastAsia="Arial"/>
-          <w:sz w:val="28"/>
-          <w:szCs w:val="28"/>
-        </w:rPr>
-        <w:t xml:space="preserve">email – обязательное и уникальное поле, строка, формат корректного адреса </w:t>
+      <w:proofErr w:type="spellStart"/>
+      <w:r>
+        <w:rPr>
+          <w:rFonts w:eastAsia="Arial"/>
+          <w:sz w:val="28"/>
+          <w:szCs w:val="28"/>
+        </w:rPr>
+        <w:t>email</w:t>
+      </w:r>
+      <w:proofErr w:type="spellEnd"/>
+      <w:r>
+        <w:rPr>
+          <w:rFonts w:eastAsia="Arial"/>
+          <w:sz w:val="28"/>
+          <w:szCs w:val="28"/>
+        </w:rPr>
+        <w:t xml:space="preserve"> – обязательное и уникальное поле, строка, формат корректного адреса </w:t>
       </w:r>
       <w:r>
         <w:rPr>
@@ -4022,13 +5630,23 @@
         </w:tabs>
         <w:spacing w:before="3" w:after="0"/>
       </w:pPr>
-      <w:r>
-        <w:rPr>
-          <w:rFonts w:eastAsia="Arial"/>
-          <w:sz w:val="28"/>
-          <w:szCs w:val="28"/>
-        </w:rPr>
-        <w:t>password – пароль пользователя, обязательное поле, состоит минимум из 4 символов, из которых как минимум одна строчная, одна прописная буква и одна цифра</w:t>
+      <w:proofErr w:type="spellStart"/>
+      <w:r>
+        <w:rPr>
+          <w:rFonts w:eastAsia="Arial"/>
+          <w:sz w:val="28"/>
+          <w:szCs w:val="28"/>
+        </w:rPr>
+        <w:t>password</w:t>
+      </w:r>
+      <w:proofErr w:type="spellEnd"/>
+      <w:r>
+        <w:rPr>
+          <w:rFonts w:eastAsia="Arial"/>
+          <w:sz w:val="28"/>
+          <w:szCs w:val="28"/>
+        </w:rPr>
+        <w:t xml:space="preserve"> – пароль пользователя, обязательное поле, состоит минимум из 4 символов, из которых как минимум одна строчная, одна прописная буква и одна цифра</w:t>
       </w:r>
     </w:p>
     <w:p>
@@ -4084,6 +5702,7 @@
               <w:pStyle w:val="10"/>
               <w:spacing w:after="0" w:line="240" w:lineRule="auto"/>
             </w:pPr>
+            <w:proofErr w:type="spellStart"/>
             <w:r>
               <w:rPr>
                 <w:rFonts w:eastAsia="Arial"/>
@@ -4092,6 +5711,7 @@
               </w:rPr>
               <w:t>Request</w:t>
             </w:r>
+            <w:proofErr w:type="spellEnd"/>
           </w:p>
         </w:tc>
         <w:tc>
@@ -4109,6 +5729,7 @@
               <w:pStyle w:val="10"/>
               <w:spacing w:after="0" w:line="240" w:lineRule="auto"/>
             </w:pPr>
+            <w:proofErr w:type="spellStart"/>
             <w:r>
               <w:rPr>
                 <w:rFonts w:eastAsia="Arial"/>
@@ -4117,6 +5738,7 @@
               </w:rPr>
               <w:t>Response</w:t>
             </w:r>
+            <w:proofErr w:type="spellEnd"/>
           </w:p>
         </w:tc>
       </w:tr>
@@ -4171,7 +5793,29 @@
                 <w:szCs w:val="28"/>
                 <w:lang w:val="en-US"/>
               </w:rPr>
-              <w:t>{{host}}/api/registration</w:t>
+              <w:t>{{host}}/</w:t>
+            </w:r>
+            <w:proofErr w:type="spellStart"/>
+            <w:r>
+              <w:rPr>
+                <w:rFonts w:eastAsia="Arial"/>
+                <w:bCs/>
+                <w:sz w:val="28"/>
+                <w:szCs w:val="28"/>
+                <w:lang w:val="en-US"/>
+              </w:rPr>
+              <w:t>api</w:t>
+            </w:r>
+            <w:proofErr w:type="spellEnd"/>
+            <w:r>
+              <w:rPr>
+                <w:rFonts w:eastAsia="Arial"/>
+                <w:bCs/>
+                <w:sz w:val="28"/>
+                <w:szCs w:val="28"/>
+                <w:lang w:val="en-US"/>
+              </w:rPr>
+              <w:t>/registration</w:t>
             </w:r>
           </w:p>
           <w:p>
@@ -4251,8 +5895,19 @@
                 <w:szCs w:val="28"/>
                 <w:lang w:val="en-US"/>
               </w:rPr>
-              <w:t>- Content-Type: application/json</w:t>
-            </w:r>
+              <w:t>- Content-Type: application/</w:t>
+            </w:r>
+            <w:proofErr w:type="spellStart"/>
+            <w:r>
+              <w:rPr>
+                <w:rFonts w:eastAsia="Arial"/>
+                <w:sz w:val="28"/>
+                <w:szCs w:val="28"/>
+                <w:lang w:val="en-US"/>
+              </w:rPr>
+              <w:t>json</w:t>
+            </w:r>
+            <w:proofErr w:type="spellEnd"/>
           </w:p>
           <w:p>
             <w:pPr>
@@ -4495,8 +6150,19 @@
                 <w:szCs w:val="28"/>
                 <w:lang w:val="en-US"/>
               </w:rPr>
-              <w:t xml:space="preserve"> application/json</w:t>
-            </w:r>
+              <w:t xml:space="preserve"> application/</w:t>
+            </w:r>
+            <w:proofErr w:type="spellStart"/>
+            <w:r>
+              <w:rPr>
+                <w:rFonts w:eastAsia="Arial"/>
+                <w:sz w:val="28"/>
+                <w:szCs w:val="28"/>
+                <w:lang w:val="en-US"/>
+              </w:rPr>
+              <w:t>json</w:t>
+            </w:r>
+            <w:proofErr w:type="spellEnd"/>
           </w:p>
           <w:p>
             <w:pPr>
@@ -4810,8 +6476,19 @@
                 <w:szCs w:val="28"/>
                 <w:u w:val="single"/>
               </w:rPr>
-              <w:t>Ошибки валидации</w:t>
-            </w:r>
+              <w:t xml:space="preserve">Ошибки </w:t>
+            </w:r>
+            <w:proofErr w:type="spellStart"/>
+            <w:r>
+              <w:rPr>
+                <w:rFonts w:eastAsia="Arial"/>
+                <w:sz w:val="28"/>
+                <w:szCs w:val="28"/>
+                <w:u w:val="single"/>
+              </w:rPr>
+              <w:t>валидации</w:t>
+            </w:r>
+            <w:proofErr w:type="spellEnd"/>
           </w:p>
           <w:p>
             <w:pPr>
@@ -4923,7 +6600,25 @@
           <w:sz w:val="28"/>
           <w:szCs w:val="28"/>
         </w:rPr>
-        <w:t xml:space="preserve"> и паролем. Если клиент отправил корректные данные, то необходимо вернуть сгенерированный токен, роль пользователя – </w:t>
+        <w:t xml:space="preserve"> и паролем. Если клиент отправил корректные данные, то необходимо вернуть сгенерированный </w:t>
+      </w:r>
+      <w:proofErr w:type="spellStart"/>
+      <w:r>
+        <w:rPr>
+          <w:rFonts w:eastAsia="Arial"/>
+          <w:sz w:val="28"/>
+          <w:szCs w:val="28"/>
+        </w:rPr>
+        <w:t>токен</w:t>
+      </w:r>
+      <w:proofErr w:type="spellEnd"/>
+      <w:r>
+        <w:rPr>
+          <w:rFonts w:eastAsia="Arial"/>
+          <w:sz w:val="28"/>
+          <w:szCs w:val="28"/>
+        </w:rPr>
+        <w:t xml:space="preserve">, роль пользователя – </w:t>
       </w:r>
       <w:r>
         <w:rPr>
@@ -5003,8 +6698,18 @@
                 <w:sz w:val="28"/>
                 <w:szCs w:val="28"/>
               </w:rPr>
-              <w:t> Request</w:t>
-            </w:r>
+              <w:t> </w:t>
+            </w:r>
+            <w:proofErr w:type="spellStart"/>
+            <w:r>
+              <w:rPr>
+                <w:rFonts w:eastAsia="Arial"/>
+                <w:sz w:val="28"/>
+                <w:szCs w:val="28"/>
+              </w:rPr>
+              <w:t>Request</w:t>
+            </w:r>
+            <w:proofErr w:type="spellEnd"/>
           </w:p>
         </w:tc>
         <w:tc>
@@ -5022,6 +6727,7 @@
               <w:pStyle w:val="10"/>
               <w:spacing w:after="0" w:line="240" w:lineRule="auto"/>
             </w:pPr>
+            <w:proofErr w:type="spellStart"/>
             <w:r>
               <w:rPr>
                 <w:rFonts w:eastAsia="Arial"/>
@@ -5030,6 +6736,7 @@
               </w:rPr>
               <w:t>Response</w:t>
             </w:r>
+            <w:proofErr w:type="spellEnd"/>
           </w:p>
         </w:tc>
       </w:tr>
@@ -5073,7 +6780,27 @@
                 <w:szCs w:val="28"/>
                 <w:lang w:val="en-US"/>
               </w:rPr>
-              <w:t xml:space="preserve"> {{host}}/api/login</w:t>
+              <w:t xml:space="preserve"> {{host}}/</w:t>
+            </w:r>
+            <w:proofErr w:type="spellStart"/>
+            <w:r>
+              <w:rPr>
+                <w:rFonts w:eastAsia="Arial"/>
+                <w:sz w:val="28"/>
+                <w:szCs w:val="28"/>
+                <w:lang w:val="en-US"/>
+              </w:rPr>
+              <w:t>api</w:t>
+            </w:r>
+            <w:proofErr w:type="spellEnd"/>
+            <w:r>
+              <w:rPr>
+                <w:rFonts w:eastAsia="Arial"/>
+                <w:sz w:val="28"/>
+                <w:szCs w:val="28"/>
+                <w:lang w:val="en-US"/>
+              </w:rPr>
+              <w:t>/login</w:t>
             </w:r>
           </w:p>
           <w:p>
@@ -5153,8 +6880,19 @@
                 <w:szCs w:val="28"/>
                 <w:lang w:val="en-US"/>
               </w:rPr>
-              <w:t>- Content-Type: application/json</w:t>
-            </w:r>
+              <w:t>- Content-Type: application/</w:t>
+            </w:r>
+            <w:proofErr w:type="spellStart"/>
+            <w:r>
+              <w:rPr>
+                <w:rFonts w:eastAsia="Arial"/>
+                <w:sz w:val="28"/>
+                <w:szCs w:val="28"/>
+                <w:lang w:val="en-US"/>
+              </w:rPr>
+              <w:t>json</w:t>
+            </w:r>
+            <w:proofErr w:type="spellEnd"/>
           </w:p>
           <w:p>
             <w:pPr>
@@ -5356,8 +7094,19 @@
                 <w:szCs w:val="28"/>
                 <w:lang w:val="en-US"/>
               </w:rPr>
-              <w:t xml:space="preserve"> application/json</w:t>
-            </w:r>
+              <w:t xml:space="preserve"> application/</w:t>
+            </w:r>
+            <w:proofErr w:type="spellStart"/>
+            <w:r>
+              <w:rPr>
+                <w:rFonts w:eastAsia="Arial"/>
+                <w:sz w:val="28"/>
+                <w:szCs w:val="28"/>
+                <w:lang w:val="en-US"/>
+              </w:rPr>
+              <w:t>json</w:t>
+            </w:r>
+            <w:proofErr w:type="spellEnd"/>
           </w:p>
           <w:p>
             <w:pPr>
@@ -5433,7 +7182,47 @@
                 <w:szCs w:val="28"/>
                 <w:lang w:val="en-US"/>
               </w:rPr>
-              <w:t xml:space="preserve">    "token": "eyJhbGciOiJIUz...",</w:t>
+              <w:t xml:space="preserve">    "</w:t>
+            </w:r>
+            <w:proofErr w:type="gramStart"/>
+            <w:r>
+              <w:rPr>
+                <w:rFonts w:eastAsia="Arial"/>
+                <w:sz w:val="28"/>
+                <w:szCs w:val="28"/>
+                <w:lang w:val="en-US"/>
+              </w:rPr>
+              <w:t>token</w:t>
+            </w:r>
+            <w:proofErr w:type="gramEnd"/>
+            <w:r>
+              <w:rPr>
+                <w:rFonts w:eastAsia="Arial"/>
+                <w:sz w:val="28"/>
+                <w:szCs w:val="28"/>
+                <w:lang w:val="en-US"/>
+              </w:rPr>
+              <w:t>": "</w:t>
+            </w:r>
+            <w:proofErr w:type="spellStart"/>
+            <w:r>
+              <w:rPr>
+                <w:rFonts w:eastAsia="Arial"/>
+                <w:sz w:val="28"/>
+                <w:szCs w:val="28"/>
+                <w:lang w:val="en-US"/>
+              </w:rPr>
+              <w:t>eyJhbGciOiJIUz</w:t>
+            </w:r>
+            <w:proofErr w:type="spellEnd"/>
+            <w:r>
+              <w:rPr>
+                <w:rFonts w:eastAsia="Arial"/>
+                <w:sz w:val="28"/>
+                <w:szCs w:val="28"/>
+                <w:lang w:val="en-US"/>
+              </w:rPr>
+              <w:t>...",</w:t>
             </w:r>
           </w:p>
           <w:p>
@@ -5585,7 +7374,47 @@
                 <w:szCs w:val="28"/>
                 <w:lang w:val="en-US"/>
               </w:rPr>
-              <w:t xml:space="preserve">    "message": "Успешная авторизация"</w:t>
+              <w:t xml:space="preserve">    "message": "</w:t>
+            </w:r>
+            <w:proofErr w:type="spellStart"/>
+            <w:r>
+              <w:rPr>
+                <w:rFonts w:eastAsia="Arial"/>
+                <w:sz w:val="28"/>
+                <w:szCs w:val="28"/>
+                <w:lang w:val="en-US"/>
+              </w:rPr>
+              <w:t>Успешная</w:t>
+            </w:r>
+            <w:proofErr w:type="spellEnd"/>
+            <w:r>
+              <w:rPr>
+                <w:rFonts w:eastAsia="Arial"/>
+                <w:sz w:val="28"/>
+                <w:szCs w:val="28"/>
+                <w:lang w:val="en-US"/>
+              </w:rPr>
+              <w:t xml:space="preserve"> </w:t>
+            </w:r>
+            <w:proofErr w:type="spellStart"/>
+            <w:r>
+              <w:rPr>
+                <w:rFonts w:eastAsia="Arial"/>
+                <w:sz w:val="28"/>
+                <w:szCs w:val="28"/>
+                <w:lang w:val="en-US"/>
+              </w:rPr>
+              <w:t>авторизация</w:t>
+            </w:r>
+            <w:proofErr w:type="spellEnd"/>
+            <w:r>
+              <w:rPr>
+                <w:rFonts w:eastAsia="Arial"/>
+                <w:sz w:val="28"/>
+                <w:szCs w:val="28"/>
+                <w:lang w:val="en-US"/>
+              </w:rPr>
+              <w:t>"</w:t>
             </w:r>
           </w:p>
           <w:p>
@@ -5641,8 +7470,19 @@
                 <w:szCs w:val="28"/>
                 <w:u w:val="single"/>
               </w:rPr>
-              <w:t>Ошибки валидации</w:t>
-            </w:r>
+              <w:t xml:space="preserve">Ошибки </w:t>
+            </w:r>
+            <w:proofErr w:type="spellStart"/>
+            <w:r>
+              <w:rPr>
+                <w:rFonts w:eastAsia="Arial"/>
+                <w:sz w:val="28"/>
+                <w:szCs w:val="28"/>
+                <w:u w:val="single"/>
+              </w:rPr>
+              <w:t>валидации</w:t>
+            </w:r>
+            <w:proofErr w:type="spellEnd"/>
           </w:p>
           <w:p>
             <w:pPr>
@@ -5860,6 +7700,7 @@
               </w:rPr>
               <w:t> </w:t>
             </w:r>
+            <w:proofErr w:type="spellStart"/>
             <w:r>
               <w:rPr>
                 <w:rFonts w:eastAsia="Arial"/>
@@ -5868,6 +7709,7 @@
               </w:rPr>
               <w:t>Request</w:t>
             </w:r>
+            <w:proofErr w:type="spellEnd"/>
           </w:p>
         </w:tc>
         <w:tc>
@@ -5885,6 +7727,7 @@
               <w:pStyle w:val="10"/>
               <w:spacing w:after="0" w:line="240" w:lineRule="auto"/>
             </w:pPr>
+            <w:proofErr w:type="spellStart"/>
             <w:r>
               <w:rPr>
                 <w:rFonts w:eastAsia="Arial"/>
@@ -5893,6 +7736,7 @@
               </w:rPr>
               <w:t>Response</w:t>
             </w:r>
+            <w:proofErr w:type="spellEnd"/>
           </w:p>
         </w:tc>
       </w:tr>
@@ -5936,7 +7780,27 @@
                 <w:szCs w:val="28"/>
                 <w:lang w:val="en-US"/>
               </w:rPr>
-              <w:t xml:space="preserve"> {{host}}/api/books</w:t>
+              <w:t xml:space="preserve"> {{host}}/</w:t>
+            </w:r>
+            <w:proofErr w:type="spellStart"/>
+            <w:r>
+              <w:rPr>
+                <w:rFonts w:eastAsia="Arial"/>
+                <w:sz w:val="28"/>
+                <w:szCs w:val="28"/>
+                <w:lang w:val="en-US"/>
+              </w:rPr>
+              <w:t>api</w:t>
+            </w:r>
+            <w:proofErr w:type="spellEnd"/>
+            <w:r>
+              <w:rPr>
+                <w:rFonts w:eastAsia="Arial"/>
+                <w:sz w:val="28"/>
+                <w:szCs w:val="28"/>
+                <w:lang w:val="en-US"/>
+              </w:rPr>
+              <w:t>/books</w:t>
             </w:r>
           </w:p>
           <w:p>
@@ -6010,8 +7874,19 @@
                 <w:szCs w:val="28"/>
                 <w:lang w:val="en-US"/>
               </w:rPr>
-              <w:t>Content-Type: application/json</w:t>
-            </w:r>
+              <w:t>Content-Type: application/</w:t>
+            </w:r>
+            <w:proofErr w:type="spellStart"/>
+            <w:r>
+              <w:rPr>
+                <w:rFonts w:eastAsia="Times New Roman"/>
+                <w:sz w:val="28"/>
+                <w:szCs w:val="28"/>
+                <w:lang w:val="en-US"/>
+              </w:rPr>
+              <w:t>json</w:t>
+            </w:r>
+            <w:proofErr w:type="spellEnd"/>
           </w:p>
           <w:p>
             <w:pPr>
@@ -6123,8 +7998,19 @@
                 <w:szCs w:val="28"/>
                 <w:lang w:val="en-US"/>
               </w:rPr>
-              <w:t xml:space="preserve"> application/json</w:t>
-            </w:r>
+              <w:t xml:space="preserve"> application/</w:t>
+            </w:r>
+            <w:proofErr w:type="spellStart"/>
+            <w:r>
+              <w:rPr>
+                <w:rFonts w:eastAsia="Arial"/>
+                <w:sz w:val="28"/>
+                <w:szCs w:val="28"/>
+                <w:lang w:val="en-US"/>
+              </w:rPr>
+              <w:t>json</w:t>
+            </w:r>
+            <w:proofErr w:type="spellEnd"/>
           </w:p>
           <w:p>
             <w:pPr>
@@ -6319,7 +8205,27 @@
                 <w:sz w:val="28"/>
                 <w:szCs w:val="28"/>
               </w:rPr>
-              <w:t>"author": "Автор книги 1",</w:t>
+              <w:t>"</w:t>
+            </w:r>
+            <w:proofErr w:type="spellStart"/>
+            <w:r>
+              <w:rPr>
+                <w:rFonts w:eastAsia="Arial"/>
+                <w:bCs/>
+                <w:sz w:val="28"/>
+                <w:szCs w:val="28"/>
+              </w:rPr>
+              <w:t>author</w:t>
+            </w:r>
+            <w:proofErr w:type="spellEnd"/>
+            <w:r>
+              <w:rPr>
+                <w:rFonts w:eastAsia="Arial"/>
+                <w:bCs/>
+                <w:sz w:val="28"/>
+                <w:szCs w:val="28"/>
+              </w:rPr>
+              <w:t>": "Автор книги 1",</w:t>
             </w:r>
           </w:p>
           <w:p>
@@ -6392,7 +8298,29 @@
                 <w:szCs w:val="28"/>
                 <w:lang w:val="en-US"/>
               </w:rPr>
-              <w:t>"file_url": "{{host}}/books/1.html"</w:t>
+              <w:t>"</w:t>
+            </w:r>
+            <w:proofErr w:type="spellStart"/>
+            <w:r>
+              <w:rPr>
+                <w:rFonts w:eastAsia="Arial"/>
+                <w:bCs/>
+                <w:sz w:val="28"/>
+                <w:szCs w:val="28"/>
+                <w:lang w:val="en-US"/>
+              </w:rPr>
+              <w:t>file_url</w:t>
+            </w:r>
+            <w:proofErr w:type="spellEnd"/>
+            <w:r>
+              <w:rPr>
+                <w:rFonts w:eastAsia="Arial"/>
+                <w:bCs/>
+                <w:sz w:val="28"/>
+                <w:szCs w:val="28"/>
+                <w:lang w:val="en-US"/>
+              </w:rPr>
+              <w:t>": "{{host}}/books/1.html"</w:t>
             </w:r>
           </w:p>
           <w:p>
@@ -6450,39 +8378,99 @@
                 <w:sz w:val="28"/>
                 <w:szCs w:val="28"/>
               </w:rPr>
-              <w:t xml:space="preserve">        "id": 2,</w:t>
-            </w:r>
-          </w:p>
-          <w:p>
-            <w:pPr>
-              <w:pStyle w:val="10"/>
-              <w:spacing w:after="0" w:line="240" w:lineRule="auto"/>
-              <w:ind w:left="141"/>
-            </w:pPr>
-            <w:r>
-              <w:rPr>
-                <w:rFonts w:eastAsia="Arial"/>
-                <w:bCs/>
-                <w:sz w:val="28"/>
-                <w:szCs w:val="28"/>
-              </w:rPr>
-              <w:t xml:space="preserve">        "title": "Название книги 2",</w:t>
-            </w:r>
-          </w:p>
-          <w:p>
-            <w:pPr>
-              <w:pStyle w:val="10"/>
-              <w:spacing w:after="0" w:line="240" w:lineRule="auto"/>
-              <w:ind w:left="141"/>
-            </w:pPr>
-            <w:r>
-              <w:rPr>
-                <w:rFonts w:eastAsia="Arial"/>
-                <w:bCs/>
-                <w:sz w:val="28"/>
-                <w:szCs w:val="28"/>
-              </w:rPr>
-              <w:t xml:space="preserve">        "author": "Автор книги 2",</w:t>
+              <w:t xml:space="preserve">        "</w:t>
+            </w:r>
+            <w:proofErr w:type="spellStart"/>
+            <w:r>
+              <w:rPr>
+                <w:rFonts w:eastAsia="Arial"/>
+                <w:bCs/>
+                <w:sz w:val="28"/>
+                <w:szCs w:val="28"/>
+              </w:rPr>
+              <w:t>id</w:t>
+            </w:r>
+            <w:proofErr w:type="spellEnd"/>
+            <w:r>
+              <w:rPr>
+                <w:rFonts w:eastAsia="Arial"/>
+                <w:bCs/>
+                <w:sz w:val="28"/>
+                <w:szCs w:val="28"/>
+              </w:rPr>
+              <w:t>": 2,</w:t>
+            </w:r>
+          </w:p>
+          <w:p>
+            <w:pPr>
+              <w:pStyle w:val="10"/>
+              <w:spacing w:after="0" w:line="240" w:lineRule="auto"/>
+              <w:ind w:left="141"/>
+            </w:pPr>
+            <w:r>
+              <w:rPr>
+                <w:rFonts w:eastAsia="Arial"/>
+                <w:bCs/>
+                <w:sz w:val="28"/>
+                <w:szCs w:val="28"/>
+              </w:rPr>
+              <w:t xml:space="preserve">        "</w:t>
+            </w:r>
+            <w:proofErr w:type="spellStart"/>
+            <w:r>
+              <w:rPr>
+                <w:rFonts w:eastAsia="Arial"/>
+                <w:bCs/>
+                <w:sz w:val="28"/>
+                <w:szCs w:val="28"/>
+              </w:rPr>
+              <w:t>title</w:t>
+            </w:r>
+            <w:proofErr w:type="spellEnd"/>
+            <w:r>
+              <w:rPr>
+                <w:rFonts w:eastAsia="Arial"/>
+                <w:bCs/>
+                <w:sz w:val="28"/>
+                <w:szCs w:val="28"/>
+              </w:rPr>
+              <w:t>": "Название книги 2",</w:t>
+            </w:r>
+          </w:p>
+          <w:p>
+            <w:pPr>
+              <w:pStyle w:val="10"/>
+              <w:spacing w:after="0" w:line="240" w:lineRule="auto"/>
+              <w:ind w:left="141"/>
+            </w:pPr>
+            <w:r>
+              <w:rPr>
+                <w:rFonts w:eastAsia="Arial"/>
+                <w:bCs/>
+                <w:sz w:val="28"/>
+                <w:szCs w:val="28"/>
+              </w:rPr>
+              <w:t xml:space="preserve">        "</w:t>
+            </w:r>
+            <w:proofErr w:type="spellStart"/>
+            <w:r>
+              <w:rPr>
+                <w:rFonts w:eastAsia="Arial"/>
+                <w:bCs/>
+                <w:sz w:val="28"/>
+                <w:szCs w:val="28"/>
+              </w:rPr>
+              <w:t>author</w:t>
+            </w:r>
+            <w:proofErr w:type="spellEnd"/>
+            <w:r>
+              <w:rPr>
+                <w:rFonts w:eastAsia="Arial"/>
+                <w:bCs/>
+                <w:sz w:val="28"/>
+                <w:szCs w:val="28"/>
+              </w:rPr>
+              <w:t>": "Автор книги 2",</w:t>
             </w:r>
           </w:p>
           <w:p>
@@ -6569,7 +8557,29 @@
                 <w:szCs w:val="28"/>
                 <w:lang w:val="en-US"/>
               </w:rPr>
-              <w:t xml:space="preserve">        "file_url": "{{host}}/books/2.html"</w:t>
+              <w:t xml:space="preserve">        "</w:t>
+            </w:r>
+            <w:proofErr w:type="spellStart"/>
+            <w:r>
+              <w:rPr>
+                <w:rFonts w:eastAsia="Arial"/>
+                <w:bCs/>
+                <w:sz w:val="28"/>
+                <w:szCs w:val="28"/>
+                <w:lang w:val="en-US"/>
+              </w:rPr>
+              <w:t>file_url</w:t>
+            </w:r>
+            <w:proofErr w:type="spellEnd"/>
+            <w:r>
+              <w:rPr>
+                <w:rFonts w:eastAsia="Arial"/>
+                <w:bCs/>
+                <w:sz w:val="28"/>
+                <w:szCs w:val="28"/>
+                <w:lang w:val="en-US"/>
+              </w:rPr>
+              <w:t>": "{{host}}/books/2.html"</w:t>
             </w:r>
           </w:p>
           <w:p>
@@ -6643,23 +8653,63 @@
                 <w:sz w:val="28"/>
                 <w:szCs w:val="28"/>
               </w:rPr>
-              <w:t xml:space="preserve">    "code": 200,</w:t>
-            </w:r>
-          </w:p>
-          <w:p>
-            <w:pPr>
-              <w:pStyle w:val="10"/>
-              <w:spacing w:after="0" w:line="240" w:lineRule="auto"/>
-              <w:ind w:left="141"/>
-            </w:pPr>
-            <w:r>
-              <w:rPr>
-                <w:rFonts w:eastAsia="Arial"/>
-                <w:bCs/>
-                <w:sz w:val="28"/>
-                <w:szCs w:val="28"/>
-              </w:rPr>
-              <w:t xml:space="preserve">    "message": "Список книг получен"</w:t>
+              <w:t xml:space="preserve">    "</w:t>
+            </w:r>
+            <w:proofErr w:type="spellStart"/>
+            <w:r>
+              <w:rPr>
+                <w:rFonts w:eastAsia="Arial"/>
+                <w:bCs/>
+                <w:sz w:val="28"/>
+                <w:szCs w:val="28"/>
+              </w:rPr>
+              <w:t>code</w:t>
+            </w:r>
+            <w:proofErr w:type="spellEnd"/>
+            <w:r>
+              <w:rPr>
+                <w:rFonts w:eastAsia="Arial"/>
+                <w:bCs/>
+                <w:sz w:val="28"/>
+                <w:szCs w:val="28"/>
+              </w:rPr>
+              <w:t>": 200,</w:t>
+            </w:r>
+          </w:p>
+          <w:p>
+            <w:pPr>
+              <w:pStyle w:val="10"/>
+              <w:spacing w:after="0" w:line="240" w:lineRule="auto"/>
+              <w:ind w:left="141"/>
+            </w:pPr>
+            <w:r>
+              <w:rPr>
+                <w:rFonts w:eastAsia="Arial"/>
+                <w:bCs/>
+                <w:sz w:val="28"/>
+                <w:szCs w:val="28"/>
+              </w:rPr>
+              <w:t xml:space="preserve">    "</w:t>
+            </w:r>
+            <w:proofErr w:type="spellStart"/>
+            <w:r>
+              <w:rPr>
+                <w:rFonts w:eastAsia="Arial"/>
+                <w:bCs/>
+                <w:sz w:val="28"/>
+                <w:szCs w:val="28"/>
+              </w:rPr>
+              <w:t>message</w:t>
+            </w:r>
+            <w:proofErr w:type="spellEnd"/>
+            <w:r>
+              <w:rPr>
+                <w:rFonts w:eastAsia="Arial"/>
+                <w:bCs/>
+                <w:sz w:val="28"/>
+                <w:szCs w:val="28"/>
+              </w:rPr>
+              <w:t>": "Список книг получен"</w:t>
             </w:r>
           </w:p>
           <w:p>
@@ -6823,6 +8873,7 @@
               </w:rPr>
               <w:t> </w:t>
             </w:r>
+            <w:proofErr w:type="spellStart"/>
             <w:r>
               <w:rPr>
                 <w:rFonts w:eastAsia="Arial"/>
@@ -6831,6 +8882,7 @@
               </w:rPr>
               <w:t>Request</w:t>
             </w:r>
+            <w:proofErr w:type="spellEnd"/>
           </w:p>
         </w:tc>
         <w:tc>
@@ -6848,6 +8900,7 @@
               <w:pStyle w:val="10"/>
               <w:spacing w:after="0" w:line="240" w:lineRule="auto"/>
             </w:pPr>
+            <w:proofErr w:type="spellStart"/>
             <w:r>
               <w:rPr>
                 <w:rFonts w:eastAsia="Arial"/>
@@ -6856,6 +8909,7 @@
               </w:rPr>
               <w:t>Response</w:t>
             </w:r>
+            <w:proofErr w:type="spellEnd"/>
           </w:p>
         </w:tc>
       </w:tr>
@@ -6890,6 +8944,7 @@
                 <w:szCs w:val="28"/>
                 <w:lang w:val="en-US"/>
               </w:rPr>
+              <w:lastRenderedPageBreak/>
               <w:t>URL:</w:t>
             </w:r>
             <w:r>
@@ -6899,17 +8954,47 @@
                 <w:szCs w:val="28"/>
                 <w:lang w:val="en-US"/>
               </w:rPr>
-              <w:t xml:space="preserve"> {{host}}/api/books?search={value</w:t>
-            </w:r>
-            <w:r>
-              <w:rPr>
-                <w:rFonts w:eastAsia="Arial"/>
-                <w:sz w:val="28"/>
-                <w:szCs w:val="28"/>
-                <w:lang w:val="en-US"/>
-              </w:rPr>
-              <w:lastRenderedPageBreak/>
-              <w:t>}</w:t>
+              <w:t xml:space="preserve"> {{host}}/</w:t>
+            </w:r>
+            <w:proofErr w:type="spellStart"/>
+            <w:r>
+              <w:rPr>
+                <w:rFonts w:eastAsia="Arial"/>
+                <w:sz w:val="28"/>
+                <w:szCs w:val="28"/>
+                <w:lang w:val="en-US"/>
+              </w:rPr>
+              <w:t>api</w:t>
+            </w:r>
+            <w:proofErr w:type="spellEnd"/>
+            <w:r>
+              <w:rPr>
+                <w:rFonts w:eastAsia="Arial"/>
+                <w:sz w:val="28"/>
+                <w:szCs w:val="28"/>
+                <w:lang w:val="en-US"/>
+              </w:rPr>
+              <w:t>/</w:t>
+            </w:r>
+            <w:proofErr w:type="spellStart"/>
+            <w:r>
+              <w:rPr>
+                <w:rFonts w:eastAsia="Arial"/>
+                <w:sz w:val="28"/>
+                <w:szCs w:val="28"/>
+                <w:lang w:val="en-US"/>
+              </w:rPr>
+              <w:t>books?search</w:t>
+            </w:r>
+            <w:proofErr w:type="spellEnd"/>
+            <w:r>
+              <w:rPr>
+                <w:rFonts w:eastAsia="Arial"/>
+                <w:sz w:val="28"/>
+                <w:szCs w:val="28"/>
+                <w:lang w:val="en-US"/>
+              </w:rPr>
+              <w:t>={value}</w:t>
             </w:r>
           </w:p>
           <w:p>
@@ -6989,8 +9074,19 @@
                 <w:szCs w:val="28"/>
                 <w:lang w:val="en-US"/>
               </w:rPr>
-              <w:t>Content-Type: application/json</w:t>
-            </w:r>
+              <w:t>Content-Type: application/</w:t>
+            </w:r>
+            <w:proofErr w:type="spellStart"/>
+            <w:r>
+              <w:rPr>
+                <w:rFonts w:eastAsia="Times New Roman"/>
+                <w:sz w:val="28"/>
+                <w:szCs w:val="28"/>
+                <w:lang w:val="en-US"/>
+              </w:rPr>
+              <w:t>json</w:t>
+            </w:r>
+            <w:proofErr w:type="spellEnd"/>
           </w:p>
           <w:p>
             <w:pPr>
@@ -7044,7 +9140,6 @@
                 <w:szCs w:val="28"/>
                 <w:u w:val="single"/>
               </w:rPr>
-              <w:lastRenderedPageBreak/>
               <w:t>Успех</w:t>
             </w:r>
           </w:p>
@@ -7094,7 +9189,6 @@
                 <w:szCs w:val="28"/>
                 <w:lang w:val="en-US"/>
               </w:rPr>
-              <w:lastRenderedPageBreak/>
               <w:t>Content-Type:</w:t>
             </w:r>
             <w:r>
@@ -7104,8 +9198,19 @@
                 <w:szCs w:val="28"/>
                 <w:lang w:val="en-US"/>
               </w:rPr>
-              <w:t xml:space="preserve"> application/json</w:t>
-            </w:r>
+              <w:t xml:space="preserve"> application/</w:t>
+            </w:r>
+            <w:proofErr w:type="spellStart"/>
+            <w:r>
+              <w:rPr>
+                <w:rFonts w:eastAsia="Arial"/>
+                <w:sz w:val="28"/>
+                <w:szCs w:val="28"/>
+                <w:lang w:val="en-US"/>
+              </w:rPr>
+              <w:t>json</w:t>
+            </w:r>
+            <w:proofErr w:type="spellEnd"/>
           </w:p>
           <w:p>
             <w:pPr>
@@ -7298,7 +9403,27 @@
                 <w:sz w:val="28"/>
                 <w:szCs w:val="28"/>
               </w:rPr>
-              <w:t>"author": "Автор книги 1",</w:t>
+              <w:t>"</w:t>
+            </w:r>
+            <w:proofErr w:type="spellStart"/>
+            <w:r>
+              <w:rPr>
+                <w:rFonts w:eastAsia="Arial"/>
+                <w:bCs/>
+                <w:sz w:val="28"/>
+                <w:szCs w:val="28"/>
+              </w:rPr>
+              <w:t>author</w:t>
+            </w:r>
+            <w:proofErr w:type="spellEnd"/>
+            <w:r>
+              <w:rPr>
+                <w:rFonts w:eastAsia="Arial"/>
+                <w:bCs/>
+                <w:sz w:val="28"/>
+                <w:szCs w:val="28"/>
+              </w:rPr>
+              <w:t>": "Автор книги 1",</w:t>
             </w:r>
           </w:p>
           <w:p>
@@ -7371,7 +9496,29 @@
                 <w:szCs w:val="28"/>
                 <w:lang w:val="en-US"/>
               </w:rPr>
-              <w:t>"file_url": "{{host}}/books/1.html"</w:t>
+              <w:t>"</w:t>
+            </w:r>
+            <w:proofErr w:type="spellStart"/>
+            <w:r>
+              <w:rPr>
+                <w:rFonts w:eastAsia="Arial"/>
+                <w:bCs/>
+                <w:sz w:val="28"/>
+                <w:szCs w:val="28"/>
+                <w:lang w:val="en-US"/>
+              </w:rPr>
+              <w:t>file_url</w:t>
+            </w:r>
+            <w:proofErr w:type="spellEnd"/>
+            <w:r>
+              <w:rPr>
+                <w:rFonts w:eastAsia="Arial"/>
+                <w:bCs/>
+                <w:sz w:val="28"/>
+                <w:szCs w:val="28"/>
+                <w:lang w:val="en-US"/>
+              </w:rPr>
+              <w:t>": "{{host}}/books/1.html"</w:t>
             </w:r>
           </w:p>
           <w:p>
@@ -7429,39 +9576,99 @@
                 <w:sz w:val="28"/>
                 <w:szCs w:val="28"/>
               </w:rPr>
-              <w:t xml:space="preserve">        "id": 2,</w:t>
-            </w:r>
-          </w:p>
-          <w:p>
-            <w:pPr>
-              <w:pStyle w:val="10"/>
-              <w:spacing w:after="0" w:line="240" w:lineRule="auto"/>
-              <w:ind w:left="141"/>
-            </w:pPr>
-            <w:r>
-              <w:rPr>
-                <w:rFonts w:eastAsia="Arial"/>
-                <w:bCs/>
-                <w:sz w:val="28"/>
-                <w:szCs w:val="28"/>
-              </w:rPr>
-              <w:t xml:space="preserve">        "title": "Название книги 2",</w:t>
-            </w:r>
-          </w:p>
-          <w:p>
-            <w:pPr>
-              <w:pStyle w:val="10"/>
-              <w:spacing w:after="0" w:line="240" w:lineRule="auto"/>
-              <w:ind w:left="141"/>
-            </w:pPr>
-            <w:r>
-              <w:rPr>
-                <w:rFonts w:eastAsia="Arial"/>
-                <w:bCs/>
-                <w:sz w:val="28"/>
-                <w:szCs w:val="28"/>
-              </w:rPr>
-              <w:t xml:space="preserve">        "author": "Автор книги 2",</w:t>
+              <w:t xml:space="preserve">        "</w:t>
+            </w:r>
+            <w:proofErr w:type="spellStart"/>
+            <w:r>
+              <w:rPr>
+                <w:rFonts w:eastAsia="Arial"/>
+                <w:bCs/>
+                <w:sz w:val="28"/>
+                <w:szCs w:val="28"/>
+              </w:rPr>
+              <w:t>id</w:t>
+            </w:r>
+            <w:proofErr w:type="spellEnd"/>
+            <w:r>
+              <w:rPr>
+                <w:rFonts w:eastAsia="Arial"/>
+                <w:bCs/>
+                <w:sz w:val="28"/>
+                <w:szCs w:val="28"/>
+              </w:rPr>
+              <w:t>": 2,</w:t>
+            </w:r>
+          </w:p>
+          <w:p>
+            <w:pPr>
+              <w:pStyle w:val="10"/>
+              <w:spacing w:after="0" w:line="240" w:lineRule="auto"/>
+              <w:ind w:left="141"/>
+            </w:pPr>
+            <w:r>
+              <w:rPr>
+                <w:rFonts w:eastAsia="Arial"/>
+                <w:bCs/>
+                <w:sz w:val="28"/>
+                <w:szCs w:val="28"/>
+              </w:rPr>
+              <w:t xml:space="preserve">        "</w:t>
+            </w:r>
+            <w:proofErr w:type="spellStart"/>
+            <w:r>
+              <w:rPr>
+                <w:rFonts w:eastAsia="Arial"/>
+                <w:bCs/>
+                <w:sz w:val="28"/>
+                <w:szCs w:val="28"/>
+              </w:rPr>
+              <w:t>title</w:t>
+            </w:r>
+            <w:proofErr w:type="spellEnd"/>
+            <w:r>
+              <w:rPr>
+                <w:rFonts w:eastAsia="Arial"/>
+                <w:bCs/>
+                <w:sz w:val="28"/>
+                <w:szCs w:val="28"/>
+              </w:rPr>
+              <w:t>": "Название книги 2",</w:t>
+            </w:r>
+          </w:p>
+          <w:p>
+            <w:pPr>
+              <w:pStyle w:val="10"/>
+              <w:spacing w:after="0" w:line="240" w:lineRule="auto"/>
+              <w:ind w:left="141"/>
+            </w:pPr>
+            <w:r>
+              <w:rPr>
+                <w:rFonts w:eastAsia="Arial"/>
+                <w:bCs/>
+                <w:sz w:val="28"/>
+                <w:szCs w:val="28"/>
+              </w:rPr>
+              <w:t xml:space="preserve">        "</w:t>
+            </w:r>
+            <w:proofErr w:type="spellStart"/>
+            <w:r>
+              <w:rPr>
+                <w:rFonts w:eastAsia="Arial"/>
+                <w:bCs/>
+                <w:sz w:val="28"/>
+                <w:szCs w:val="28"/>
+              </w:rPr>
+              <w:t>author</w:t>
+            </w:r>
+            <w:proofErr w:type="spellEnd"/>
+            <w:r>
+              <w:rPr>
+                <w:rFonts w:eastAsia="Arial"/>
+                <w:bCs/>
+                <w:sz w:val="28"/>
+                <w:szCs w:val="28"/>
+              </w:rPr>
+              <w:t>": "Автор книги 2",</w:t>
             </w:r>
           </w:p>
           <w:p>
@@ -7548,7 +9755,29 @@
                 <w:szCs w:val="28"/>
                 <w:lang w:val="en-US"/>
               </w:rPr>
-              <w:t xml:space="preserve">        "file_url": "{{host}}/books/2.html"</w:t>
+              <w:t xml:space="preserve">        "</w:t>
+            </w:r>
+            <w:proofErr w:type="spellStart"/>
+            <w:r>
+              <w:rPr>
+                <w:rFonts w:eastAsia="Arial"/>
+                <w:bCs/>
+                <w:sz w:val="28"/>
+                <w:szCs w:val="28"/>
+                <w:lang w:val="en-US"/>
+              </w:rPr>
+              <w:t>file_url</w:t>
+            </w:r>
+            <w:proofErr w:type="spellEnd"/>
+            <w:r>
+              <w:rPr>
+                <w:rFonts w:eastAsia="Arial"/>
+                <w:bCs/>
+                <w:sz w:val="28"/>
+                <w:szCs w:val="28"/>
+                <w:lang w:val="en-US"/>
+              </w:rPr>
+              <w:t>": "{{host}}/books/2.html"</w:t>
             </w:r>
           </w:p>
           <w:p>
@@ -7622,23 +9851,63 @@
                 <w:sz w:val="28"/>
                 <w:szCs w:val="28"/>
               </w:rPr>
-              <w:t xml:space="preserve">    "code": 200,</w:t>
-            </w:r>
-          </w:p>
-          <w:p>
-            <w:pPr>
-              <w:pStyle w:val="10"/>
-              <w:spacing w:after="0" w:line="240" w:lineRule="auto"/>
-              <w:ind w:left="141"/>
-            </w:pPr>
-            <w:r>
-              <w:rPr>
-                <w:rFonts w:eastAsia="Arial"/>
-                <w:bCs/>
-                <w:sz w:val="28"/>
-                <w:szCs w:val="28"/>
-              </w:rPr>
-              <w:t xml:space="preserve">    "message": "Список найденных книг получен"</w:t>
+              <w:t xml:space="preserve">    "</w:t>
+            </w:r>
+            <w:proofErr w:type="spellStart"/>
+            <w:r>
+              <w:rPr>
+                <w:rFonts w:eastAsia="Arial"/>
+                <w:bCs/>
+                <w:sz w:val="28"/>
+                <w:szCs w:val="28"/>
+              </w:rPr>
+              <w:t>code</w:t>
+            </w:r>
+            <w:proofErr w:type="spellEnd"/>
+            <w:r>
+              <w:rPr>
+                <w:rFonts w:eastAsia="Arial"/>
+                <w:bCs/>
+                <w:sz w:val="28"/>
+                <w:szCs w:val="28"/>
+              </w:rPr>
+              <w:t>": 200,</w:t>
+            </w:r>
+          </w:p>
+          <w:p>
+            <w:pPr>
+              <w:pStyle w:val="10"/>
+              <w:spacing w:after="0" w:line="240" w:lineRule="auto"/>
+              <w:ind w:left="141"/>
+            </w:pPr>
+            <w:r>
+              <w:rPr>
+                <w:rFonts w:eastAsia="Arial"/>
+                <w:bCs/>
+                <w:sz w:val="28"/>
+                <w:szCs w:val="28"/>
+              </w:rPr>
+              <w:t xml:space="preserve">    "</w:t>
+            </w:r>
+            <w:proofErr w:type="spellStart"/>
+            <w:r>
+              <w:rPr>
+                <w:rFonts w:eastAsia="Arial"/>
+                <w:bCs/>
+                <w:sz w:val="28"/>
+                <w:szCs w:val="28"/>
+              </w:rPr>
+              <w:t>message</w:t>
+            </w:r>
+            <w:proofErr w:type="spellEnd"/>
+            <w:r>
+              <w:rPr>
+                <w:rFonts w:eastAsia="Arial"/>
+                <w:bCs/>
+                <w:sz w:val="28"/>
+                <w:szCs w:val="28"/>
+              </w:rPr>
+              <w:t>": "Список найденных книг получен"</w:t>
             </w:r>
           </w:p>
           <w:p>
@@ -7791,6 +10060,7 @@
               </w:rPr>
               <w:t> </w:t>
             </w:r>
+            <w:proofErr w:type="spellStart"/>
             <w:r>
               <w:rPr>
                 <w:rFonts w:eastAsia="Arial"/>
@@ -7799,6 +10069,7 @@
               </w:rPr>
               <w:t>Request</w:t>
             </w:r>
+            <w:proofErr w:type="spellEnd"/>
           </w:p>
         </w:tc>
         <w:tc>
@@ -7816,6 +10087,7 @@
               <w:pStyle w:val="10"/>
               <w:spacing w:after="0" w:line="240" w:lineRule="auto"/>
             </w:pPr>
+            <w:proofErr w:type="spellStart"/>
             <w:r>
               <w:rPr>
                 <w:rFonts w:eastAsia="Arial"/>
@@ -7824,6 +10096,7 @@
               </w:rPr>
               <w:t>Response</w:t>
             </w:r>
+            <w:proofErr w:type="spellEnd"/>
           </w:p>
         </w:tc>
       </w:tr>
@@ -7867,7 +10140,47 @@
                 <w:szCs w:val="28"/>
                 <w:lang w:val="en-US"/>
               </w:rPr>
-              <w:t xml:space="preserve"> {{host}}/api/books?author={value}</w:t>
+              <w:t xml:space="preserve"> {{host}}/</w:t>
+            </w:r>
+            <w:proofErr w:type="spellStart"/>
+            <w:r>
+              <w:rPr>
+                <w:rFonts w:eastAsia="Arial"/>
+                <w:sz w:val="28"/>
+                <w:szCs w:val="28"/>
+                <w:lang w:val="en-US"/>
+              </w:rPr>
+              <w:t>api</w:t>
+            </w:r>
+            <w:proofErr w:type="spellEnd"/>
+            <w:r>
+              <w:rPr>
+                <w:rFonts w:eastAsia="Arial"/>
+                <w:sz w:val="28"/>
+                <w:szCs w:val="28"/>
+                <w:lang w:val="en-US"/>
+              </w:rPr>
+              <w:t>/</w:t>
+            </w:r>
+            <w:proofErr w:type="spellStart"/>
+            <w:r>
+              <w:rPr>
+                <w:rFonts w:eastAsia="Arial"/>
+                <w:sz w:val="28"/>
+                <w:szCs w:val="28"/>
+                <w:lang w:val="en-US"/>
+              </w:rPr>
+              <w:t>books?author</w:t>
+            </w:r>
+            <w:proofErr w:type="spellEnd"/>
+            <w:r>
+              <w:rPr>
+                <w:rFonts w:eastAsia="Arial"/>
+                <w:sz w:val="28"/>
+                <w:szCs w:val="28"/>
+                <w:lang w:val="en-US"/>
+              </w:rPr>
+              <w:t>={value}</w:t>
             </w:r>
           </w:p>
           <w:p>
@@ -7947,8 +10260,19 @@
                 <w:szCs w:val="28"/>
                 <w:lang w:val="en-US"/>
               </w:rPr>
-              <w:t>Content-Type: application/json</w:t>
-            </w:r>
+              <w:t>Content-Type: application/</w:t>
+            </w:r>
+            <w:proofErr w:type="spellStart"/>
+            <w:r>
+              <w:rPr>
+                <w:rFonts w:eastAsia="Times New Roman"/>
+                <w:sz w:val="28"/>
+                <w:szCs w:val="28"/>
+                <w:lang w:val="en-US"/>
+              </w:rPr>
+              <w:t>json</w:t>
+            </w:r>
+            <w:proofErr w:type="spellEnd"/>
           </w:p>
           <w:p>
             <w:pPr>
@@ -8002,6 +10326,7 @@
                 <w:szCs w:val="28"/>
                 <w:u w:val="single"/>
               </w:rPr>
+              <w:lastRenderedPageBreak/>
               <w:t>Успех</w:t>
             </w:r>
           </w:p>
@@ -8060,8 +10385,19 @@
                 <w:szCs w:val="28"/>
                 <w:lang w:val="en-US"/>
               </w:rPr>
-              <w:t xml:space="preserve"> application/json</w:t>
-            </w:r>
+              <w:t xml:space="preserve"> application/</w:t>
+            </w:r>
+            <w:proofErr w:type="spellStart"/>
+            <w:r>
+              <w:rPr>
+                <w:rFonts w:eastAsia="Arial"/>
+                <w:sz w:val="28"/>
+                <w:szCs w:val="28"/>
+                <w:lang w:val="en-US"/>
+              </w:rPr>
+              <w:t>json</w:t>
+            </w:r>
+            <w:proofErr w:type="spellEnd"/>
           </w:p>
           <w:p>
             <w:pPr>
@@ -8150,6 +10486,7 @@
                 <w:szCs w:val="28"/>
                 <w:lang w:val="en-US"/>
               </w:rPr>
+              <w:lastRenderedPageBreak/>
               <w:t xml:space="preserve">      {</w:t>
             </w:r>
           </w:p>
@@ -8190,7 +10527,6 @@
                 <w:szCs w:val="28"/>
                 <w:lang w:val="en-US"/>
               </w:rPr>
-              <w:lastRenderedPageBreak/>
               <w:t xml:space="preserve">        "title": "</w:t>
             </w:r>
             <w:r>
@@ -8255,7 +10591,27 @@
                 <w:sz w:val="28"/>
                 <w:szCs w:val="28"/>
               </w:rPr>
-              <w:t>"author": "Автор книги 1",</w:t>
+              <w:t>"</w:t>
+            </w:r>
+            <w:proofErr w:type="spellStart"/>
+            <w:r>
+              <w:rPr>
+                <w:rFonts w:eastAsia="Arial"/>
+                <w:bCs/>
+                <w:sz w:val="28"/>
+                <w:szCs w:val="28"/>
+              </w:rPr>
+              <w:t>author</w:t>
+            </w:r>
+            <w:proofErr w:type="spellEnd"/>
+            <w:r>
+              <w:rPr>
+                <w:rFonts w:eastAsia="Arial"/>
+                <w:bCs/>
+                <w:sz w:val="28"/>
+                <w:szCs w:val="28"/>
+              </w:rPr>
+              <w:t>": "Автор книги 1",</w:t>
             </w:r>
           </w:p>
           <w:p>
@@ -8328,7 +10684,29 @@
                 <w:szCs w:val="28"/>
                 <w:lang w:val="en-US"/>
               </w:rPr>
-              <w:t>"file_url": "{{host}}/books/1.html"</w:t>
+              <w:t>"</w:t>
+            </w:r>
+            <w:proofErr w:type="spellStart"/>
+            <w:r>
+              <w:rPr>
+                <w:rFonts w:eastAsia="Arial"/>
+                <w:bCs/>
+                <w:sz w:val="28"/>
+                <w:szCs w:val="28"/>
+                <w:lang w:val="en-US"/>
+              </w:rPr>
+              <w:t>file_url</w:t>
+            </w:r>
+            <w:proofErr w:type="spellEnd"/>
+            <w:r>
+              <w:rPr>
+                <w:rFonts w:eastAsia="Arial"/>
+                <w:bCs/>
+                <w:sz w:val="28"/>
+                <w:szCs w:val="28"/>
+                <w:lang w:val="en-US"/>
+              </w:rPr>
+              <w:t>": "{{host}}/books/1.html"</w:t>
             </w:r>
           </w:p>
           <w:p>
@@ -8386,39 +10764,99 @@
                 <w:sz w:val="28"/>
                 <w:szCs w:val="28"/>
               </w:rPr>
-              <w:t xml:space="preserve">        "id": 2,</w:t>
-            </w:r>
-          </w:p>
-          <w:p>
-            <w:pPr>
-              <w:pStyle w:val="10"/>
-              <w:spacing w:after="0" w:line="240" w:lineRule="auto"/>
-              <w:ind w:left="141"/>
-            </w:pPr>
-            <w:r>
-              <w:rPr>
-                <w:rFonts w:eastAsia="Arial"/>
-                <w:bCs/>
-                <w:sz w:val="28"/>
-                <w:szCs w:val="28"/>
-              </w:rPr>
-              <w:t xml:space="preserve">        "title": "Название книги 2",</w:t>
-            </w:r>
-          </w:p>
-          <w:p>
-            <w:pPr>
-              <w:pStyle w:val="10"/>
-              <w:spacing w:after="0" w:line="240" w:lineRule="auto"/>
-              <w:ind w:left="141"/>
-            </w:pPr>
-            <w:r>
-              <w:rPr>
-                <w:rFonts w:eastAsia="Arial"/>
-                <w:bCs/>
-                <w:sz w:val="28"/>
-                <w:szCs w:val="28"/>
-              </w:rPr>
-              <w:t xml:space="preserve">        "author": "Автор книги 2",</w:t>
+              <w:t xml:space="preserve">        "</w:t>
+            </w:r>
+            <w:proofErr w:type="spellStart"/>
+            <w:r>
+              <w:rPr>
+                <w:rFonts w:eastAsia="Arial"/>
+                <w:bCs/>
+                <w:sz w:val="28"/>
+                <w:szCs w:val="28"/>
+              </w:rPr>
+              <w:t>id</w:t>
+            </w:r>
+            <w:proofErr w:type="spellEnd"/>
+            <w:r>
+              <w:rPr>
+                <w:rFonts w:eastAsia="Arial"/>
+                <w:bCs/>
+                <w:sz w:val="28"/>
+                <w:szCs w:val="28"/>
+              </w:rPr>
+              <w:t>": 2,</w:t>
+            </w:r>
+          </w:p>
+          <w:p>
+            <w:pPr>
+              <w:pStyle w:val="10"/>
+              <w:spacing w:after="0" w:line="240" w:lineRule="auto"/>
+              <w:ind w:left="141"/>
+            </w:pPr>
+            <w:r>
+              <w:rPr>
+                <w:rFonts w:eastAsia="Arial"/>
+                <w:bCs/>
+                <w:sz w:val="28"/>
+                <w:szCs w:val="28"/>
+              </w:rPr>
+              <w:t xml:space="preserve">        "</w:t>
+            </w:r>
+            <w:proofErr w:type="spellStart"/>
+            <w:r>
+              <w:rPr>
+                <w:rFonts w:eastAsia="Arial"/>
+                <w:bCs/>
+                <w:sz w:val="28"/>
+                <w:szCs w:val="28"/>
+              </w:rPr>
+              <w:t>title</w:t>
+            </w:r>
+            <w:proofErr w:type="spellEnd"/>
+            <w:r>
+              <w:rPr>
+                <w:rFonts w:eastAsia="Arial"/>
+                <w:bCs/>
+                <w:sz w:val="28"/>
+                <w:szCs w:val="28"/>
+              </w:rPr>
+              <w:t>": "Название книги 2",</w:t>
+            </w:r>
+          </w:p>
+          <w:p>
+            <w:pPr>
+              <w:pStyle w:val="10"/>
+              <w:spacing w:after="0" w:line="240" w:lineRule="auto"/>
+              <w:ind w:left="141"/>
+            </w:pPr>
+            <w:r>
+              <w:rPr>
+                <w:rFonts w:eastAsia="Arial"/>
+                <w:bCs/>
+                <w:sz w:val="28"/>
+                <w:szCs w:val="28"/>
+              </w:rPr>
+              <w:t xml:space="preserve">        "</w:t>
+            </w:r>
+            <w:proofErr w:type="spellStart"/>
+            <w:r>
+              <w:rPr>
+                <w:rFonts w:eastAsia="Arial"/>
+                <w:bCs/>
+                <w:sz w:val="28"/>
+                <w:szCs w:val="28"/>
+              </w:rPr>
+              <w:t>author</w:t>
+            </w:r>
+            <w:proofErr w:type="spellEnd"/>
+            <w:r>
+              <w:rPr>
+                <w:rFonts w:eastAsia="Arial"/>
+                <w:bCs/>
+                <w:sz w:val="28"/>
+                <w:szCs w:val="28"/>
+              </w:rPr>
+              <w:t>": "Автор книги 2",</w:t>
             </w:r>
           </w:p>
           <w:p>
@@ -8505,7 +10943,29 @@
                 <w:szCs w:val="28"/>
                 <w:lang w:val="en-US"/>
               </w:rPr>
-              <w:t xml:space="preserve">        "file_url": "{{host}}/books/2.html"</w:t>
+              <w:t xml:space="preserve">        "</w:t>
+            </w:r>
+            <w:proofErr w:type="spellStart"/>
+            <w:r>
+              <w:rPr>
+                <w:rFonts w:eastAsia="Arial"/>
+                <w:bCs/>
+                <w:sz w:val="28"/>
+                <w:szCs w:val="28"/>
+                <w:lang w:val="en-US"/>
+              </w:rPr>
+              <w:t>file_url</w:t>
+            </w:r>
+            <w:proofErr w:type="spellEnd"/>
+            <w:r>
+              <w:rPr>
+                <w:rFonts w:eastAsia="Arial"/>
+                <w:bCs/>
+                <w:sz w:val="28"/>
+                <w:szCs w:val="28"/>
+                <w:lang w:val="en-US"/>
+              </w:rPr>
+              <w:t>": "{{host}}/books/2.html"</w:t>
             </w:r>
           </w:p>
           <w:p>
@@ -8579,23 +11039,63 @@
                 <w:sz w:val="28"/>
                 <w:szCs w:val="28"/>
               </w:rPr>
-              <w:t xml:space="preserve">    "code": 200,</w:t>
-            </w:r>
-          </w:p>
-          <w:p>
-            <w:pPr>
-              <w:pStyle w:val="10"/>
-              <w:spacing w:after="0" w:line="240" w:lineRule="auto"/>
-              <w:ind w:left="141"/>
-            </w:pPr>
-            <w:r>
-              <w:rPr>
-                <w:rFonts w:eastAsia="Arial"/>
-                <w:bCs/>
-                <w:sz w:val="28"/>
-                <w:szCs w:val="28"/>
-              </w:rPr>
-              <w:t xml:space="preserve">    "message": "Список найденных книг по автору получен"</w:t>
+              <w:t xml:space="preserve">    "</w:t>
+            </w:r>
+            <w:proofErr w:type="spellStart"/>
+            <w:r>
+              <w:rPr>
+                <w:rFonts w:eastAsia="Arial"/>
+                <w:bCs/>
+                <w:sz w:val="28"/>
+                <w:szCs w:val="28"/>
+              </w:rPr>
+              <w:t>code</w:t>
+            </w:r>
+            <w:proofErr w:type="spellEnd"/>
+            <w:r>
+              <w:rPr>
+                <w:rFonts w:eastAsia="Arial"/>
+                <w:bCs/>
+                <w:sz w:val="28"/>
+                <w:szCs w:val="28"/>
+              </w:rPr>
+              <w:t>": 200,</w:t>
+            </w:r>
+          </w:p>
+          <w:p>
+            <w:pPr>
+              <w:pStyle w:val="10"/>
+              <w:spacing w:after="0" w:line="240" w:lineRule="auto"/>
+              <w:ind w:left="141"/>
+            </w:pPr>
+            <w:r>
+              <w:rPr>
+                <w:rFonts w:eastAsia="Arial"/>
+                <w:bCs/>
+                <w:sz w:val="28"/>
+                <w:szCs w:val="28"/>
+              </w:rPr>
+              <w:t xml:space="preserve">    "</w:t>
+            </w:r>
+            <w:proofErr w:type="spellStart"/>
+            <w:r>
+              <w:rPr>
+                <w:rFonts w:eastAsia="Arial"/>
+                <w:bCs/>
+                <w:sz w:val="28"/>
+                <w:szCs w:val="28"/>
+              </w:rPr>
+              <w:t>message</w:t>
+            </w:r>
+            <w:proofErr w:type="spellEnd"/>
+            <w:r>
+              <w:rPr>
+                <w:rFonts w:eastAsia="Arial"/>
+                <w:bCs/>
+                <w:sz w:val="28"/>
+                <w:szCs w:val="28"/>
+              </w:rPr>
+              <w:t>": "Список найденных книг по автору получен"</w:t>
             </w:r>
           </w:p>
           <w:p>
@@ -8864,6 +11364,7 @@
               </w:rPr>
               <w:t> </w:t>
             </w:r>
+            <w:proofErr w:type="spellStart"/>
             <w:r>
               <w:rPr>
                 <w:rFonts w:eastAsia="Arial"/>
@@ -8872,6 +11373,7 @@
               </w:rPr>
               <w:t>Request</w:t>
             </w:r>
+            <w:proofErr w:type="spellEnd"/>
           </w:p>
         </w:tc>
         <w:tc>
@@ -8889,6 +11391,7 @@
               <w:pStyle w:val="10"/>
               <w:spacing w:after="0" w:line="240" w:lineRule="auto"/>
             </w:pPr>
+            <w:proofErr w:type="spellStart"/>
             <w:r>
               <w:rPr>
                 <w:rFonts w:eastAsia="Arial"/>
@@ -8897,6 +11400,7 @@
               </w:rPr>
               <w:t>Response</w:t>
             </w:r>
+            <w:proofErr w:type="spellEnd"/>
           </w:p>
         </w:tc>
       </w:tr>
@@ -8940,7 +11444,27 @@
                 <w:szCs w:val="28"/>
                 <w:lang w:val="en-US"/>
               </w:rPr>
-              <w:t xml:space="preserve"> {{host}}/api/books</w:t>
+              <w:t xml:space="preserve"> {{host}}/</w:t>
+            </w:r>
+            <w:proofErr w:type="spellStart"/>
+            <w:r>
+              <w:rPr>
+                <w:rFonts w:eastAsia="Arial"/>
+                <w:sz w:val="28"/>
+                <w:szCs w:val="28"/>
+                <w:lang w:val="en-US"/>
+              </w:rPr>
+              <w:t>api</w:t>
+            </w:r>
+            <w:proofErr w:type="spellEnd"/>
+            <w:r>
+              <w:rPr>
+                <w:rFonts w:eastAsia="Arial"/>
+                <w:sz w:val="28"/>
+                <w:szCs w:val="28"/>
+                <w:lang w:val="en-US"/>
+              </w:rPr>
+              <w:t>/books</w:t>
             </w:r>
           </w:p>
           <w:p>
@@ -9020,8 +11544,20 @@
                 <w:szCs w:val="28"/>
                 <w:lang w:val="en-US"/>
               </w:rPr>
-              <w:t>Content-Type: application/json</w:t>
-            </w:r>
+              <w:lastRenderedPageBreak/>
+              <w:t>Content-Type: application/</w:t>
+            </w:r>
+            <w:proofErr w:type="spellStart"/>
+            <w:r>
+              <w:rPr>
+                <w:rFonts w:eastAsia="Times New Roman"/>
+                <w:sz w:val="28"/>
+                <w:szCs w:val="28"/>
+                <w:lang w:val="en-US"/>
+              </w:rPr>
+              <w:t>json</w:t>
+            </w:r>
+            <w:proofErr w:type="spellEnd"/>
           </w:p>
           <w:p>
             <w:pPr>
@@ -9230,38 +11766,50 @@
                 <w:szCs w:val="28"/>
                 <w:lang w:val="en-US"/>
               </w:rPr>
-              <w:t xml:space="preserve"> application/json</w:t>
-            </w:r>
-          </w:p>
-          <w:p>
-            <w:pPr>
-              <w:pStyle w:val="10"/>
-              <w:spacing w:after="0" w:line="240" w:lineRule="auto"/>
-              <w:ind w:left="141"/>
-              <w:rPr>
-                <w:sz w:val="28"/>
-                <w:szCs w:val="28"/>
-                <w:lang w:val="en-US"/>
-              </w:rPr>
-            </w:pPr>
-          </w:p>
-          <w:p>
-            <w:pPr>
-              <w:pStyle w:val="10"/>
-              <w:spacing w:after="0" w:line="240" w:lineRule="auto"/>
-              <w:ind w:left="141"/>
-              <w:rPr>
-                <w:lang w:val="en-US"/>
-              </w:rPr>
-            </w:pPr>
-            <w:r>
-              <w:rPr>
-                <w:rFonts w:eastAsia="Arial"/>
-                <w:bCs/>
-                <w:sz w:val="28"/>
-                <w:szCs w:val="28"/>
-                <w:lang w:val="en-US"/>
-              </w:rPr>
+              <w:t xml:space="preserve"> application/</w:t>
+            </w:r>
+            <w:proofErr w:type="spellStart"/>
+            <w:r>
+              <w:rPr>
+                <w:rFonts w:eastAsia="Arial"/>
+                <w:sz w:val="28"/>
+                <w:szCs w:val="28"/>
+                <w:lang w:val="en-US"/>
+              </w:rPr>
+              <w:t>json</w:t>
+            </w:r>
+            <w:proofErr w:type="spellEnd"/>
+          </w:p>
+          <w:p>
+            <w:pPr>
+              <w:pStyle w:val="10"/>
+              <w:spacing w:after="0" w:line="240" w:lineRule="auto"/>
+              <w:ind w:left="141"/>
+              <w:rPr>
+                <w:sz w:val="28"/>
+                <w:szCs w:val="28"/>
+                <w:lang w:val="en-US"/>
+              </w:rPr>
+            </w:pPr>
+          </w:p>
+          <w:p>
+            <w:pPr>
+              <w:pStyle w:val="10"/>
+              <w:spacing w:after="0" w:line="240" w:lineRule="auto"/>
+              <w:ind w:left="141"/>
+              <w:rPr>
+                <w:lang w:val="en-US"/>
+              </w:rPr>
+            </w:pPr>
+            <w:r>
+              <w:rPr>
+                <w:rFonts w:eastAsia="Arial"/>
+                <w:bCs/>
+                <w:sz w:val="28"/>
+                <w:szCs w:val="28"/>
+                <w:lang w:val="en-US"/>
+              </w:rPr>
+              <w:lastRenderedPageBreak/>
               <w:t>{</w:t>
             </w:r>
           </w:p>
@@ -9302,7 +11850,6 @@
                 <w:szCs w:val="28"/>
                 <w:lang w:val="en-US"/>
               </w:rPr>
-              <w:lastRenderedPageBreak/>
               <w:t xml:space="preserve">    "books": [</w:t>
             </w:r>
           </w:p>
@@ -9427,7 +11974,27 @@
                 <w:sz w:val="28"/>
                 <w:szCs w:val="28"/>
               </w:rPr>
-              <w:t>"author": "Автор книги 1",</w:t>
+              <w:t>"</w:t>
+            </w:r>
+            <w:proofErr w:type="spellStart"/>
+            <w:r>
+              <w:rPr>
+                <w:rFonts w:eastAsia="Arial"/>
+                <w:bCs/>
+                <w:sz w:val="28"/>
+                <w:szCs w:val="28"/>
+              </w:rPr>
+              <w:t>author</w:t>
+            </w:r>
+            <w:proofErr w:type="spellEnd"/>
+            <w:r>
+              <w:rPr>
+                <w:rFonts w:eastAsia="Arial"/>
+                <w:bCs/>
+                <w:sz w:val="28"/>
+                <w:szCs w:val="28"/>
+              </w:rPr>
+              <w:t>": "Автор книги 1",</w:t>
             </w:r>
           </w:p>
           <w:p>
@@ -9500,7 +12067,29 @@
                 <w:szCs w:val="28"/>
                 <w:lang w:val="en-US"/>
               </w:rPr>
-              <w:t>"file_url": "{{host}}/books/1.html"</w:t>
+              <w:t>"</w:t>
+            </w:r>
+            <w:proofErr w:type="spellStart"/>
+            <w:r>
+              <w:rPr>
+                <w:rFonts w:eastAsia="Arial"/>
+                <w:bCs/>
+                <w:sz w:val="28"/>
+                <w:szCs w:val="28"/>
+                <w:lang w:val="en-US"/>
+              </w:rPr>
+              <w:t>file_url</w:t>
+            </w:r>
+            <w:proofErr w:type="spellEnd"/>
+            <w:r>
+              <w:rPr>
+                <w:rFonts w:eastAsia="Arial"/>
+                <w:bCs/>
+                <w:sz w:val="28"/>
+                <w:szCs w:val="28"/>
+                <w:lang w:val="en-US"/>
+              </w:rPr>
+              <w:t>": "{{host}}/books/1.html"</w:t>
             </w:r>
           </w:p>
           <w:p>
@@ -9558,39 +12147,99 @@
                 <w:sz w:val="28"/>
                 <w:szCs w:val="28"/>
               </w:rPr>
-              <w:t xml:space="preserve">        "id": 2,</w:t>
-            </w:r>
-          </w:p>
-          <w:p>
-            <w:pPr>
-              <w:pStyle w:val="10"/>
-              <w:spacing w:after="0" w:line="240" w:lineRule="auto"/>
-              <w:ind w:left="141"/>
-            </w:pPr>
-            <w:r>
-              <w:rPr>
-                <w:rFonts w:eastAsia="Arial"/>
-                <w:bCs/>
-                <w:sz w:val="28"/>
-                <w:szCs w:val="28"/>
-              </w:rPr>
-              <w:t xml:space="preserve">        "title": "Название книги 2",</w:t>
-            </w:r>
-          </w:p>
-          <w:p>
-            <w:pPr>
-              <w:pStyle w:val="10"/>
-              <w:spacing w:after="0" w:line="240" w:lineRule="auto"/>
-              <w:ind w:left="141"/>
-            </w:pPr>
-            <w:r>
-              <w:rPr>
-                <w:rFonts w:eastAsia="Arial"/>
-                <w:bCs/>
-                <w:sz w:val="28"/>
-                <w:szCs w:val="28"/>
-              </w:rPr>
-              <w:t xml:space="preserve">        "author": "Автор книги 2",</w:t>
+              <w:t xml:space="preserve">        "</w:t>
+            </w:r>
+            <w:proofErr w:type="spellStart"/>
+            <w:r>
+              <w:rPr>
+                <w:rFonts w:eastAsia="Arial"/>
+                <w:bCs/>
+                <w:sz w:val="28"/>
+                <w:szCs w:val="28"/>
+              </w:rPr>
+              <w:t>id</w:t>
+            </w:r>
+            <w:proofErr w:type="spellEnd"/>
+            <w:r>
+              <w:rPr>
+                <w:rFonts w:eastAsia="Arial"/>
+                <w:bCs/>
+                <w:sz w:val="28"/>
+                <w:szCs w:val="28"/>
+              </w:rPr>
+              <w:t>": 2,</w:t>
+            </w:r>
+          </w:p>
+          <w:p>
+            <w:pPr>
+              <w:pStyle w:val="10"/>
+              <w:spacing w:after="0" w:line="240" w:lineRule="auto"/>
+              <w:ind w:left="141"/>
+            </w:pPr>
+            <w:r>
+              <w:rPr>
+                <w:rFonts w:eastAsia="Arial"/>
+                <w:bCs/>
+                <w:sz w:val="28"/>
+                <w:szCs w:val="28"/>
+              </w:rPr>
+              <w:t xml:space="preserve">        "</w:t>
+            </w:r>
+            <w:proofErr w:type="spellStart"/>
+            <w:r>
+              <w:rPr>
+                <w:rFonts w:eastAsia="Arial"/>
+                <w:bCs/>
+                <w:sz w:val="28"/>
+                <w:szCs w:val="28"/>
+              </w:rPr>
+              <w:t>title</w:t>
+            </w:r>
+            <w:proofErr w:type="spellEnd"/>
+            <w:r>
+              <w:rPr>
+                <w:rFonts w:eastAsia="Arial"/>
+                <w:bCs/>
+                <w:sz w:val="28"/>
+                <w:szCs w:val="28"/>
+              </w:rPr>
+              <w:t>": "Название книги 2",</w:t>
+            </w:r>
+          </w:p>
+          <w:p>
+            <w:pPr>
+              <w:pStyle w:val="10"/>
+              <w:spacing w:after="0" w:line="240" w:lineRule="auto"/>
+              <w:ind w:left="141"/>
+            </w:pPr>
+            <w:r>
+              <w:rPr>
+                <w:rFonts w:eastAsia="Arial"/>
+                <w:bCs/>
+                <w:sz w:val="28"/>
+                <w:szCs w:val="28"/>
+              </w:rPr>
+              <w:t xml:space="preserve">        "</w:t>
+            </w:r>
+            <w:proofErr w:type="spellStart"/>
+            <w:r>
+              <w:rPr>
+                <w:rFonts w:eastAsia="Arial"/>
+                <w:bCs/>
+                <w:sz w:val="28"/>
+                <w:szCs w:val="28"/>
+              </w:rPr>
+              <w:t>author</w:t>
+            </w:r>
+            <w:proofErr w:type="spellEnd"/>
+            <w:r>
+              <w:rPr>
+                <w:rFonts w:eastAsia="Arial"/>
+                <w:bCs/>
+                <w:sz w:val="28"/>
+                <w:szCs w:val="28"/>
+              </w:rPr>
+              <w:t>": "Автор книги 2",</w:t>
             </w:r>
           </w:p>
           <w:p>
@@ -9677,7 +12326,29 @@
                 <w:szCs w:val="28"/>
                 <w:lang w:val="en-US"/>
               </w:rPr>
-              <w:t xml:space="preserve">        "file_url": "{{host}}/books/2.html"</w:t>
+              <w:t xml:space="preserve">        "</w:t>
+            </w:r>
+            <w:proofErr w:type="spellStart"/>
+            <w:r>
+              <w:rPr>
+                <w:rFonts w:eastAsia="Arial"/>
+                <w:bCs/>
+                <w:sz w:val="28"/>
+                <w:szCs w:val="28"/>
+                <w:lang w:val="en-US"/>
+              </w:rPr>
+              <w:t>file_url</w:t>
+            </w:r>
+            <w:proofErr w:type="spellEnd"/>
+            <w:r>
+              <w:rPr>
+                <w:rFonts w:eastAsia="Arial"/>
+                <w:bCs/>
+                <w:sz w:val="28"/>
+                <w:szCs w:val="28"/>
+                <w:lang w:val="en-US"/>
+              </w:rPr>
+              <w:t>": "{{host}}/books/2.html"</w:t>
             </w:r>
           </w:p>
           <w:p>
@@ -9751,23 +12422,63 @@
                 <w:sz w:val="28"/>
                 <w:szCs w:val="28"/>
               </w:rPr>
-              <w:t xml:space="preserve">    "code": 200,</w:t>
-            </w:r>
-          </w:p>
-          <w:p>
-            <w:pPr>
-              <w:pStyle w:val="10"/>
-              <w:spacing w:after="0" w:line="240" w:lineRule="auto"/>
-              <w:ind w:left="141"/>
-            </w:pPr>
-            <w:r>
-              <w:rPr>
-                <w:rFonts w:eastAsia="Arial"/>
-                <w:bCs/>
-                <w:sz w:val="28"/>
-                <w:szCs w:val="28"/>
-              </w:rPr>
-              <w:t xml:space="preserve">    "message": "Список книг для указанной страницы получен"</w:t>
+              <w:t xml:space="preserve">    "</w:t>
+            </w:r>
+            <w:proofErr w:type="spellStart"/>
+            <w:r>
+              <w:rPr>
+                <w:rFonts w:eastAsia="Arial"/>
+                <w:bCs/>
+                <w:sz w:val="28"/>
+                <w:szCs w:val="28"/>
+              </w:rPr>
+              <w:t>code</w:t>
+            </w:r>
+            <w:proofErr w:type="spellEnd"/>
+            <w:r>
+              <w:rPr>
+                <w:rFonts w:eastAsia="Arial"/>
+                <w:bCs/>
+                <w:sz w:val="28"/>
+                <w:szCs w:val="28"/>
+              </w:rPr>
+              <w:t>": 200,</w:t>
+            </w:r>
+          </w:p>
+          <w:p>
+            <w:pPr>
+              <w:pStyle w:val="10"/>
+              <w:spacing w:after="0" w:line="240" w:lineRule="auto"/>
+              <w:ind w:left="141"/>
+            </w:pPr>
+            <w:r>
+              <w:rPr>
+                <w:rFonts w:eastAsia="Arial"/>
+                <w:bCs/>
+                <w:sz w:val="28"/>
+                <w:szCs w:val="28"/>
+              </w:rPr>
+              <w:t xml:space="preserve">    "</w:t>
+            </w:r>
+            <w:proofErr w:type="spellStart"/>
+            <w:r>
+              <w:rPr>
+                <w:rFonts w:eastAsia="Arial"/>
+                <w:bCs/>
+                <w:sz w:val="28"/>
+                <w:szCs w:val="28"/>
+              </w:rPr>
+              <w:t>message</w:t>
+            </w:r>
+            <w:proofErr w:type="spellEnd"/>
+            <w:r>
+              <w:rPr>
+                <w:rFonts w:eastAsia="Arial"/>
+                <w:bCs/>
+                <w:sz w:val="28"/>
+                <w:szCs w:val="28"/>
+              </w:rPr>
+              <w:t>": "Список книг для указанной страницы получен"</w:t>
             </w:r>
           </w:p>
           <w:p>
@@ -9918,8 +12629,18 @@
                 <w:sz w:val="28"/>
                 <w:szCs w:val="28"/>
               </w:rPr>
-              <w:t>Ошибки валидации</w:t>
-            </w:r>
+              <w:t xml:space="preserve">Ошибки </w:t>
+            </w:r>
+            <w:proofErr w:type="spellStart"/>
+            <w:r>
+              <w:rPr>
+                <w:rFonts w:eastAsia="Times New Roman"/>
+                <w:sz w:val="28"/>
+                <w:szCs w:val="28"/>
+              </w:rPr>
+              <w:t>валидации</w:t>
+            </w:r>
+            <w:proofErr w:type="spellEnd"/>
           </w:p>
           <w:p>
             <w:pPr>
@@ -10041,6 +12762,7 @@
               </w:rPr>
               <w:t> </w:t>
             </w:r>
+            <w:proofErr w:type="spellStart"/>
             <w:r>
               <w:rPr>
                 <w:rFonts w:eastAsia="Arial"/>
@@ -10049,6 +12771,7 @@
               </w:rPr>
               <w:t>Request</w:t>
             </w:r>
+            <w:proofErr w:type="spellEnd"/>
           </w:p>
         </w:tc>
         <w:tc>
@@ -10066,6 +12789,7 @@
               <w:pStyle w:val="10"/>
               <w:spacing w:after="0" w:line="240" w:lineRule="auto"/>
             </w:pPr>
+            <w:proofErr w:type="spellStart"/>
             <w:r>
               <w:rPr>
                 <w:rFonts w:eastAsia="Arial"/>
@@ -10074,6 +12798,7 @@
               </w:rPr>
               <w:t>Response</w:t>
             </w:r>
+            <w:proofErr w:type="spellEnd"/>
           </w:p>
         </w:tc>
       </w:tr>
@@ -10117,7 +12842,27 @@
                 <w:szCs w:val="28"/>
                 <w:lang w:val="en-US"/>
               </w:rPr>
-              <w:t xml:space="preserve"> {{host}}/api/books/{id}</w:t>
+              <w:t xml:space="preserve"> {{host}}/</w:t>
+            </w:r>
+            <w:proofErr w:type="spellStart"/>
+            <w:r>
+              <w:rPr>
+                <w:rFonts w:eastAsia="Arial"/>
+                <w:sz w:val="28"/>
+                <w:szCs w:val="28"/>
+                <w:lang w:val="en-US"/>
+              </w:rPr>
+              <w:t>api</w:t>
+            </w:r>
+            <w:proofErr w:type="spellEnd"/>
+            <w:r>
+              <w:rPr>
+                <w:rFonts w:eastAsia="Arial"/>
+                <w:sz w:val="28"/>
+                <w:szCs w:val="28"/>
+                <w:lang w:val="en-US"/>
+              </w:rPr>
+              <w:t>/books/{id}</w:t>
             </w:r>
           </w:p>
           <w:p>
@@ -10197,8 +12942,19 @@
                 <w:szCs w:val="28"/>
                 <w:lang w:val="en-US"/>
               </w:rPr>
-              <w:t>Content-Type: application/json</w:t>
-            </w:r>
+              <w:t>Content-Type: application/</w:t>
+            </w:r>
+            <w:proofErr w:type="spellStart"/>
+            <w:r>
+              <w:rPr>
+                <w:rFonts w:eastAsia="Times New Roman"/>
+                <w:sz w:val="28"/>
+                <w:szCs w:val="28"/>
+                <w:lang w:val="en-US"/>
+              </w:rPr>
+              <w:t>json</w:t>
+            </w:r>
+            <w:proofErr w:type="spellEnd"/>
           </w:p>
           <w:p>
             <w:pPr>
@@ -10276,6 +13032,7 @@
                 <w:szCs w:val="28"/>
                 <w:u w:val="single"/>
               </w:rPr>
+              <w:lastRenderedPageBreak/>
               <w:t>Успех</w:t>
             </w:r>
           </w:p>
@@ -10334,8 +13091,19 @@
                 <w:szCs w:val="28"/>
                 <w:lang w:val="en-US"/>
               </w:rPr>
-              <w:t xml:space="preserve"> application/json</w:t>
-            </w:r>
+              <w:t xml:space="preserve"> application/</w:t>
+            </w:r>
+            <w:proofErr w:type="spellStart"/>
+            <w:r>
+              <w:rPr>
+                <w:rFonts w:eastAsia="Arial"/>
+                <w:sz w:val="28"/>
+                <w:szCs w:val="28"/>
+                <w:lang w:val="en-US"/>
+              </w:rPr>
+              <w:t>json</w:t>
+            </w:r>
+            <w:proofErr w:type="spellEnd"/>
           </w:p>
           <w:p>
             <w:pPr>
@@ -10441,6 +13209,7 @@
                 <w:szCs w:val="28"/>
                 <w:lang w:val="en-US"/>
               </w:rPr>
+              <w:lastRenderedPageBreak/>
               <w:t xml:space="preserve">      "title": "</w:t>
             </w:r>
             <w:r>
@@ -10499,22 +13268,39 @@
                 <w:sz w:val="28"/>
                 <w:szCs w:val="28"/>
               </w:rPr>
-              <w:t>"author": "Автор книги",</w:t>
-            </w:r>
-          </w:p>
-          <w:p>
-            <w:pPr>
-              <w:pStyle w:val="10"/>
-              <w:spacing w:after="0" w:line="240" w:lineRule="auto"/>
-              <w:ind w:left="141"/>
-            </w:pPr>
+              <w:t>"</w:t>
+            </w:r>
+            <w:proofErr w:type="spellStart"/>
             <w:r>
               <w:rPr>
                 <w:rFonts w:eastAsia="Times New Roman"/>
                 <w:sz w:val="28"/>
                 <w:szCs w:val="28"/>
               </w:rPr>
-              <w:lastRenderedPageBreak/>
+              <w:t>author</w:t>
+            </w:r>
+            <w:proofErr w:type="spellEnd"/>
+            <w:r>
+              <w:rPr>
+                <w:rFonts w:eastAsia="Times New Roman"/>
+                <w:sz w:val="28"/>
+                <w:szCs w:val="28"/>
+              </w:rPr>
+              <w:t>": "Автор книги",</w:t>
+            </w:r>
+          </w:p>
+          <w:p>
+            <w:pPr>
+              <w:pStyle w:val="10"/>
+              <w:spacing w:after="0" w:line="240" w:lineRule="auto"/>
+              <w:ind w:left="141"/>
+            </w:pPr>
+            <w:r>
+              <w:rPr>
+                <w:rFonts w:eastAsia="Times New Roman"/>
+                <w:sz w:val="28"/>
+                <w:szCs w:val="28"/>
+              </w:rPr>
               <w:t xml:space="preserve">      "</w:t>
             </w:r>
             <w:r>
@@ -10559,15 +13345,9 @@
                 <w:szCs w:val="28"/>
                 <w:lang w:val="en-US"/>
               </w:rPr>
-              <w:t>"file_url": "{{host}}/books/1.html"</w:t>
-            </w:r>
-          </w:p>
-          <w:p>
-            <w:pPr>
-              <w:pStyle w:val="10"/>
-              <w:spacing w:after="0" w:line="240" w:lineRule="auto"/>
-              <w:ind w:left="141"/>
-            </w:pPr>
+              <w:t>"</w:t>
+            </w:r>
+            <w:proofErr w:type="spellStart"/>
             <w:r>
               <w:rPr>
                 <w:rFonts w:eastAsia="Times New Roman"/>
@@ -10575,6 +13355,32 @@
                 <w:szCs w:val="28"/>
                 <w:lang w:val="en-US"/>
               </w:rPr>
+              <w:t>file_url</w:t>
+            </w:r>
+            <w:proofErr w:type="spellEnd"/>
+            <w:r>
+              <w:rPr>
+                <w:rFonts w:eastAsia="Times New Roman"/>
+                <w:sz w:val="28"/>
+                <w:szCs w:val="28"/>
+                <w:lang w:val="en-US"/>
+              </w:rPr>
+              <w:t>": "{{host}}/books/1.html"</w:t>
+            </w:r>
+          </w:p>
+          <w:p>
+            <w:pPr>
+              <w:pStyle w:val="10"/>
+              <w:spacing w:after="0" w:line="240" w:lineRule="auto"/>
+              <w:ind w:left="141"/>
+            </w:pPr>
+            <w:r>
+              <w:rPr>
+                <w:rFonts w:eastAsia="Times New Roman"/>
+                <w:sz w:val="28"/>
+                <w:szCs w:val="28"/>
+                <w:lang w:val="en-US"/>
+              </w:rPr>
               <w:t xml:space="preserve">    </w:t>
             </w:r>
             <w:r>
@@ -10598,22 +13404,58 @@
                 <w:sz w:val="28"/>
                 <w:szCs w:val="28"/>
               </w:rPr>
-              <w:t xml:space="preserve">    "code": 200,</w:t>
-            </w:r>
-          </w:p>
-          <w:p>
-            <w:pPr>
-              <w:pStyle w:val="10"/>
-              <w:spacing w:after="0" w:line="240" w:lineRule="auto"/>
-              <w:ind w:left="141"/>
-            </w:pPr>
+              <w:t xml:space="preserve">    "</w:t>
+            </w:r>
+            <w:proofErr w:type="spellStart"/>
             <w:r>
               <w:rPr>
                 <w:rFonts w:eastAsia="Times New Roman"/>
                 <w:sz w:val="28"/>
                 <w:szCs w:val="28"/>
               </w:rPr>
-              <w:t xml:space="preserve">    "message": "Информация о книге получена"</w:t>
+              <w:t>code</w:t>
+            </w:r>
+            <w:proofErr w:type="spellEnd"/>
+            <w:r>
+              <w:rPr>
+                <w:rFonts w:eastAsia="Times New Roman"/>
+                <w:sz w:val="28"/>
+                <w:szCs w:val="28"/>
+              </w:rPr>
+              <w:t>": 200,</w:t>
+            </w:r>
+          </w:p>
+          <w:p>
+            <w:pPr>
+              <w:pStyle w:val="10"/>
+              <w:spacing w:after="0" w:line="240" w:lineRule="auto"/>
+              <w:ind w:left="141"/>
+            </w:pPr>
+            <w:r>
+              <w:rPr>
+                <w:rFonts w:eastAsia="Times New Roman"/>
+                <w:sz w:val="28"/>
+                <w:szCs w:val="28"/>
+              </w:rPr>
+              <w:t xml:space="preserve">    "</w:t>
+            </w:r>
+            <w:proofErr w:type="spellStart"/>
+            <w:r>
+              <w:rPr>
+                <w:rFonts w:eastAsia="Times New Roman"/>
+                <w:sz w:val="28"/>
+                <w:szCs w:val="28"/>
+              </w:rPr>
+              <w:t>message</w:t>
+            </w:r>
+            <w:proofErr w:type="spellEnd"/>
+            <w:r>
+              <w:rPr>
+                <w:rFonts w:eastAsia="Times New Roman"/>
+                <w:sz w:val="28"/>
+                <w:szCs w:val="28"/>
+              </w:rPr>
+              <w:t>": "Информация о книге получена"</w:t>
             </w:r>
           </w:p>
           <w:p>
@@ -10905,6 +13747,7 @@
               </w:rPr>
               <w:t> </w:t>
             </w:r>
+            <w:proofErr w:type="spellStart"/>
             <w:r>
               <w:rPr>
                 <w:rFonts w:eastAsia="Arial"/>
@@ -10913,6 +13756,7 @@
               </w:rPr>
               <w:t>Request</w:t>
             </w:r>
+            <w:proofErr w:type="spellEnd"/>
           </w:p>
         </w:tc>
         <w:tc>
@@ -10930,6 +13774,7 @@
               <w:pStyle w:val="10"/>
               <w:spacing w:after="0" w:line="240" w:lineRule="auto"/>
             </w:pPr>
+            <w:proofErr w:type="spellStart"/>
             <w:r>
               <w:rPr>
                 <w:rFonts w:eastAsia="Arial"/>
@@ -10938,6 +13783,7 @@
               </w:rPr>
               <w:t>Response</w:t>
             </w:r>
+            <w:proofErr w:type="spellEnd"/>
           </w:p>
         </w:tc>
       </w:tr>
@@ -10981,7 +13827,27 @@
                 <w:szCs w:val="28"/>
                 <w:lang w:val="en-US"/>
               </w:rPr>
-              <w:t xml:space="preserve"> {{host}}/api/books/upload</w:t>
+              <w:t xml:space="preserve"> {{host}}/</w:t>
+            </w:r>
+            <w:proofErr w:type="spellStart"/>
+            <w:r>
+              <w:rPr>
+                <w:rFonts w:eastAsia="Arial"/>
+                <w:sz w:val="28"/>
+                <w:szCs w:val="28"/>
+                <w:lang w:val="en-US"/>
+              </w:rPr>
+              <w:t>api</w:t>
+            </w:r>
+            <w:proofErr w:type="spellEnd"/>
+            <w:r>
+              <w:rPr>
+                <w:rFonts w:eastAsia="Arial"/>
+                <w:sz w:val="28"/>
+                <w:szCs w:val="28"/>
+                <w:lang w:val="en-US"/>
+              </w:rPr>
+              <w:t>/books/upload</w:t>
             </w:r>
           </w:p>
           <w:p>
@@ -11108,6 +13974,7 @@
                 <w:lang w:val="en-US"/>
               </w:rPr>
             </w:pPr>
+            <w:proofErr w:type="spellStart"/>
             <w:r>
               <w:rPr>
                 <w:rFonts w:eastAsia="Arial"/>
@@ -11118,6 +13985,7 @@
               </w:rPr>
               <w:t>Formdata</w:t>
             </w:r>
+            <w:proofErr w:type="spellEnd"/>
           </w:p>
           <w:p>
             <w:pPr>
@@ -11135,7 +14003,27 @@
                 <w:szCs w:val="28"/>
                 <w:lang w:val="en-US"/>
               </w:rPr>
-              <w:t>"title": "</w:t>
+              <w:t>"</w:t>
+            </w:r>
+            <w:proofErr w:type="gramStart"/>
+            <w:r>
+              <w:rPr>
+                <w:rFonts w:eastAsia="Times New Roman"/>
+                <w:sz w:val="28"/>
+                <w:szCs w:val="28"/>
+                <w:lang w:val="en-US"/>
+              </w:rPr>
+              <w:t>title</w:t>
+            </w:r>
+            <w:proofErr w:type="gramEnd"/>
+            <w:r>
+              <w:rPr>
+                <w:rFonts w:eastAsia="Times New Roman"/>
+                <w:sz w:val="28"/>
+                <w:szCs w:val="28"/>
+                <w:lang w:val="en-US"/>
+              </w:rPr>
+              <w:t>": "</w:t>
             </w:r>
             <w:r>
               <w:rPr>
@@ -11168,7 +14056,27 @@
                 <w:sz w:val="28"/>
                 <w:szCs w:val="28"/>
               </w:rPr>
-              <w:t>"author": "Автор книги",</w:t>
+              <w:t>"</w:t>
+            </w:r>
+            <w:proofErr w:type="spellStart"/>
+            <w:r>
+              <w:rPr>
+                <w:rFonts w:eastAsia="Times New Roman"/>
+                <w:color w:val="000000"/>
+                <w:sz w:val="28"/>
+                <w:szCs w:val="28"/>
+              </w:rPr>
+              <w:t>author</w:t>
+            </w:r>
+            <w:proofErr w:type="spellEnd"/>
+            <w:r>
+              <w:rPr>
+                <w:rFonts w:eastAsia="Times New Roman"/>
+                <w:color w:val="000000"/>
+                <w:sz w:val="28"/>
+                <w:szCs w:val="28"/>
+              </w:rPr>
+              <w:t>": "Автор книги",</w:t>
             </w:r>
           </w:p>
           <w:p>
@@ -11314,6 +14222,7 @@
                 <w:szCs w:val="28"/>
                 <w:u w:val="single"/>
               </w:rPr>
+              <w:lastRenderedPageBreak/>
               <w:t>Успех</w:t>
             </w:r>
           </w:p>
@@ -11372,8 +14281,19 @@
                 <w:szCs w:val="28"/>
                 <w:lang w:val="en-US"/>
               </w:rPr>
-              <w:t xml:space="preserve"> application/json</w:t>
-            </w:r>
+              <w:t xml:space="preserve"> application/</w:t>
+            </w:r>
+            <w:proofErr w:type="spellStart"/>
+            <w:r>
+              <w:rPr>
+                <w:rFonts w:eastAsia="Arial"/>
+                <w:sz w:val="28"/>
+                <w:szCs w:val="28"/>
+                <w:lang w:val="en-US"/>
+              </w:rPr>
+              <w:t>json</w:t>
+            </w:r>
+            <w:proofErr w:type="spellEnd"/>
           </w:p>
           <w:p>
             <w:pPr>
@@ -11479,15 +14399,9 @@
                 <w:szCs w:val="28"/>
                 <w:lang w:val="en-US"/>
               </w:rPr>
-              <w:t xml:space="preserve">      "title": "Название книги",</w:t>
-            </w:r>
-          </w:p>
-          <w:p>
-            <w:pPr>
-              <w:pStyle w:val="10"/>
-              <w:spacing w:after="0" w:line="240" w:lineRule="auto"/>
-              <w:ind w:left="141"/>
-            </w:pPr>
+              <w:t xml:space="preserve">      "title": "</w:t>
+            </w:r>
+            <w:proofErr w:type="spellStart"/>
             <w:r>
               <w:rPr>
                 <w:rFonts w:eastAsia="Times New Roman"/>
@@ -11495,6 +14409,52 @@
                 <w:szCs w:val="28"/>
                 <w:lang w:val="en-US"/>
               </w:rPr>
+              <w:t>Название</w:t>
+            </w:r>
+            <w:proofErr w:type="spellEnd"/>
+            <w:r>
+              <w:rPr>
+                <w:rFonts w:eastAsia="Times New Roman"/>
+                <w:sz w:val="28"/>
+                <w:szCs w:val="28"/>
+                <w:lang w:val="en-US"/>
+              </w:rPr>
+              <w:t xml:space="preserve"> </w:t>
+            </w:r>
+            <w:proofErr w:type="spellStart"/>
+            <w:r>
+              <w:rPr>
+                <w:rFonts w:eastAsia="Times New Roman"/>
+                <w:sz w:val="28"/>
+                <w:szCs w:val="28"/>
+                <w:lang w:val="en-US"/>
+              </w:rPr>
+              <w:t>книги</w:t>
+            </w:r>
+            <w:proofErr w:type="spellEnd"/>
+            <w:r>
+              <w:rPr>
+                <w:rFonts w:eastAsia="Times New Roman"/>
+                <w:sz w:val="28"/>
+                <w:szCs w:val="28"/>
+                <w:lang w:val="en-US"/>
+              </w:rPr>
+              <w:t>",</w:t>
+            </w:r>
+          </w:p>
+          <w:p>
+            <w:pPr>
+              <w:pStyle w:val="10"/>
+              <w:spacing w:after="0" w:line="240" w:lineRule="auto"/>
+              <w:ind w:left="141"/>
+            </w:pPr>
+            <w:r>
+              <w:rPr>
+                <w:rFonts w:eastAsia="Times New Roman"/>
+                <w:sz w:val="28"/>
+                <w:szCs w:val="28"/>
+                <w:lang w:val="en-US"/>
+              </w:rPr>
               <w:t xml:space="preserve">      </w:t>
             </w:r>
             <w:r>
@@ -11579,15 +14539,9 @@
                 <w:szCs w:val="28"/>
                 <w:lang w:val="en-US"/>
               </w:rPr>
-              <w:t>"file_url": "{{host}}/books/1.html"</w:t>
-            </w:r>
-          </w:p>
-          <w:p>
-            <w:pPr>
-              <w:pStyle w:val="10"/>
-              <w:spacing w:after="0" w:line="240" w:lineRule="auto"/>
-              <w:ind w:left="141"/>
-            </w:pPr>
+              <w:t>"</w:t>
+            </w:r>
+            <w:proofErr w:type="spellStart"/>
             <w:r>
               <w:rPr>
                 <w:rFonts w:eastAsia="Times New Roman"/>
@@ -11595,6 +14549,32 @@
                 <w:szCs w:val="28"/>
                 <w:lang w:val="en-US"/>
               </w:rPr>
+              <w:t>file_url</w:t>
+            </w:r>
+            <w:proofErr w:type="spellEnd"/>
+            <w:r>
+              <w:rPr>
+                <w:rFonts w:eastAsia="Times New Roman"/>
+                <w:sz w:val="28"/>
+                <w:szCs w:val="28"/>
+                <w:lang w:val="en-US"/>
+              </w:rPr>
+              <w:t>": "{{host}}/books/1.html"</w:t>
+            </w:r>
+          </w:p>
+          <w:p>
+            <w:pPr>
+              <w:pStyle w:val="10"/>
+              <w:spacing w:after="0" w:line="240" w:lineRule="auto"/>
+              <w:ind w:left="141"/>
+            </w:pPr>
+            <w:r>
+              <w:rPr>
+                <w:rFonts w:eastAsia="Times New Roman"/>
+                <w:sz w:val="28"/>
+                <w:szCs w:val="28"/>
+                <w:lang w:val="en-US"/>
+              </w:rPr>
               <w:t xml:space="preserve">    </w:t>
             </w:r>
             <w:r>
@@ -11618,6 +14598,7 @@
                 <w:sz w:val="28"/>
                 <w:szCs w:val="28"/>
               </w:rPr>
+              <w:lastRenderedPageBreak/>
               <w:t xml:space="preserve">    "</w:t>
             </w:r>
             <w:r>
@@ -11682,7 +14663,6 @@
                 <w:sz w:val="28"/>
                 <w:szCs w:val="28"/>
               </w:rPr>
-              <w:lastRenderedPageBreak/>
               <w:t xml:space="preserve">  }</w:t>
             </w:r>
           </w:p>
@@ -11725,7 +14705,25 @@
                 <w:sz w:val="28"/>
                 <w:szCs w:val="28"/>
               </w:rPr>
-              <w:t>Ошибка валидации -</w:t>
+              <w:t xml:space="preserve">Ошибка </w:t>
+            </w:r>
+            <w:proofErr w:type="spellStart"/>
+            <w:r>
+              <w:rPr>
+                <w:rFonts w:eastAsia="Times New Roman"/>
+                <w:sz w:val="28"/>
+                <w:szCs w:val="28"/>
+              </w:rPr>
+              <w:t>валидации</w:t>
+            </w:r>
+            <w:proofErr w:type="spellEnd"/>
+            <w:r>
+              <w:rPr>
+                <w:rFonts w:eastAsia="Times New Roman"/>
+                <w:sz w:val="28"/>
+                <w:szCs w:val="28"/>
+              </w:rPr>
+              <w:t xml:space="preserve"> -</w:t>
             </w:r>
           </w:p>
           <w:p>
@@ -11895,6 +14893,7 @@
               </w:rPr>
               <w:t> </w:t>
             </w:r>
+            <w:proofErr w:type="spellStart"/>
             <w:r>
               <w:rPr>
                 <w:rFonts w:eastAsia="Arial"/>
@@ -11903,6 +14902,7 @@
               </w:rPr>
               <w:t>Request</w:t>
             </w:r>
+            <w:proofErr w:type="spellEnd"/>
           </w:p>
         </w:tc>
         <w:tc>
@@ -11920,6 +14920,7 @@
               <w:pStyle w:val="10"/>
               <w:spacing w:after="0" w:line="240" w:lineRule="auto"/>
             </w:pPr>
+            <w:proofErr w:type="spellStart"/>
             <w:r>
               <w:rPr>
                 <w:rFonts w:eastAsia="Arial"/>
@@ -11928,6 +14929,7 @@
               </w:rPr>
               <w:t>Response</w:t>
             </w:r>
+            <w:proofErr w:type="spellEnd"/>
           </w:p>
         </w:tc>
       </w:tr>
@@ -11971,7 +14973,27 @@
                 <w:szCs w:val="28"/>
                 <w:lang w:val="en-US"/>
               </w:rPr>
-              <w:t xml:space="preserve"> {{host}}/api/books</w:t>
+              <w:t xml:space="preserve"> {{host}}/</w:t>
+            </w:r>
+            <w:proofErr w:type="spellStart"/>
+            <w:r>
+              <w:rPr>
+                <w:rFonts w:eastAsia="Arial"/>
+                <w:sz w:val="28"/>
+                <w:szCs w:val="28"/>
+                <w:lang w:val="en-US"/>
+              </w:rPr>
+              <w:t>api</w:t>
+            </w:r>
+            <w:proofErr w:type="spellEnd"/>
+            <w:r>
+              <w:rPr>
+                <w:rFonts w:eastAsia="Arial"/>
+                <w:sz w:val="28"/>
+                <w:szCs w:val="28"/>
+                <w:lang w:val="en-US"/>
+              </w:rPr>
+              <w:t>/books</w:t>
             </w:r>
           </w:p>
           <w:p>
@@ -12051,8 +15073,19 @@
                 <w:szCs w:val="28"/>
                 <w:lang w:val="en-US"/>
               </w:rPr>
-              <w:t>Content-Type: application/json</w:t>
-            </w:r>
+              <w:t>Content-Type: application/</w:t>
+            </w:r>
+            <w:proofErr w:type="spellStart"/>
+            <w:r>
+              <w:rPr>
+                <w:rFonts w:eastAsia="Times New Roman"/>
+                <w:sz w:val="28"/>
+                <w:szCs w:val="28"/>
+                <w:lang w:val="en-US"/>
+              </w:rPr>
+              <w:t>json</w:t>
+            </w:r>
+            <w:proofErr w:type="spellEnd"/>
           </w:p>
           <w:p>
             <w:pPr>
@@ -12184,8 +15217,19 @@
                 <w:szCs w:val="28"/>
                 <w:lang w:val="en-US"/>
               </w:rPr>
-              <w:t xml:space="preserve"> application/json</w:t>
-            </w:r>
+              <w:t xml:space="preserve"> application/</w:t>
+            </w:r>
+            <w:proofErr w:type="spellStart"/>
+            <w:r>
+              <w:rPr>
+                <w:rFonts w:eastAsia="Arial"/>
+                <w:sz w:val="28"/>
+                <w:szCs w:val="28"/>
+                <w:lang w:val="en-US"/>
+              </w:rPr>
+              <w:t>json</w:t>
+            </w:r>
+            <w:proofErr w:type="spellEnd"/>
           </w:p>
           <w:p>
             <w:pPr>
@@ -12380,7 +15424,27 @@
                 <w:sz w:val="28"/>
                 <w:szCs w:val="28"/>
               </w:rPr>
-              <w:t>"author": "Автор книги 1",</w:t>
+              <w:t>"</w:t>
+            </w:r>
+            <w:proofErr w:type="spellStart"/>
+            <w:r>
+              <w:rPr>
+                <w:rFonts w:eastAsia="Arial"/>
+                <w:bCs/>
+                <w:sz w:val="28"/>
+                <w:szCs w:val="28"/>
+              </w:rPr>
+              <w:t>author</w:t>
+            </w:r>
+            <w:proofErr w:type="spellEnd"/>
+            <w:r>
+              <w:rPr>
+                <w:rFonts w:eastAsia="Arial"/>
+                <w:bCs/>
+                <w:sz w:val="28"/>
+                <w:szCs w:val="28"/>
+              </w:rPr>
+              <w:t>": "Автор книги 1",</w:t>
             </w:r>
           </w:p>
           <w:p>
@@ -12453,7 +15517,29 @@
                 <w:szCs w:val="28"/>
                 <w:lang w:val="en-US"/>
               </w:rPr>
-              <w:t>"file_url": "{{host}}/books/1.html"</w:t>
+              <w:t>"</w:t>
+            </w:r>
+            <w:proofErr w:type="spellStart"/>
+            <w:r>
+              <w:rPr>
+                <w:rFonts w:eastAsia="Arial"/>
+                <w:bCs/>
+                <w:sz w:val="28"/>
+                <w:szCs w:val="28"/>
+                <w:lang w:val="en-US"/>
+              </w:rPr>
+              <w:t>file_url</w:t>
+            </w:r>
+            <w:proofErr w:type="spellEnd"/>
+            <w:r>
+              <w:rPr>
+                <w:rFonts w:eastAsia="Arial"/>
+                <w:bCs/>
+                <w:sz w:val="28"/>
+                <w:szCs w:val="28"/>
+                <w:lang w:val="en-US"/>
+              </w:rPr>
+              <w:t>": "{{host}}/books/1.html"</w:t>
             </w:r>
           </w:p>
           <w:p>
@@ -12511,39 +15597,99 @@
                 <w:sz w:val="28"/>
                 <w:szCs w:val="28"/>
               </w:rPr>
-              <w:t xml:space="preserve">        "id": 2,</w:t>
-            </w:r>
-          </w:p>
-          <w:p>
-            <w:pPr>
-              <w:pStyle w:val="10"/>
-              <w:spacing w:after="0" w:line="240" w:lineRule="auto"/>
-              <w:ind w:left="141"/>
-            </w:pPr>
-            <w:r>
-              <w:rPr>
-                <w:rFonts w:eastAsia="Arial"/>
-                <w:bCs/>
-                <w:sz w:val="28"/>
-                <w:szCs w:val="28"/>
-              </w:rPr>
-              <w:t xml:space="preserve">        "title": "Название книги 2",</w:t>
-            </w:r>
-          </w:p>
-          <w:p>
-            <w:pPr>
-              <w:pStyle w:val="10"/>
-              <w:spacing w:after="0" w:line="240" w:lineRule="auto"/>
-              <w:ind w:left="141"/>
-            </w:pPr>
-            <w:r>
-              <w:rPr>
-                <w:rFonts w:eastAsia="Arial"/>
-                <w:bCs/>
-                <w:sz w:val="28"/>
-                <w:szCs w:val="28"/>
-              </w:rPr>
-              <w:t xml:space="preserve">        "author": "Автор книги 2",</w:t>
+              <w:t xml:space="preserve">        "</w:t>
+            </w:r>
+            <w:proofErr w:type="spellStart"/>
+            <w:r>
+              <w:rPr>
+                <w:rFonts w:eastAsia="Arial"/>
+                <w:bCs/>
+                <w:sz w:val="28"/>
+                <w:szCs w:val="28"/>
+              </w:rPr>
+              <w:t>id</w:t>
+            </w:r>
+            <w:proofErr w:type="spellEnd"/>
+            <w:r>
+              <w:rPr>
+                <w:rFonts w:eastAsia="Arial"/>
+                <w:bCs/>
+                <w:sz w:val="28"/>
+                <w:szCs w:val="28"/>
+              </w:rPr>
+              <w:t>": 2,</w:t>
+            </w:r>
+          </w:p>
+          <w:p>
+            <w:pPr>
+              <w:pStyle w:val="10"/>
+              <w:spacing w:after="0" w:line="240" w:lineRule="auto"/>
+              <w:ind w:left="141"/>
+            </w:pPr>
+            <w:r>
+              <w:rPr>
+                <w:rFonts w:eastAsia="Arial"/>
+                <w:bCs/>
+                <w:sz w:val="28"/>
+                <w:szCs w:val="28"/>
+              </w:rPr>
+              <w:t xml:space="preserve">        "</w:t>
+            </w:r>
+            <w:proofErr w:type="spellStart"/>
+            <w:r>
+              <w:rPr>
+                <w:rFonts w:eastAsia="Arial"/>
+                <w:bCs/>
+                <w:sz w:val="28"/>
+                <w:szCs w:val="28"/>
+              </w:rPr>
+              <w:t>title</w:t>
+            </w:r>
+            <w:proofErr w:type="spellEnd"/>
+            <w:r>
+              <w:rPr>
+                <w:rFonts w:eastAsia="Arial"/>
+                <w:bCs/>
+                <w:sz w:val="28"/>
+                <w:szCs w:val="28"/>
+              </w:rPr>
+              <w:t>": "Название книги 2",</w:t>
+            </w:r>
+          </w:p>
+          <w:p>
+            <w:pPr>
+              <w:pStyle w:val="10"/>
+              <w:spacing w:after="0" w:line="240" w:lineRule="auto"/>
+              <w:ind w:left="141"/>
+            </w:pPr>
+            <w:r>
+              <w:rPr>
+                <w:rFonts w:eastAsia="Arial"/>
+                <w:bCs/>
+                <w:sz w:val="28"/>
+                <w:szCs w:val="28"/>
+              </w:rPr>
+              <w:t xml:space="preserve">        "</w:t>
+            </w:r>
+            <w:proofErr w:type="spellStart"/>
+            <w:r>
+              <w:rPr>
+                <w:rFonts w:eastAsia="Arial"/>
+                <w:bCs/>
+                <w:sz w:val="28"/>
+                <w:szCs w:val="28"/>
+              </w:rPr>
+              <w:t>author</w:t>
+            </w:r>
+            <w:proofErr w:type="spellEnd"/>
+            <w:r>
+              <w:rPr>
+                <w:rFonts w:eastAsia="Arial"/>
+                <w:bCs/>
+                <w:sz w:val="28"/>
+                <w:szCs w:val="28"/>
+              </w:rPr>
+              <w:t>": "Автор книги 2",</w:t>
             </w:r>
           </w:p>
           <w:p>
@@ -12630,7 +15776,29 @@
                 <w:szCs w:val="28"/>
                 <w:lang w:val="en-US"/>
               </w:rPr>
-              <w:t xml:space="preserve">        "file_url": "{{host}}/books/2.html"</w:t>
+              <w:t xml:space="preserve">        "</w:t>
+            </w:r>
+            <w:proofErr w:type="spellStart"/>
+            <w:r>
+              <w:rPr>
+                <w:rFonts w:eastAsia="Arial"/>
+                <w:bCs/>
+                <w:sz w:val="28"/>
+                <w:szCs w:val="28"/>
+                <w:lang w:val="en-US"/>
+              </w:rPr>
+              <w:t>file_url</w:t>
+            </w:r>
+            <w:proofErr w:type="spellEnd"/>
+            <w:r>
+              <w:rPr>
+                <w:rFonts w:eastAsia="Arial"/>
+                <w:bCs/>
+                <w:sz w:val="28"/>
+                <w:szCs w:val="28"/>
+                <w:lang w:val="en-US"/>
+              </w:rPr>
+              <w:t>": "{{host}}/books/2.html"</w:t>
             </w:r>
           </w:p>
           <w:p>
@@ -12704,23 +15872,63 @@
                 <w:sz w:val="28"/>
                 <w:szCs w:val="28"/>
               </w:rPr>
-              <w:t xml:space="preserve">    "code": 200,</w:t>
-            </w:r>
-          </w:p>
-          <w:p>
-            <w:pPr>
-              <w:pStyle w:val="10"/>
-              <w:spacing w:after="0" w:line="240" w:lineRule="auto"/>
-              <w:ind w:left="141"/>
-            </w:pPr>
-            <w:r>
-              <w:rPr>
-                <w:rFonts w:eastAsia="Arial"/>
-                <w:bCs/>
-                <w:sz w:val="28"/>
-                <w:szCs w:val="28"/>
-              </w:rPr>
-              <w:t xml:space="preserve">    "message": "Список книг получен"</w:t>
+              <w:t xml:space="preserve">    "</w:t>
+            </w:r>
+            <w:proofErr w:type="spellStart"/>
+            <w:r>
+              <w:rPr>
+                <w:rFonts w:eastAsia="Arial"/>
+                <w:bCs/>
+                <w:sz w:val="28"/>
+                <w:szCs w:val="28"/>
+              </w:rPr>
+              <w:t>code</w:t>
+            </w:r>
+            <w:proofErr w:type="spellEnd"/>
+            <w:r>
+              <w:rPr>
+                <w:rFonts w:eastAsia="Arial"/>
+                <w:bCs/>
+                <w:sz w:val="28"/>
+                <w:szCs w:val="28"/>
+              </w:rPr>
+              <w:t>": 200,</w:t>
+            </w:r>
+          </w:p>
+          <w:p>
+            <w:pPr>
+              <w:pStyle w:val="10"/>
+              <w:spacing w:after="0" w:line="240" w:lineRule="auto"/>
+              <w:ind w:left="141"/>
+            </w:pPr>
+            <w:r>
+              <w:rPr>
+                <w:rFonts w:eastAsia="Arial"/>
+                <w:bCs/>
+                <w:sz w:val="28"/>
+                <w:szCs w:val="28"/>
+              </w:rPr>
+              <w:t xml:space="preserve">    "</w:t>
+            </w:r>
+            <w:proofErr w:type="spellStart"/>
+            <w:r>
+              <w:rPr>
+                <w:rFonts w:eastAsia="Arial"/>
+                <w:bCs/>
+                <w:sz w:val="28"/>
+                <w:szCs w:val="28"/>
+              </w:rPr>
+              <w:t>message</w:t>
+            </w:r>
+            <w:proofErr w:type="spellEnd"/>
+            <w:r>
+              <w:rPr>
+                <w:rFonts w:eastAsia="Arial"/>
+                <w:bCs/>
+                <w:sz w:val="28"/>
+                <w:szCs w:val="28"/>
+              </w:rPr>
+              <w:t>": "Список книг получен"</w:t>
             </w:r>
           </w:p>
           <w:p>
@@ -12781,7 +15989,6 @@
           <w:sz w:val="28"/>
           <w:szCs w:val="28"/>
         </w:rPr>
-        <w:lastRenderedPageBreak/>
         <w:t xml:space="preserve">Получение информации о книге, добавленной пользователем </w:t>
       </w:r>
     </w:p>
@@ -12845,6 +16052,7 @@
               </w:rPr>
               <w:t> </w:t>
             </w:r>
+            <w:proofErr w:type="spellStart"/>
             <w:r>
               <w:rPr>
                 <w:rFonts w:eastAsia="Arial"/>
@@ -12853,6 +16061,7 @@
               </w:rPr>
               <w:t>Request</w:t>
             </w:r>
+            <w:proofErr w:type="spellEnd"/>
           </w:p>
         </w:tc>
         <w:tc>
@@ -12870,6 +16079,7 @@
               <w:pStyle w:val="10"/>
               <w:spacing w:after="0" w:line="240" w:lineRule="auto"/>
             </w:pPr>
+            <w:proofErr w:type="spellStart"/>
             <w:r>
               <w:rPr>
                 <w:rFonts w:eastAsia="Arial"/>
@@ -12878,6 +16088,7 @@
               </w:rPr>
               <w:t>Response</w:t>
             </w:r>
+            <w:proofErr w:type="spellEnd"/>
           </w:p>
         </w:tc>
       </w:tr>
@@ -12921,7 +16132,27 @@
                 <w:szCs w:val="28"/>
                 <w:lang w:val="en-US"/>
               </w:rPr>
-              <w:t xml:space="preserve"> {{host}}/api/books/{id}</w:t>
+              <w:t xml:space="preserve"> {{host}}/</w:t>
+            </w:r>
+            <w:proofErr w:type="spellStart"/>
+            <w:r>
+              <w:rPr>
+                <w:rFonts w:eastAsia="Arial"/>
+                <w:sz w:val="28"/>
+                <w:szCs w:val="28"/>
+                <w:lang w:val="en-US"/>
+              </w:rPr>
+              <w:t>api</w:t>
+            </w:r>
+            <w:proofErr w:type="spellEnd"/>
+            <w:r>
+              <w:rPr>
+                <w:rFonts w:eastAsia="Arial"/>
+                <w:sz w:val="28"/>
+                <w:szCs w:val="28"/>
+                <w:lang w:val="en-US"/>
+              </w:rPr>
+              <w:t>/books/{id}</w:t>
             </w:r>
           </w:p>
           <w:p>
@@ -13001,8 +16232,19 @@
                 <w:szCs w:val="28"/>
                 <w:lang w:val="en-US"/>
               </w:rPr>
-              <w:t>Content-Type: application/json</w:t>
-            </w:r>
+              <w:t>Content-Type: application/</w:t>
+            </w:r>
+            <w:proofErr w:type="spellStart"/>
+            <w:r>
+              <w:rPr>
+                <w:rFonts w:eastAsia="Times New Roman"/>
+                <w:sz w:val="28"/>
+                <w:szCs w:val="28"/>
+                <w:lang w:val="en-US"/>
+              </w:rPr>
+              <w:t>json</w:t>
+            </w:r>
+            <w:proofErr w:type="spellEnd"/>
           </w:p>
           <w:p>
             <w:pPr>
@@ -13167,8 +16409,19 @@
                 <w:szCs w:val="28"/>
                 <w:lang w:val="en-US"/>
               </w:rPr>
-              <w:t xml:space="preserve"> application/json</w:t>
-            </w:r>
+              <w:t xml:space="preserve"> application/</w:t>
+            </w:r>
+            <w:proofErr w:type="spellStart"/>
+            <w:r>
+              <w:rPr>
+                <w:rFonts w:eastAsia="Arial"/>
+                <w:sz w:val="28"/>
+                <w:szCs w:val="28"/>
+                <w:lang w:val="en-US"/>
+              </w:rPr>
+              <w:t>json</w:t>
+            </w:r>
+            <w:proofErr w:type="spellEnd"/>
           </w:p>
           <w:p>
             <w:pPr>
@@ -13332,21 +16585,39 @@
                 <w:sz w:val="28"/>
                 <w:szCs w:val="28"/>
               </w:rPr>
-              <w:t>"author": "Автор книги",</w:t>
-            </w:r>
-          </w:p>
-          <w:p>
-            <w:pPr>
-              <w:pStyle w:val="10"/>
-              <w:spacing w:after="0" w:line="240" w:lineRule="auto"/>
-              <w:ind w:left="141"/>
-            </w:pPr>
+              <w:t>"</w:t>
+            </w:r>
+            <w:proofErr w:type="spellStart"/>
             <w:r>
               <w:rPr>
                 <w:rFonts w:eastAsia="Times New Roman"/>
                 <w:sz w:val="28"/>
                 <w:szCs w:val="28"/>
               </w:rPr>
+              <w:t>author</w:t>
+            </w:r>
+            <w:proofErr w:type="spellEnd"/>
+            <w:r>
+              <w:rPr>
+                <w:rFonts w:eastAsia="Times New Roman"/>
+                <w:sz w:val="28"/>
+                <w:szCs w:val="28"/>
+              </w:rPr>
+              <w:t>": "Автор книги",</w:t>
+            </w:r>
+          </w:p>
+          <w:p>
+            <w:pPr>
+              <w:pStyle w:val="10"/>
+              <w:spacing w:after="0" w:line="240" w:lineRule="auto"/>
+              <w:ind w:left="141"/>
+            </w:pPr>
+            <w:r>
+              <w:rPr>
+                <w:rFonts w:eastAsia="Times New Roman"/>
+                <w:sz w:val="28"/>
+                <w:szCs w:val="28"/>
+              </w:rPr>
               <w:t xml:space="preserve">      "</w:t>
             </w:r>
             <w:r>
@@ -13391,15 +16662,9 @@
                 <w:szCs w:val="28"/>
                 <w:lang w:val="en-US"/>
               </w:rPr>
-              <w:t>"file_url": "{{host}}/books/1.html"</w:t>
-            </w:r>
-          </w:p>
-          <w:p>
-            <w:pPr>
-              <w:pStyle w:val="10"/>
-              <w:spacing w:after="0" w:line="240" w:lineRule="auto"/>
-              <w:ind w:left="141"/>
-            </w:pPr>
+              <w:t>"</w:t>
+            </w:r>
+            <w:proofErr w:type="spellStart"/>
             <w:r>
               <w:rPr>
                 <w:rFonts w:eastAsia="Times New Roman"/>
@@ -13407,6 +16672,32 @@
                 <w:szCs w:val="28"/>
                 <w:lang w:val="en-US"/>
               </w:rPr>
+              <w:t>file_url</w:t>
+            </w:r>
+            <w:proofErr w:type="spellEnd"/>
+            <w:r>
+              <w:rPr>
+                <w:rFonts w:eastAsia="Times New Roman"/>
+                <w:sz w:val="28"/>
+                <w:szCs w:val="28"/>
+                <w:lang w:val="en-US"/>
+              </w:rPr>
+              <w:t>": "{{host}}/books/1.html"</w:t>
+            </w:r>
+          </w:p>
+          <w:p>
+            <w:pPr>
+              <w:pStyle w:val="10"/>
+              <w:spacing w:after="0" w:line="240" w:lineRule="auto"/>
+              <w:ind w:left="141"/>
+            </w:pPr>
+            <w:r>
+              <w:rPr>
+                <w:rFonts w:eastAsia="Times New Roman"/>
+                <w:sz w:val="28"/>
+                <w:szCs w:val="28"/>
+                <w:lang w:val="en-US"/>
+              </w:rPr>
               <w:t xml:space="preserve">    </w:t>
             </w:r>
             <w:r>
@@ -13430,22 +16721,58 @@
                 <w:sz w:val="28"/>
                 <w:szCs w:val="28"/>
               </w:rPr>
-              <w:t xml:space="preserve">    "code": 200,</w:t>
-            </w:r>
-          </w:p>
-          <w:p>
-            <w:pPr>
-              <w:pStyle w:val="10"/>
-              <w:spacing w:after="0" w:line="240" w:lineRule="auto"/>
-              <w:ind w:left="141"/>
-            </w:pPr>
+              <w:t xml:space="preserve">    "</w:t>
+            </w:r>
+            <w:proofErr w:type="spellStart"/>
             <w:r>
               <w:rPr>
                 <w:rFonts w:eastAsia="Times New Roman"/>
                 <w:sz w:val="28"/>
                 <w:szCs w:val="28"/>
               </w:rPr>
-              <w:t xml:space="preserve">    "message": "Информация о книге получена"</w:t>
+              <w:t>code</w:t>
+            </w:r>
+            <w:proofErr w:type="spellEnd"/>
+            <w:r>
+              <w:rPr>
+                <w:rFonts w:eastAsia="Times New Roman"/>
+                <w:sz w:val="28"/>
+                <w:szCs w:val="28"/>
+              </w:rPr>
+              <w:t>": 200,</w:t>
+            </w:r>
+          </w:p>
+          <w:p>
+            <w:pPr>
+              <w:pStyle w:val="10"/>
+              <w:spacing w:after="0" w:line="240" w:lineRule="auto"/>
+              <w:ind w:left="141"/>
+            </w:pPr>
+            <w:r>
+              <w:rPr>
+                <w:rFonts w:eastAsia="Times New Roman"/>
+                <w:sz w:val="28"/>
+                <w:szCs w:val="28"/>
+              </w:rPr>
+              <w:t xml:space="preserve">    "</w:t>
+            </w:r>
+            <w:proofErr w:type="spellStart"/>
+            <w:r>
+              <w:rPr>
+                <w:rFonts w:eastAsia="Times New Roman"/>
+                <w:sz w:val="28"/>
+                <w:szCs w:val="28"/>
+              </w:rPr>
+              <w:t>message</w:t>
+            </w:r>
+            <w:proofErr w:type="spellEnd"/>
+            <w:r>
+              <w:rPr>
+                <w:rFonts w:eastAsia="Times New Roman"/>
+                <w:sz w:val="28"/>
+                <w:szCs w:val="28"/>
+              </w:rPr>
+              <w:t>": "Информация о книге получена"</w:t>
             </w:r>
           </w:p>
           <w:p>
@@ -13650,6 +16977,7 @@
               </w:rPr>
               <w:t> </w:t>
             </w:r>
+            <w:proofErr w:type="spellStart"/>
             <w:r>
               <w:rPr>
                 <w:rFonts w:eastAsia="Arial"/>
@@ -13658,6 +16986,7 @@
               </w:rPr>
               <w:t>Request</w:t>
             </w:r>
+            <w:proofErr w:type="spellEnd"/>
           </w:p>
         </w:tc>
         <w:tc>
@@ -13675,6 +17004,7 @@
               <w:pStyle w:val="10"/>
               <w:spacing w:after="0" w:line="240" w:lineRule="auto"/>
             </w:pPr>
+            <w:proofErr w:type="spellStart"/>
             <w:r>
               <w:rPr>
                 <w:rFonts w:eastAsia="Arial"/>
@@ -13683,6 +17013,7 @@
               </w:rPr>
               <w:t>Response</w:t>
             </w:r>
+            <w:proofErr w:type="spellEnd"/>
           </w:p>
         </w:tc>
       </w:tr>
@@ -13726,7 +17057,27 @@
                 <w:szCs w:val="28"/>
                 <w:lang w:val="en-US"/>
               </w:rPr>
-              <w:t xml:space="preserve"> {{host}}/api/books/{id}</w:t>
+              <w:t xml:space="preserve"> {{host}}/</w:t>
+            </w:r>
+            <w:proofErr w:type="spellStart"/>
+            <w:r>
+              <w:rPr>
+                <w:rFonts w:eastAsia="Arial"/>
+                <w:sz w:val="28"/>
+                <w:szCs w:val="28"/>
+                <w:lang w:val="en-US"/>
+              </w:rPr>
+              <w:t>api</w:t>
+            </w:r>
+            <w:proofErr w:type="spellEnd"/>
+            <w:r>
+              <w:rPr>
+                <w:rFonts w:eastAsia="Arial"/>
+                <w:sz w:val="28"/>
+                <w:szCs w:val="28"/>
+                <w:lang w:val="en-US"/>
+              </w:rPr>
+              <w:t>/books/{id}</w:t>
             </w:r>
           </w:p>
           <w:p>
@@ -13806,8 +17157,19 @@
                 <w:szCs w:val="28"/>
                 <w:lang w:val="en-US"/>
               </w:rPr>
-              <w:t>Content-Type: application/json</w:t>
-            </w:r>
+              <w:t>Content-Type: application/</w:t>
+            </w:r>
+            <w:proofErr w:type="spellStart"/>
+            <w:r>
+              <w:rPr>
+                <w:rFonts w:eastAsia="Times New Roman"/>
+                <w:sz w:val="28"/>
+                <w:szCs w:val="28"/>
+                <w:lang w:val="en-US"/>
+              </w:rPr>
+              <w:t>json</w:t>
+            </w:r>
+            <w:proofErr w:type="spellEnd"/>
           </w:p>
           <w:p>
             <w:pPr>
@@ -13935,8 +17297,19 @@
                 <w:szCs w:val="28"/>
                 <w:lang w:val="en-US"/>
               </w:rPr>
-              <w:t xml:space="preserve"> application/json</w:t>
-            </w:r>
+              <w:t xml:space="preserve"> application/</w:t>
+            </w:r>
+            <w:proofErr w:type="spellStart"/>
+            <w:r>
+              <w:rPr>
+                <w:rFonts w:eastAsia="Arial"/>
+                <w:sz w:val="28"/>
+                <w:szCs w:val="28"/>
+                <w:lang w:val="en-US"/>
+              </w:rPr>
+              <w:t>json</w:t>
+            </w:r>
+            <w:proofErr w:type="spellEnd"/>
           </w:p>
           <w:p>
             <w:pPr>
@@ -14009,6 +17382,7 @@
                 <w:sz w:val="28"/>
                 <w:szCs w:val="28"/>
               </w:rPr>
+              <w:lastRenderedPageBreak/>
               <w:t xml:space="preserve">    "</w:t>
             </w:r>
             <w:r>
@@ -14041,7 +17415,6 @@
                 <w:sz w:val="28"/>
                 <w:szCs w:val="28"/>
               </w:rPr>
-              <w:lastRenderedPageBreak/>
               <w:t xml:space="preserve">    "</w:t>
             </w:r>
             <w:r>
@@ -14297,6 +17670,7 @@
               </w:rPr>
               <w:t> </w:t>
             </w:r>
+            <w:proofErr w:type="spellStart"/>
             <w:r>
               <w:rPr>
                 <w:rFonts w:eastAsia="Arial"/>
@@ -14305,6 +17679,7 @@
               </w:rPr>
               <w:t>Request</w:t>
             </w:r>
+            <w:proofErr w:type="spellEnd"/>
           </w:p>
         </w:tc>
         <w:tc>
@@ -14322,6 +17697,7 @@
               <w:pStyle w:val="10"/>
               <w:spacing w:after="0" w:line="240" w:lineRule="auto"/>
             </w:pPr>
+            <w:proofErr w:type="spellStart"/>
             <w:r>
               <w:rPr>
                 <w:rFonts w:eastAsia="Arial"/>
@@ -14330,6 +17706,7 @@
               </w:rPr>
               <w:t>Response</w:t>
             </w:r>
+            <w:proofErr w:type="spellEnd"/>
           </w:p>
         </w:tc>
       </w:tr>
@@ -14373,7 +17750,27 @@
                 <w:szCs w:val="28"/>
                 <w:lang w:val="en-US"/>
               </w:rPr>
-              <w:t xml:space="preserve"> {{host}}/api/books/{id}</w:t>
+              <w:t xml:space="preserve"> {{host}}/</w:t>
+            </w:r>
+            <w:proofErr w:type="spellStart"/>
+            <w:r>
+              <w:rPr>
+                <w:rFonts w:eastAsia="Arial"/>
+                <w:sz w:val="28"/>
+                <w:szCs w:val="28"/>
+                <w:lang w:val="en-US"/>
+              </w:rPr>
+              <w:t>api</w:t>
+            </w:r>
+            <w:proofErr w:type="spellEnd"/>
+            <w:r>
+              <w:rPr>
+                <w:rFonts w:eastAsia="Arial"/>
+                <w:sz w:val="28"/>
+                <w:szCs w:val="28"/>
+                <w:lang w:val="en-US"/>
+              </w:rPr>
+              <w:t>/books/{id}</w:t>
             </w:r>
           </w:p>
           <w:p>
@@ -14453,8 +17850,19 @@
                 <w:szCs w:val="28"/>
                 <w:lang w:val="en-US"/>
               </w:rPr>
-              <w:t>Content-Type: application/json</w:t>
-            </w:r>
+              <w:t>Content-Type: application/</w:t>
+            </w:r>
+            <w:proofErr w:type="spellStart"/>
+            <w:r>
+              <w:rPr>
+                <w:rFonts w:eastAsia="Times New Roman"/>
+                <w:sz w:val="28"/>
+                <w:szCs w:val="28"/>
+                <w:lang w:val="en-US"/>
+              </w:rPr>
+              <w:t>json</w:t>
+            </w:r>
+            <w:proofErr w:type="spellEnd"/>
           </w:p>
           <w:p>
             <w:pPr>
@@ -14768,8 +18176,19 @@
                 <w:szCs w:val="28"/>
                 <w:lang w:val="en-US"/>
               </w:rPr>
-              <w:t xml:space="preserve"> application/json</w:t>
-            </w:r>
+              <w:t xml:space="preserve"> application/</w:t>
+            </w:r>
+            <w:proofErr w:type="spellStart"/>
+            <w:r>
+              <w:rPr>
+                <w:rFonts w:eastAsia="Arial"/>
+                <w:sz w:val="28"/>
+                <w:szCs w:val="28"/>
+                <w:lang w:val="en-US"/>
+              </w:rPr>
+              <w:t>json</w:t>
+            </w:r>
+            <w:proofErr w:type="spellEnd"/>
           </w:p>
           <w:p>
             <w:pPr>
@@ -14950,39 +18369,75 @@
                 <w:sz w:val="28"/>
                 <w:szCs w:val="28"/>
               </w:rPr>
-              <w:t>"author": "Новый автор книги",</w:t>
-            </w:r>
-          </w:p>
-          <w:p>
-            <w:pPr>
-              <w:pStyle w:val="10"/>
-              <w:spacing w:after="0" w:line="240" w:lineRule="auto"/>
-              <w:ind w:left="141"/>
-            </w:pPr>
+              <w:t>"</w:t>
+            </w:r>
+            <w:proofErr w:type="spellStart"/>
             <w:r>
               <w:rPr>
                 <w:rFonts w:eastAsia="Times New Roman"/>
                 <w:sz w:val="28"/>
                 <w:szCs w:val="28"/>
               </w:rPr>
-              <w:t xml:space="preserve">      "description": "Новое описание книги",</w:t>
-            </w:r>
-          </w:p>
-          <w:p>
-            <w:pPr>
-              <w:pStyle w:val="10"/>
-              <w:spacing w:after="0" w:line="240" w:lineRule="auto"/>
-              <w:ind w:left="141"/>
-              <w:rPr>
-                <w:lang w:val="en-US"/>
-              </w:rPr>
-            </w:pPr>
+              <w:t>author</w:t>
+            </w:r>
+            <w:proofErr w:type="spellEnd"/>
             <w:r>
               <w:rPr>
                 <w:rFonts w:eastAsia="Times New Roman"/>
                 <w:sz w:val="28"/>
                 <w:szCs w:val="28"/>
               </w:rPr>
+              <w:t>": "Новый автор книги",</w:t>
+            </w:r>
+          </w:p>
+          <w:p>
+            <w:pPr>
+              <w:pStyle w:val="10"/>
+              <w:spacing w:after="0" w:line="240" w:lineRule="auto"/>
+              <w:ind w:left="141"/>
+            </w:pPr>
+            <w:r>
+              <w:rPr>
+                <w:rFonts w:eastAsia="Times New Roman"/>
+                <w:sz w:val="28"/>
+                <w:szCs w:val="28"/>
+              </w:rPr>
+              <w:t xml:space="preserve">      "</w:t>
+            </w:r>
+            <w:proofErr w:type="spellStart"/>
+            <w:r>
+              <w:rPr>
+                <w:rFonts w:eastAsia="Times New Roman"/>
+                <w:sz w:val="28"/>
+                <w:szCs w:val="28"/>
+              </w:rPr>
+              <w:t>description</w:t>
+            </w:r>
+            <w:proofErr w:type="spellEnd"/>
+            <w:r>
+              <w:rPr>
+                <w:rFonts w:eastAsia="Times New Roman"/>
+                <w:sz w:val="28"/>
+                <w:szCs w:val="28"/>
+              </w:rPr>
+              <w:t>": "Новое описание книги",</w:t>
+            </w:r>
+          </w:p>
+          <w:p>
+            <w:pPr>
+              <w:pStyle w:val="10"/>
+              <w:spacing w:after="0" w:line="240" w:lineRule="auto"/>
+              <w:ind w:left="141"/>
+              <w:rPr>
+                <w:lang w:val="en-US"/>
+              </w:rPr>
+            </w:pPr>
+            <w:r>
+              <w:rPr>
+                <w:rFonts w:eastAsia="Times New Roman"/>
+                <w:sz w:val="28"/>
+                <w:szCs w:val="28"/>
+              </w:rPr>
               <w:t xml:space="preserve">      </w:t>
             </w:r>
             <w:r>
@@ -14992,15 +18447,9 @@
                 <w:szCs w:val="28"/>
                 <w:lang w:val="en-US"/>
               </w:rPr>
-              <w:t>"file_url": "{{host}}/books/1.html"</w:t>
-            </w:r>
-          </w:p>
-          <w:p>
-            <w:pPr>
-              <w:pStyle w:val="10"/>
-              <w:spacing w:after="0" w:line="240" w:lineRule="auto"/>
-              <w:ind w:left="141"/>
-            </w:pPr>
+              <w:t>"</w:t>
+            </w:r>
+            <w:proofErr w:type="spellStart"/>
             <w:r>
               <w:rPr>
                 <w:rFonts w:eastAsia="Times New Roman"/>
@@ -15008,6 +18457,32 @@
                 <w:szCs w:val="28"/>
                 <w:lang w:val="en-US"/>
               </w:rPr>
+              <w:t>file_url</w:t>
+            </w:r>
+            <w:proofErr w:type="spellEnd"/>
+            <w:r>
+              <w:rPr>
+                <w:rFonts w:eastAsia="Times New Roman"/>
+                <w:sz w:val="28"/>
+                <w:szCs w:val="28"/>
+                <w:lang w:val="en-US"/>
+              </w:rPr>
+              <w:t>": "{{host}}/books/1.html"</w:t>
+            </w:r>
+          </w:p>
+          <w:p>
+            <w:pPr>
+              <w:pStyle w:val="10"/>
+              <w:spacing w:after="0" w:line="240" w:lineRule="auto"/>
+              <w:ind w:left="141"/>
+            </w:pPr>
+            <w:r>
+              <w:rPr>
+                <w:rFonts w:eastAsia="Times New Roman"/>
+                <w:sz w:val="28"/>
+                <w:szCs w:val="28"/>
+                <w:lang w:val="en-US"/>
+              </w:rPr>
               <w:t xml:space="preserve">    </w:t>
             </w:r>
             <w:r>
@@ -15031,36 +18506,72 @@
                 <w:sz w:val="28"/>
                 <w:szCs w:val="28"/>
               </w:rPr>
-              <w:t xml:space="preserve">    "code": 200,</w:t>
-            </w:r>
-          </w:p>
-          <w:p>
-            <w:pPr>
-              <w:pStyle w:val="10"/>
-              <w:spacing w:after="0" w:line="240" w:lineRule="auto"/>
-              <w:ind w:left="141"/>
-            </w:pPr>
+              <w:t xml:space="preserve">    "</w:t>
+            </w:r>
+            <w:proofErr w:type="spellStart"/>
             <w:r>
               <w:rPr>
                 <w:rFonts w:eastAsia="Times New Roman"/>
                 <w:sz w:val="28"/>
                 <w:szCs w:val="28"/>
               </w:rPr>
-              <w:t xml:space="preserve">    "message": "Информация о книге обновлена"</w:t>
-            </w:r>
-          </w:p>
-          <w:p>
-            <w:pPr>
-              <w:pStyle w:val="10"/>
-              <w:spacing w:after="0" w:line="240" w:lineRule="auto"/>
-              <w:ind w:left="141"/>
-            </w:pPr>
+              <w:t>code</w:t>
+            </w:r>
+            <w:proofErr w:type="spellEnd"/>
             <w:r>
               <w:rPr>
                 <w:rFonts w:eastAsia="Times New Roman"/>
                 <w:sz w:val="28"/>
                 <w:szCs w:val="28"/>
               </w:rPr>
+              <w:t>": 200,</w:t>
+            </w:r>
+          </w:p>
+          <w:p>
+            <w:pPr>
+              <w:pStyle w:val="10"/>
+              <w:spacing w:after="0" w:line="240" w:lineRule="auto"/>
+              <w:ind w:left="141"/>
+            </w:pPr>
+            <w:r>
+              <w:rPr>
+                <w:rFonts w:eastAsia="Times New Roman"/>
+                <w:sz w:val="28"/>
+                <w:szCs w:val="28"/>
+              </w:rPr>
+              <w:t xml:space="preserve">    "</w:t>
+            </w:r>
+            <w:proofErr w:type="spellStart"/>
+            <w:r>
+              <w:rPr>
+                <w:rFonts w:eastAsia="Times New Roman"/>
+                <w:sz w:val="28"/>
+                <w:szCs w:val="28"/>
+              </w:rPr>
+              <w:t>message</w:t>
+            </w:r>
+            <w:proofErr w:type="spellEnd"/>
+            <w:r>
+              <w:rPr>
+                <w:rFonts w:eastAsia="Times New Roman"/>
+                <w:sz w:val="28"/>
+                <w:szCs w:val="28"/>
+              </w:rPr>
+              <w:t>": "Информация о книге обновлена"</w:t>
+            </w:r>
+          </w:p>
+          <w:p>
+            <w:pPr>
+              <w:pStyle w:val="10"/>
+              <w:spacing w:after="0" w:line="240" w:lineRule="auto"/>
+              <w:ind w:left="141"/>
+            </w:pPr>
+            <w:r>
+              <w:rPr>
+                <w:rFonts w:eastAsia="Times New Roman"/>
+                <w:sz w:val="28"/>
+                <w:szCs w:val="28"/>
+              </w:rPr>
               <w:t xml:space="preserve">  }</w:t>
             </w:r>
           </w:p>
@@ -15183,8 +18694,18 @@
                 <w:sz w:val="28"/>
                 <w:szCs w:val="28"/>
               </w:rPr>
-              <w:t>Ошибки валидации</w:t>
-            </w:r>
+              <w:t xml:space="preserve">Ошибки </w:t>
+            </w:r>
+            <w:proofErr w:type="spellStart"/>
+            <w:r>
+              <w:rPr>
+                <w:rFonts w:eastAsia="Times New Roman"/>
+                <w:sz w:val="28"/>
+                <w:szCs w:val="28"/>
+              </w:rPr>
+              <w:t>валидации</w:t>
+            </w:r>
+            <w:proofErr w:type="spellEnd"/>
           </w:p>
           <w:p>
             <w:pPr>
@@ -15230,7 +18751,6 @@
           <w:sz w:val="28"/>
           <w:szCs w:val="28"/>
         </w:rPr>
-        <w:lastRenderedPageBreak/>
         <w:t>Сохранение прогресса чтения книги</w:t>
       </w:r>
     </w:p>
@@ -15243,13 +18763,23 @@
         </w:numPr>
         <w:spacing w:after="80"/>
       </w:pPr>
-      <w:r>
-        <w:rPr>
-          <w:rFonts w:eastAsia="Arial"/>
-          <w:sz w:val="28"/>
-          <w:szCs w:val="28"/>
-        </w:rPr>
-        <w:t>progress: Процент прочитанной книги, действительное число от 0 до 100, обязательно для указания.</w:t>
+      <w:proofErr w:type="spellStart"/>
+      <w:r>
+        <w:rPr>
+          <w:rFonts w:eastAsia="Arial"/>
+          <w:sz w:val="28"/>
+          <w:szCs w:val="28"/>
+        </w:rPr>
+        <w:t>progress</w:t>
+      </w:r>
+      <w:proofErr w:type="spellEnd"/>
+      <w:r>
+        <w:rPr>
+          <w:rFonts w:eastAsia="Arial"/>
+          <w:sz w:val="28"/>
+          <w:szCs w:val="28"/>
+        </w:rPr>
+        <w:t>: Процент прочитанной книги, действительное число от 0 до 100, обязательно для указания.</w:t>
       </w:r>
     </w:p>
     <w:tbl>
@@ -15298,6 +18828,7 @@
               </w:rPr>
               <w:t> </w:t>
             </w:r>
+            <w:proofErr w:type="spellStart"/>
             <w:r>
               <w:rPr>
                 <w:rFonts w:eastAsia="Arial"/>
@@ -15306,6 +18837,7 @@
               </w:rPr>
               <w:t>Request</w:t>
             </w:r>
+            <w:proofErr w:type="spellEnd"/>
           </w:p>
         </w:tc>
         <w:tc>
@@ -15323,6 +18855,7 @@
               <w:pStyle w:val="10"/>
               <w:spacing w:after="0" w:line="240" w:lineRule="auto"/>
             </w:pPr>
+            <w:proofErr w:type="spellStart"/>
             <w:r>
               <w:rPr>
                 <w:rFonts w:eastAsia="Arial"/>
@@ -15331,6 +18864,7 @@
               </w:rPr>
               <w:t>Response</w:t>
             </w:r>
+            <w:proofErr w:type="spellEnd"/>
           </w:p>
         </w:tc>
       </w:tr>
@@ -15374,7 +18908,27 @@
                 <w:szCs w:val="28"/>
                 <w:lang w:val="en-US"/>
               </w:rPr>
-              <w:t xml:space="preserve"> {{host}}/api/books/{id}/progress</w:t>
+              <w:t xml:space="preserve"> {{host}}/</w:t>
+            </w:r>
+            <w:proofErr w:type="spellStart"/>
+            <w:r>
+              <w:rPr>
+                <w:rFonts w:eastAsia="Arial"/>
+                <w:sz w:val="28"/>
+                <w:szCs w:val="28"/>
+                <w:lang w:val="en-US"/>
+              </w:rPr>
+              <w:t>api</w:t>
+            </w:r>
+            <w:proofErr w:type="spellEnd"/>
+            <w:r>
+              <w:rPr>
+                <w:rFonts w:eastAsia="Arial"/>
+                <w:sz w:val="28"/>
+                <w:szCs w:val="28"/>
+                <w:lang w:val="en-US"/>
+              </w:rPr>
+              <w:t>/books/{id}/progress</w:t>
             </w:r>
           </w:p>
           <w:p>
@@ -15454,8 +19008,19 @@
                 <w:szCs w:val="28"/>
                 <w:lang w:val="en-US"/>
               </w:rPr>
-              <w:t>Content-Type: application/json</w:t>
-            </w:r>
+              <w:t>Content-Type: application/</w:t>
+            </w:r>
+            <w:proofErr w:type="spellStart"/>
+            <w:r>
+              <w:rPr>
+                <w:rFonts w:eastAsia="Times New Roman"/>
+                <w:sz w:val="28"/>
+                <w:szCs w:val="28"/>
+                <w:lang w:val="en-US"/>
+              </w:rPr>
+              <w:t>json</w:t>
+            </w:r>
+            <w:proofErr w:type="spellEnd"/>
           </w:p>
           <w:p>
             <w:pPr>
@@ -15638,8 +19203,19 @@
                 <w:szCs w:val="28"/>
                 <w:lang w:val="en-US"/>
               </w:rPr>
-              <w:t xml:space="preserve"> application/json</w:t>
-            </w:r>
+              <w:t xml:space="preserve"> application/</w:t>
+            </w:r>
+            <w:proofErr w:type="spellStart"/>
+            <w:r>
+              <w:rPr>
+                <w:rFonts w:eastAsia="Arial"/>
+                <w:sz w:val="28"/>
+                <w:szCs w:val="28"/>
+                <w:lang w:val="en-US"/>
+              </w:rPr>
+              <w:t>json</w:t>
+            </w:r>
+            <w:proofErr w:type="spellEnd"/>
           </w:p>
           <w:p>
             <w:pPr>
@@ -15707,18 +19283,9 @@
                 <w:szCs w:val="28"/>
                 <w:lang w:val="en-US"/>
               </w:rPr>
-              <w:t xml:space="preserve">    "book_id": 1,</w:t>
-            </w:r>
-          </w:p>
-          <w:p>
-            <w:pPr>
-              <w:pStyle w:val="10"/>
-              <w:spacing w:after="0" w:line="240" w:lineRule="auto"/>
-              <w:ind w:left="141"/>
-              <w:rPr>
-                <w:lang w:val="en-US"/>
-              </w:rPr>
-            </w:pPr>
+              <w:t xml:space="preserve">    "</w:t>
+            </w:r>
+            <w:proofErr w:type="spellStart"/>
             <w:r>
               <w:rPr>
                 <w:rFonts w:eastAsia="Times New Roman"/>
@@ -15726,6 +19293,35 @@
                 <w:szCs w:val="28"/>
                 <w:lang w:val="en-US"/>
               </w:rPr>
+              <w:t>book_id</w:t>
+            </w:r>
+            <w:proofErr w:type="spellEnd"/>
+            <w:r>
+              <w:rPr>
+                <w:rFonts w:eastAsia="Times New Roman"/>
+                <w:sz w:val="28"/>
+                <w:szCs w:val="28"/>
+                <w:lang w:val="en-US"/>
+              </w:rPr>
+              <w:t>": 1,</w:t>
+            </w:r>
+          </w:p>
+          <w:p>
+            <w:pPr>
+              <w:pStyle w:val="10"/>
+              <w:spacing w:after="0" w:line="240" w:lineRule="auto"/>
+              <w:ind w:left="141"/>
+              <w:rPr>
+                <w:lang w:val="en-US"/>
+              </w:rPr>
+            </w:pPr>
+            <w:r>
+              <w:rPr>
+                <w:rFonts w:eastAsia="Times New Roman"/>
+                <w:sz w:val="28"/>
+                <w:szCs w:val="28"/>
+                <w:lang w:val="en-US"/>
+              </w:rPr>
               <w:t xml:space="preserve">    "progress": 50,</w:t>
             </w:r>
           </w:p>
@@ -15769,21 +19365,39 @@
                 <w:sz w:val="28"/>
                 <w:szCs w:val="28"/>
               </w:rPr>
-              <w:t>"message": "Прогресс чтения сохранен"</w:t>
-            </w:r>
-          </w:p>
-          <w:p>
-            <w:pPr>
-              <w:pStyle w:val="10"/>
-              <w:spacing w:after="0" w:line="240" w:lineRule="auto"/>
-              <w:ind w:left="141"/>
-            </w:pPr>
+              <w:t>"</w:t>
+            </w:r>
+            <w:proofErr w:type="spellStart"/>
             <w:r>
               <w:rPr>
                 <w:rFonts w:eastAsia="Times New Roman"/>
                 <w:sz w:val="28"/>
                 <w:szCs w:val="28"/>
               </w:rPr>
+              <w:t>message</w:t>
+            </w:r>
+            <w:proofErr w:type="spellEnd"/>
+            <w:r>
+              <w:rPr>
+                <w:rFonts w:eastAsia="Times New Roman"/>
+                <w:sz w:val="28"/>
+                <w:szCs w:val="28"/>
+              </w:rPr>
+              <w:t>": "Прогресс чтения сохранен"</w:t>
+            </w:r>
+          </w:p>
+          <w:p>
+            <w:pPr>
+              <w:pStyle w:val="10"/>
+              <w:spacing w:after="0" w:line="240" w:lineRule="auto"/>
+              <w:ind w:left="141"/>
+            </w:pPr>
+            <w:r>
+              <w:rPr>
+                <w:rFonts w:eastAsia="Times New Roman"/>
+                <w:sz w:val="28"/>
+                <w:szCs w:val="28"/>
+              </w:rPr>
               <w:t xml:space="preserve">  }</w:t>
             </w:r>
           </w:p>
@@ -15899,8 +19513,18 @@
                 <w:sz w:val="28"/>
                 <w:szCs w:val="28"/>
               </w:rPr>
-              <w:t>Ошибки валидации</w:t>
-            </w:r>
+              <w:t xml:space="preserve">Ошибки </w:t>
+            </w:r>
+            <w:proofErr w:type="spellStart"/>
+            <w:r>
+              <w:rPr>
+                <w:rFonts w:eastAsia="Times New Roman"/>
+                <w:sz w:val="28"/>
+                <w:szCs w:val="28"/>
+              </w:rPr>
+              <w:t>валидации</w:t>
+            </w:r>
+            <w:proofErr w:type="spellEnd"/>
           </w:p>
           <w:p>
             <w:pPr>
@@ -16012,13 +19636,23 @@
         </w:numPr>
         <w:spacing w:after="80"/>
       </w:pPr>
-      <w:r>
-        <w:rPr>
-          <w:rFonts w:eastAsia="Arial"/>
-          <w:sz w:val="28"/>
-          <w:szCs w:val="28"/>
-        </w:rPr>
-        <w:t>progress: Процент прочитанной книги, действительное число от 0 до 100 – значение в ответе сервера</w:t>
+      <w:proofErr w:type="spellStart"/>
+      <w:r>
+        <w:rPr>
+          <w:rFonts w:eastAsia="Arial"/>
+          <w:sz w:val="28"/>
+          <w:szCs w:val="28"/>
+        </w:rPr>
+        <w:t>progress</w:t>
+      </w:r>
+      <w:proofErr w:type="spellEnd"/>
+      <w:r>
+        <w:rPr>
+          <w:rFonts w:eastAsia="Arial"/>
+          <w:sz w:val="28"/>
+          <w:szCs w:val="28"/>
+        </w:rPr>
+        <w:t>: Процент прочитанной книги, действительное число от 0 до 100 – значение в ответе сервера</w:t>
       </w:r>
     </w:p>
     <w:tbl>
@@ -16067,6 +19701,7 @@
               </w:rPr>
               <w:t> </w:t>
             </w:r>
+            <w:proofErr w:type="spellStart"/>
             <w:r>
               <w:rPr>
                 <w:rFonts w:eastAsia="Arial"/>
@@ -16075,6 +19710,7 @@
               </w:rPr>
               <w:t>Request</w:t>
             </w:r>
+            <w:proofErr w:type="spellEnd"/>
           </w:p>
         </w:tc>
         <w:tc>
@@ -16092,6 +19728,7 @@
               <w:pStyle w:val="10"/>
               <w:spacing w:after="0" w:line="240" w:lineRule="auto"/>
             </w:pPr>
+            <w:proofErr w:type="spellStart"/>
             <w:r>
               <w:rPr>
                 <w:rFonts w:eastAsia="Arial"/>
@@ -16100,6 +19737,7 @@
               </w:rPr>
               <w:t>Response</w:t>
             </w:r>
+            <w:proofErr w:type="spellEnd"/>
           </w:p>
         </w:tc>
       </w:tr>
@@ -16143,7 +19781,27 @@
                 <w:szCs w:val="28"/>
                 <w:lang w:val="en-US"/>
               </w:rPr>
-              <w:t xml:space="preserve"> {{host}}/api/books/{id}/progress</w:t>
+              <w:t xml:space="preserve"> {{host}}/</w:t>
+            </w:r>
+            <w:proofErr w:type="spellStart"/>
+            <w:r>
+              <w:rPr>
+                <w:rFonts w:eastAsia="Arial"/>
+                <w:sz w:val="28"/>
+                <w:szCs w:val="28"/>
+                <w:lang w:val="en-US"/>
+              </w:rPr>
+              <w:t>api</w:t>
+            </w:r>
+            <w:proofErr w:type="spellEnd"/>
+            <w:r>
+              <w:rPr>
+                <w:rFonts w:eastAsia="Arial"/>
+                <w:sz w:val="28"/>
+                <w:szCs w:val="28"/>
+                <w:lang w:val="en-US"/>
+              </w:rPr>
+              <w:t>/books/{id}/progress</w:t>
             </w:r>
           </w:p>
           <w:p>
@@ -16204,6 +19862,7 @@
                 <w:szCs w:val="28"/>
                 <w:lang w:val="en-US"/>
               </w:rPr>
+              <w:lastRenderedPageBreak/>
               <w:t>Headers</w:t>
             </w:r>
           </w:p>
@@ -16223,14 +19882,9 @@
                 <w:szCs w:val="28"/>
                 <w:lang w:val="en-US"/>
               </w:rPr>
-              <w:t>Content-Type: application/json</w:t>
-            </w:r>
-          </w:p>
-          <w:p>
-            <w:pPr>
-              <w:pStyle w:val="10"/>
-              <w:spacing w:after="0" w:line="240" w:lineRule="auto"/>
-            </w:pPr>
+              <w:t>Content-Type: application/</w:t>
+            </w:r>
+            <w:proofErr w:type="spellStart"/>
             <w:r>
               <w:rPr>
                 <w:rFonts w:eastAsia="Times New Roman"/>
@@ -16238,7 +19892,22 @@
                 <w:szCs w:val="28"/>
                 <w:lang w:val="en-US"/>
               </w:rPr>
-              <w:lastRenderedPageBreak/>
+              <w:t>json</w:t>
+            </w:r>
+            <w:proofErr w:type="spellEnd"/>
+          </w:p>
+          <w:p>
+            <w:pPr>
+              <w:pStyle w:val="10"/>
+              <w:spacing w:after="0" w:line="240" w:lineRule="auto"/>
+            </w:pPr>
+            <w:r>
+              <w:rPr>
+                <w:rFonts w:eastAsia="Times New Roman"/>
+                <w:sz w:val="28"/>
+                <w:szCs w:val="28"/>
+                <w:lang w:val="en-US"/>
+              </w:rPr>
               <w:t xml:space="preserve">  Authorization: Bearer &lt;token&gt;</w:t>
             </w:r>
           </w:p>
@@ -16364,8 +20033,19 @@
                 <w:szCs w:val="28"/>
                 <w:lang w:val="en-US"/>
               </w:rPr>
-              <w:t xml:space="preserve"> application/json</w:t>
-            </w:r>
+              <w:t xml:space="preserve"> application/</w:t>
+            </w:r>
+            <w:proofErr w:type="spellStart"/>
+            <w:r>
+              <w:rPr>
+                <w:rFonts w:eastAsia="Arial"/>
+                <w:sz w:val="28"/>
+                <w:szCs w:val="28"/>
+                <w:lang w:val="en-US"/>
+              </w:rPr>
+              <w:t>json</w:t>
+            </w:r>
+            <w:proofErr w:type="spellEnd"/>
           </w:p>
           <w:p>
             <w:pPr>
@@ -16395,6 +20075,7 @@
                 <w:szCs w:val="28"/>
                 <w:lang w:val="en-US"/>
               </w:rPr>
+              <w:lastRenderedPageBreak/>
               <w:t>{</w:t>
             </w:r>
           </w:p>
@@ -16433,19 +20114,9 @@
                 <w:szCs w:val="28"/>
                 <w:lang w:val="en-US"/>
               </w:rPr>
-              <w:lastRenderedPageBreak/>
-              <w:t xml:space="preserve">    "book_id": 1,</w:t>
-            </w:r>
-          </w:p>
-          <w:p>
-            <w:pPr>
-              <w:pStyle w:val="10"/>
-              <w:spacing w:after="0" w:line="240" w:lineRule="auto"/>
-              <w:ind w:left="141"/>
-              <w:rPr>
-                <w:lang w:val="en-US"/>
-              </w:rPr>
-            </w:pPr>
+              <w:t xml:space="preserve">    "</w:t>
+            </w:r>
+            <w:proofErr w:type="spellStart"/>
             <w:r>
               <w:rPr>
                 <w:rFonts w:eastAsia="Times New Roman"/>
@@ -16453,6 +20124,35 @@
                 <w:szCs w:val="28"/>
                 <w:lang w:val="en-US"/>
               </w:rPr>
+              <w:t>book_id</w:t>
+            </w:r>
+            <w:proofErr w:type="spellEnd"/>
+            <w:r>
+              <w:rPr>
+                <w:rFonts w:eastAsia="Times New Roman"/>
+                <w:sz w:val="28"/>
+                <w:szCs w:val="28"/>
+                <w:lang w:val="en-US"/>
+              </w:rPr>
+              <w:t>": 1,</w:t>
+            </w:r>
+          </w:p>
+          <w:p>
+            <w:pPr>
+              <w:pStyle w:val="10"/>
+              <w:spacing w:after="0" w:line="240" w:lineRule="auto"/>
+              <w:ind w:left="141"/>
+              <w:rPr>
+                <w:lang w:val="en-US"/>
+              </w:rPr>
+            </w:pPr>
+            <w:r>
+              <w:rPr>
+                <w:rFonts w:eastAsia="Times New Roman"/>
+                <w:sz w:val="28"/>
+                <w:szCs w:val="28"/>
+                <w:lang w:val="en-US"/>
+              </w:rPr>
               <w:t xml:space="preserve">    "progress": 50,</w:t>
             </w:r>
           </w:p>
@@ -16496,7 +20196,25 @@
                 <w:sz w:val="28"/>
                 <w:szCs w:val="28"/>
               </w:rPr>
-              <w:t>"message": "Прогресс чтения получен"</w:t>
+              <w:t>"</w:t>
+            </w:r>
+            <w:proofErr w:type="spellStart"/>
+            <w:r>
+              <w:rPr>
+                <w:rFonts w:eastAsia="Times New Roman"/>
+                <w:sz w:val="28"/>
+                <w:szCs w:val="28"/>
+              </w:rPr>
+              <w:t>message</w:t>
+            </w:r>
+            <w:proofErr w:type="spellEnd"/>
+            <w:r>
+              <w:rPr>
+                <w:rFonts w:eastAsia="Times New Roman"/>
+                <w:sz w:val="28"/>
+                <w:szCs w:val="28"/>
+              </w:rPr>
+              <w:t>": "Прогресс чтения получен"</w:t>
             </w:r>
           </w:p>
           <w:p>
@@ -16696,7 +20414,25 @@
           <w:sz w:val="28"/>
           <w:szCs w:val="28"/>
         </w:rPr>
-        <w:t>Отображение списка книг, для которых значение progress больше нуля и меньше 100.</w:t>
+        <w:t xml:space="preserve">Отображение списка книг, для которых значение </w:t>
+      </w:r>
+      <w:proofErr w:type="spellStart"/>
+      <w:r>
+        <w:rPr>
+          <w:rFonts w:eastAsia="Arial"/>
+          <w:sz w:val="28"/>
+          <w:szCs w:val="28"/>
+        </w:rPr>
+        <w:t>progress</w:t>
+      </w:r>
+      <w:proofErr w:type="spellEnd"/>
+      <w:r>
+        <w:rPr>
+          <w:rFonts w:eastAsia="Arial"/>
+          <w:sz w:val="28"/>
+          <w:szCs w:val="28"/>
+        </w:rPr>
+        <w:t xml:space="preserve"> больше нуля и меньше 100.</w:t>
       </w:r>
     </w:p>
     <w:tbl>
@@ -16745,6 +20481,7 @@
               </w:rPr>
               <w:t> </w:t>
             </w:r>
+            <w:proofErr w:type="spellStart"/>
             <w:r>
               <w:rPr>
                 <w:rFonts w:eastAsia="Arial"/>
@@ -16753,6 +20490,7 @@
               </w:rPr>
               <w:t>Request</w:t>
             </w:r>
+            <w:proofErr w:type="spellEnd"/>
           </w:p>
         </w:tc>
         <w:tc>
@@ -16770,6 +20508,7 @@
               <w:pStyle w:val="10"/>
               <w:spacing w:after="0" w:line="240" w:lineRule="auto"/>
             </w:pPr>
+            <w:proofErr w:type="spellStart"/>
             <w:r>
               <w:rPr>
                 <w:rFonts w:eastAsia="Arial"/>
@@ -16778,6 +20517,7 @@
               </w:rPr>
               <w:t>Response</w:t>
             </w:r>
+            <w:proofErr w:type="spellEnd"/>
           </w:p>
         </w:tc>
       </w:tr>
@@ -16821,7 +20561,27 @@
                 <w:szCs w:val="28"/>
                 <w:lang w:val="en-US"/>
               </w:rPr>
-              <w:t xml:space="preserve"> {{host}}/api/books/progress</w:t>
+              <w:t xml:space="preserve"> {{host}}/</w:t>
+            </w:r>
+            <w:proofErr w:type="spellStart"/>
+            <w:r>
+              <w:rPr>
+                <w:rFonts w:eastAsia="Arial"/>
+                <w:sz w:val="28"/>
+                <w:szCs w:val="28"/>
+                <w:lang w:val="en-US"/>
+              </w:rPr>
+              <w:t>api</w:t>
+            </w:r>
+            <w:proofErr w:type="spellEnd"/>
+            <w:r>
+              <w:rPr>
+                <w:rFonts w:eastAsia="Arial"/>
+                <w:sz w:val="28"/>
+                <w:szCs w:val="28"/>
+                <w:lang w:val="en-US"/>
+              </w:rPr>
+              <w:t>/books/progress</w:t>
             </w:r>
           </w:p>
           <w:p>
@@ -16901,8 +20661,19 @@
                 <w:szCs w:val="28"/>
                 <w:lang w:val="en-US"/>
               </w:rPr>
-              <w:t>Content-Type: application/json</w:t>
-            </w:r>
+              <w:t>Content-Type: application/</w:t>
+            </w:r>
+            <w:proofErr w:type="spellStart"/>
+            <w:r>
+              <w:rPr>
+                <w:rFonts w:eastAsia="Times New Roman"/>
+                <w:sz w:val="28"/>
+                <w:szCs w:val="28"/>
+                <w:lang w:val="en-US"/>
+              </w:rPr>
+              <w:t>json</w:t>
+            </w:r>
+            <w:proofErr w:type="spellEnd"/>
           </w:p>
           <w:p>
             <w:pPr>
@@ -17043,8 +20814,19 @@
                 <w:szCs w:val="28"/>
                 <w:lang w:val="en-US"/>
               </w:rPr>
-              <w:t xml:space="preserve"> application/json</w:t>
-            </w:r>
+              <w:t xml:space="preserve"> application/</w:t>
+            </w:r>
+            <w:proofErr w:type="spellStart"/>
+            <w:r>
+              <w:rPr>
+                <w:rFonts w:eastAsia="Arial"/>
+                <w:sz w:val="28"/>
+                <w:szCs w:val="28"/>
+                <w:lang w:val="en-US"/>
+              </w:rPr>
+              <w:t>json</w:t>
+            </w:r>
+            <w:proofErr w:type="spellEnd"/>
           </w:p>
           <w:p>
             <w:pPr>
@@ -17239,7 +21021,27 @@
                 <w:sz w:val="28"/>
                 <w:szCs w:val="28"/>
               </w:rPr>
-              <w:t>"author": "Автор книги 1",</w:t>
+              <w:t>"</w:t>
+            </w:r>
+            <w:proofErr w:type="spellStart"/>
+            <w:r>
+              <w:rPr>
+                <w:rFonts w:eastAsia="Arial"/>
+                <w:bCs/>
+                <w:sz w:val="28"/>
+                <w:szCs w:val="28"/>
+              </w:rPr>
+              <w:t>author</w:t>
+            </w:r>
+            <w:proofErr w:type="spellEnd"/>
+            <w:r>
+              <w:rPr>
+                <w:rFonts w:eastAsia="Arial"/>
+                <w:bCs/>
+                <w:sz w:val="28"/>
+                <w:szCs w:val="28"/>
+              </w:rPr>
+              <w:t>": "Автор книги 1",</w:t>
             </w:r>
           </w:p>
           <w:p>
@@ -17330,7 +21132,29 @@
                 <w:szCs w:val="28"/>
                 <w:lang w:val="en-US"/>
               </w:rPr>
-              <w:t xml:space="preserve">        "file_url": "{{host}}/books/1.html"</w:t>
+              <w:t xml:space="preserve">        "</w:t>
+            </w:r>
+            <w:proofErr w:type="spellStart"/>
+            <w:r>
+              <w:rPr>
+                <w:rFonts w:eastAsia="Arial"/>
+                <w:bCs/>
+                <w:sz w:val="28"/>
+                <w:szCs w:val="28"/>
+                <w:lang w:val="en-US"/>
+              </w:rPr>
+              <w:t>file_url</w:t>
+            </w:r>
+            <w:proofErr w:type="spellEnd"/>
+            <w:r>
+              <w:rPr>
+                <w:rFonts w:eastAsia="Arial"/>
+                <w:bCs/>
+                <w:sz w:val="28"/>
+                <w:szCs w:val="28"/>
+                <w:lang w:val="en-US"/>
+              </w:rPr>
+              <w:t>": "{{host}}/books/1.html"</w:t>
             </w:r>
           </w:p>
           <w:p>
@@ -17388,57 +21212,118 @@
                 <w:sz w:val="28"/>
                 <w:szCs w:val="28"/>
               </w:rPr>
-              <w:t xml:space="preserve">        "id": 2,</w:t>
-            </w:r>
-          </w:p>
-          <w:p>
-            <w:pPr>
-              <w:pStyle w:val="10"/>
-              <w:spacing w:after="0" w:line="240" w:lineRule="auto"/>
-              <w:ind w:left="141"/>
-            </w:pPr>
-            <w:r>
-              <w:rPr>
-                <w:rFonts w:eastAsia="Arial"/>
-                <w:bCs/>
-                <w:sz w:val="28"/>
-                <w:szCs w:val="28"/>
-              </w:rPr>
-              <w:t xml:space="preserve">        "title": "Название книги 2",</w:t>
-            </w:r>
-          </w:p>
-          <w:p>
-            <w:pPr>
-              <w:pStyle w:val="10"/>
-              <w:spacing w:after="0" w:line="240" w:lineRule="auto"/>
-              <w:ind w:left="141"/>
-            </w:pPr>
-            <w:r>
-              <w:rPr>
-                <w:rFonts w:eastAsia="Arial"/>
-                <w:bCs/>
-                <w:sz w:val="28"/>
-                <w:szCs w:val="28"/>
-              </w:rPr>
-              <w:t xml:space="preserve">        "author": "Автор книги 2",</w:t>
-            </w:r>
-          </w:p>
-          <w:p>
-            <w:pPr>
-              <w:pStyle w:val="10"/>
-              <w:spacing w:after="0" w:line="240" w:lineRule="auto"/>
-              <w:ind w:left="141"/>
-              <w:rPr>
-                <w:lang w:val="en-US"/>
-              </w:rPr>
-            </w:pPr>
-            <w:r>
-              <w:rPr>
-                <w:rFonts w:eastAsia="Arial"/>
-                <w:bCs/>
-                <w:sz w:val="28"/>
-                <w:szCs w:val="28"/>
-              </w:rPr>
+              <w:t xml:space="preserve">        "</w:t>
+            </w:r>
+            <w:proofErr w:type="spellStart"/>
+            <w:r>
+              <w:rPr>
+                <w:rFonts w:eastAsia="Arial"/>
+                <w:bCs/>
+                <w:sz w:val="28"/>
+                <w:szCs w:val="28"/>
+              </w:rPr>
+              <w:t>id</w:t>
+            </w:r>
+            <w:proofErr w:type="spellEnd"/>
+            <w:r>
+              <w:rPr>
+                <w:rFonts w:eastAsia="Arial"/>
+                <w:bCs/>
+                <w:sz w:val="28"/>
+                <w:szCs w:val="28"/>
+              </w:rPr>
+              <w:t>": 2,</w:t>
+            </w:r>
+          </w:p>
+          <w:p>
+            <w:pPr>
+              <w:pStyle w:val="10"/>
+              <w:spacing w:after="0" w:line="240" w:lineRule="auto"/>
+              <w:ind w:left="141"/>
+            </w:pPr>
+            <w:r>
+              <w:rPr>
+                <w:rFonts w:eastAsia="Arial"/>
+                <w:bCs/>
+                <w:sz w:val="28"/>
+                <w:szCs w:val="28"/>
+              </w:rPr>
+              <w:t xml:space="preserve">        "</w:t>
+            </w:r>
+            <w:proofErr w:type="spellStart"/>
+            <w:r>
+              <w:rPr>
+                <w:rFonts w:eastAsia="Arial"/>
+                <w:bCs/>
+                <w:sz w:val="28"/>
+                <w:szCs w:val="28"/>
+              </w:rPr>
+              <w:t>title</w:t>
+            </w:r>
+            <w:proofErr w:type="spellEnd"/>
+            <w:r>
+              <w:rPr>
+                <w:rFonts w:eastAsia="Arial"/>
+                <w:bCs/>
+                <w:sz w:val="28"/>
+                <w:szCs w:val="28"/>
+              </w:rPr>
+              <w:t>": "Название книги 2",</w:t>
+            </w:r>
+          </w:p>
+          <w:p>
+            <w:pPr>
+              <w:pStyle w:val="10"/>
+              <w:spacing w:after="0" w:line="240" w:lineRule="auto"/>
+              <w:ind w:left="141"/>
+            </w:pPr>
+            <w:r>
+              <w:rPr>
+                <w:rFonts w:eastAsia="Arial"/>
+                <w:bCs/>
+                <w:sz w:val="28"/>
+                <w:szCs w:val="28"/>
+              </w:rPr>
+              <w:t xml:space="preserve">        "</w:t>
+            </w:r>
+            <w:proofErr w:type="spellStart"/>
+            <w:r>
+              <w:rPr>
+                <w:rFonts w:eastAsia="Arial"/>
+                <w:bCs/>
+                <w:sz w:val="28"/>
+                <w:szCs w:val="28"/>
+              </w:rPr>
+              <w:t>author</w:t>
+            </w:r>
+            <w:proofErr w:type="spellEnd"/>
+            <w:r>
+              <w:rPr>
+                <w:rFonts w:eastAsia="Arial"/>
+                <w:bCs/>
+                <w:sz w:val="28"/>
+                <w:szCs w:val="28"/>
+              </w:rPr>
+              <w:t>": "Автор книги 2",</w:t>
+            </w:r>
+          </w:p>
+          <w:p>
+            <w:pPr>
+              <w:pStyle w:val="10"/>
+              <w:spacing w:after="0" w:line="240" w:lineRule="auto"/>
+              <w:ind w:left="141"/>
+              <w:rPr>
+                <w:lang w:val="en-US"/>
+              </w:rPr>
+            </w:pPr>
+            <w:r>
+              <w:rPr>
+                <w:rFonts w:eastAsia="Arial"/>
+                <w:bCs/>
+                <w:sz w:val="28"/>
+                <w:szCs w:val="28"/>
+              </w:rPr>
+              <w:lastRenderedPageBreak/>
               <w:t xml:space="preserve">        </w:t>
             </w:r>
             <w:r>
@@ -17536,8 +21421,29 @@
                 <w:szCs w:val="28"/>
                 <w:lang w:val="en-US"/>
               </w:rPr>
-              <w:lastRenderedPageBreak/>
-              <w:t xml:space="preserve">        "file_url": "{{host}}/books/2.html"</w:t>
+              <w:t xml:space="preserve">        "</w:t>
+            </w:r>
+            <w:proofErr w:type="spellStart"/>
+            <w:r>
+              <w:rPr>
+                <w:rFonts w:eastAsia="Arial"/>
+                <w:bCs/>
+                <w:sz w:val="28"/>
+                <w:szCs w:val="28"/>
+                <w:lang w:val="en-US"/>
+              </w:rPr>
+              <w:t>file_url</w:t>
+            </w:r>
+            <w:proofErr w:type="spellEnd"/>
+            <w:r>
+              <w:rPr>
+                <w:rFonts w:eastAsia="Arial"/>
+                <w:bCs/>
+                <w:sz w:val="28"/>
+                <w:szCs w:val="28"/>
+                <w:lang w:val="en-US"/>
+              </w:rPr>
+              <w:t>": "{{host}}/books/2.html"</w:t>
             </w:r>
           </w:p>
           <w:p>
@@ -17611,23 +21517,63 @@
                 <w:sz w:val="28"/>
                 <w:szCs w:val="28"/>
               </w:rPr>
-              <w:t xml:space="preserve">    "code": 200,</w:t>
-            </w:r>
-          </w:p>
-          <w:p>
-            <w:pPr>
-              <w:pStyle w:val="10"/>
-              <w:spacing w:after="0" w:line="240" w:lineRule="auto"/>
-              <w:ind w:left="141"/>
-            </w:pPr>
-            <w:r>
-              <w:rPr>
-                <w:rFonts w:eastAsia="Arial"/>
-                <w:bCs/>
-                <w:sz w:val="28"/>
-                <w:szCs w:val="28"/>
-              </w:rPr>
-              <w:t xml:space="preserve">    "message": "Список книг, которые читает пользователь, получен"</w:t>
+              <w:t xml:space="preserve">    "</w:t>
+            </w:r>
+            <w:proofErr w:type="spellStart"/>
+            <w:r>
+              <w:rPr>
+                <w:rFonts w:eastAsia="Arial"/>
+                <w:bCs/>
+                <w:sz w:val="28"/>
+                <w:szCs w:val="28"/>
+              </w:rPr>
+              <w:t>code</w:t>
+            </w:r>
+            <w:proofErr w:type="spellEnd"/>
+            <w:r>
+              <w:rPr>
+                <w:rFonts w:eastAsia="Arial"/>
+                <w:bCs/>
+                <w:sz w:val="28"/>
+                <w:szCs w:val="28"/>
+              </w:rPr>
+              <w:t>": 200,</w:t>
+            </w:r>
+          </w:p>
+          <w:p>
+            <w:pPr>
+              <w:pStyle w:val="10"/>
+              <w:spacing w:after="0" w:line="240" w:lineRule="auto"/>
+              <w:ind w:left="141"/>
+            </w:pPr>
+            <w:r>
+              <w:rPr>
+                <w:rFonts w:eastAsia="Arial"/>
+                <w:bCs/>
+                <w:sz w:val="28"/>
+                <w:szCs w:val="28"/>
+              </w:rPr>
+              <w:t xml:space="preserve">    "</w:t>
+            </w:r>
+            <w:proofErr w:type="spellStart"/>
+            <w:r>
+              <w:rPr>
+                <w:rFonts w:eastAsia="Arial"/>
+                <w:bCs/>
+                <w:sz w:val="28"/>
+                <w:szCs w:val="28"/>
+              </w:rPr>
+              <w:t>message</w:t>
+            </w:r>
+            <w:proofErr w:type="spellEnd"/>
+            <w:r>
+              <w:rPr>
+                <w:rFonts w:eastAsia="Arial"/>
+                <w:bCs/>
+                <w:sz w:val="28"/>
+                <w:szCs w:val="28"/>
+              </w:rPr>
+              <w:t>": "Список книг, которые читает пользователь, получен"</w:t>
             </w:r>
           </w:p>
           <w:p>
@@ -17845,14 +21791,25 @@
         </w:numPr>
         <w:spacing w:after="80"/>
       </w:pPr>
+      <w:proofErr w:type="spellStart"/>
       <w:r>
         <w:rPr>
           <w:sz w:val="28"/>
           <w:szCs w:val="28"/>
           <w:lang w:val="en-US"/>
         </w:rPr>
-        <w:t xml:space="preserve">font_family: </w:t>
-      </w:r>
+        <w:t>font_family</w:t>
+      </w:r>
+      <w:proofErr w:type="spellEnd"/>
+      <w:r>
+        <w:rPr>
+          <w:sz w:val="28"/>
+          <w:szCs w:val="28"/>
+          <w:lang w:val="en-US"/>
+        </w:rPr>
+        <w:t xml:space="preserve">: </w:t>
+      </w:r>
+      <w:proofErr w:type="gramStart"/>
       <w:r>
         <w:rPr>
           <w:sz w:val="28"/>
@@ -17866,7 +21823,16 @@
           <w:szCs w:val="28"/>
           <w:lang w:val="en-US"/>
         </w:rPr>
-        <w:t xml:space="preserve">  - </w:t>
+        <w:t xml:space="preserve">  -</w:t>
+      </w:r>
+      <w:proofErr w:type="gramEnd"/>
+      <w:r>
+        <w:rPr>
+          <w:sz w:val="28"/>
+          <w:szCs w:val="28"/>
+          <w:lang w:val="en-US"/>
+        </w:rPr>
+        <w:t xml:space="preserve"> </w:t>
       </w:r>
       <w:r>
         <w:rPr>
@@ -17893,12 +21859,37 @@
         </w:numPr>
         <w:spacing w:after="80"/>
       </w:pPr>
-      <w:r>
-        <w:rPr>
-          <w:sz w:val="28"/>
-          <w:szCs w:val="28"/>
-        </w:rPr>
-        <w:t>font_size: Размер шрифта  - целое число.</w:t>
+      <w:proofErr w:type="spellStart"/>
+      <w:r>
+        <w:rPr>
+          <w:sz w:val="28"/>
+          <w:szCs w:val="28"/>
+        </w:rPr>
+        <w:t>font_size</w:t>
+      </w:r>
+      <w:proofErr w:type="spellEnd"/>
+      <w:r>
+        <w:rPr>
+          <w:sz w:val="28"/>
+          <w:szCs w:val="28"/>
+        </w:rPr>
+        <w:t xml:space="preserve">: Размер </w:t>
+      </w:r>
+      <w:proofErr w:type="gramStart"/>
+      <w:r>
+        <w:rPr>
+          <w:sz w:val="28"/>
+          <w:szCs w:val="28"/>
+        </w:rPr>
+        <w:t>шрифта  -</w:t>
+      </w:r>
+      <w:proofErr w:type="gramEnd"/>
+      <w:r>
+        <w:rPr>
+          <w:sz w:val="28"/>
+          <w:szCs w:val="28"/>
+        </w:rPr>
+        <w:t xml:space="preserve"> целое число.</w:t>
       </w:r>
     </w:p>
     <w:p>
@@ -17910,12 +21901,21 @@
         </w:numPr>
         <w:spacing w:after="80"/>
       </w:pPr>
-      <w:r>
-        <w:rPr>
-          <w:sz w:val="28"/>
-          <w:szCs w:val="28"/>
-        </w:rPr>
-        <w:t>text_color: Цвет текста строка в формате HEX, например, "#000000".</w:t>
+      <w:proofErr w:type="spellStart"/>
+      <w:r>
+        <w:rPr>
+          <w:sz w:val="28"/>
+          <w:szCs w:val="28"/>
+        </w:rPr>
+        <w:t>text_color</w:t>
+      </w:r>
+      <w:proofErr w:type="spellEnd"/>
+      <w:r>
+        <w:rPr>
+          <w:sz w:val="28"/>
+          <w:szCs w:val="28"/>
+        </w:rPr>
+        <w:t>: Цвет текста строка в формате HEX, например, "#000000".</w:t>
       </w:r>
     </w:p>
     <w:p>
@@ -17927,12 +21927,21 @@
         </w:numPr>
         <w:spacing w:after="80"/>
       </w:pPr>
-      <w:r>
-        <w:rPr>
-          <w:sz w:val="28"/>
-          <w:szCs w:val="28"/>
-        </w:rPr>
-        <w:t>background_color: Цвет фона - строка в формате HEX, например, "#FFFFFF"</w:t>
+      <w:proofErr w:type="spellStart"/>
+      <w:r>
+        <w:rPr>
+          <w:sz w:val="28"/>
+          <w:szCs w:val="28"/>
+        </w:rPr>
+        <w:t>background_color</w:t>
+      </w:r>
+      <w:proofErr w:type="spellEnd"/>
+      <w:r>
+        <w:rPr>
+          <w:sz w:val="28"/>
+          <w:szCs w:val="28"/>
+        </w:rPr>
+        <w:t>: Цвет фона - строка в формате HEX, например, "#FFFFFF"</w:t>
       </w:r>
     </w:p>
     <w:p>
@@ -18053,6 +22062,7 @@
               </w:rPr>
               <w:t> </w:t>
             </w:r>
+            <w:proofErr w:type="spellStart"/>
             <w:r>
               <w:rPr>
                 <w:rFonts w:eastAsia="Arial"/>
@@ -18061,6 +22071,7 @@
               </w:rPr>
               <w:t>Request</w:t>
             </w:r>
+            <w:proofErr w:type="spellEnd"/>
           </w:p>
         </w:tc>
         <w:tc>
@@ -18078,6 +22089,7 @@
               <w:pStyle w:val="10"/>
               <w:spacing w:after="0" w:line="240" w:lineRule="auto"/>
             </w:pPr>
+            <w:proofErr w:type="spellStart"/>
             <w:r>
               <w:rPr>
                 <w:rFonts w:eastAsia="Arial"/>
@@ -18086,6 +22098,7 @@
               </w:rPr>
               <w:t>Response</w:t>
             </w:r>
+            <w:proofErr w:type="spellEnd"/>
           </w:p>
         </w:tc>
       </w:tr>
@@ -18129,7 +22142,27 @@
                 <w:szCs w:val="28"/>
                 <w:lang w:val="en-US"/>
               </w:rPr>
-              <w:t xml:space="preserve"> {{host}}/api/user/settings</w:t>
+              <w:t xml:space="preserve"> {{host}}/</w:t>
+            </w:r>
+            <w:proofErr w:type="spellStart"/>
+            <w:r>
+              <w:rPr>
+                <w:rFonts w:eastAsia="Arial"/>
+                <w:sz w:val="28"/>
+                <w:szCs w:val="28"/>
+                <w:lang w:val="en-US"/>
+              </w:rPr>
+              <w:t>api</w:t>
+            </w:r>
+            <w:proofErr w:type="spellEnd"/>
+            <w:r>
+              <w:rPr>
+                <w:rFonts w:eastAsia="Arial"/>
+                <w:sz w:val="28"/>
+                <w:szCs w:val="28"/>
+                <w:lang w:val="en-US"/>
+              </w:rPr>
+              <w:t>/user/settings</w:t>
             </w:r>
           </w:p>
           <w:p>
@@ -18209,17 +22242,9 @@
                 <w:szCs w:val="28"/>
                 <w:lang w:val="en-US"/>
               </w:rPr>
-              <w:t>Content-Type: application/json</w:t>
-            </w:r>
-          </w:p>
-          <w:p>
-            <w:pPr>
-              <w:pStyle w:val="10"/>
-              <w:spacing w:after="0" w:line="240" w:lineRule="auto"/>
-              <w:rPr>
-                <w:lang w:val="en-US"/>
-              </w:rPr>
-            </w:pPr>
+              <w:t>Content-Type: application/</w:t>
+            </w:r>
+            <w:proofErr w:type="spellStart"/>
             <w:r>
               <w:rPr>
                 <w:rFonts w:eastAsia="Times New Roman"/>
@@ -18227,6 +22252,25 @@
                 <w:szCs w:val="28"/>
                 <w:lang w:val="en-US"/>
               </w:rPr>
+              <w:t>json</w:t>
+            </w:r>
+            <w:proofErr w:type="spellEnd"/>
+          </w:p>
+          <w:p>
+            <w:pPr>
+              <w:pStyle w:val="10"/>
+              <w:spacing w:after="0" w:line="240" w:lineRule="auto"/>
+              <w:rPr>
+                <w:lang w:val="en-US"/>
+              </w:rPr>
+            </w:pPr>
+            <w:r>
+              <w:rPr>
+                <w:rFonts w:eastAsia="Times New Roman"/>
+                <w:sz w:val="28"/>
+                <w:szCs w:val="28"/>
+                <w:lang w:val="en-US"/>
+              </w:rPr>
               <w:t xml:space="preserve">  Authorization: Bearer &lt;token&gt;</w:t>
             </w:r>
           </w:p>
@@ -18274,18 +22318,9 @@
                 <w:szCs w:val="28"/>
                 <w:lang w:val="en-US"/>
               </w:rPr>
-              <w:lastRenderedPageBreak/>
-              <w:t xml:space="preserve">  "font_family": "Arial",</w:t>
-            </w:r>
-          </w:p>
-          <w:p>
-            <w:pPr>
-              <w:pStyle w:val="10"/>
-              <w:spacing w:after="0" w:line="240" w:lineRule="auto"/>
-              <w:rPr>
-                <w:lang w:val="en-US"/>
-              </w:rPr>
-            </w:pPr>
+              <w:t xml:space="preserve">  "</w:t>
+            </w:r>
+            <w:proofErr w:type="spellStart"/>
             <w:r>
               <w:rPr>
                 <w:rFonts w:eastAsia="Times New Roman"/>
@@ -18293,17 +22328,9 @@
                 <w:szCs w:val="28"/>
                 <w:lang w:val="en-US"/>
               </w:rPr>
-              <w:t xml:space="preserve">  "font_size": 16,</w:t>
-            </w:r>
-          </w:p>
-          <w:p>
-            <w:pPr>
-              <w:pStyle w:val="10"/>
-              <w:spacing w:after="0" w:line="240" w:lineRule="auto"/>
-              <w:rPr>
-                <w:lang w:val="en-US"/>
-              </w:rPr>
-            </w:pPr>
+              <w:t>font_family</w:t>
+            </w:r>
+            <w:proofErr w:type="spellEnd"/>
             <w:r>
               <w:rPr>
                 <w:rFonts w:eastAsia="Times New Roman"/>
@@ -18311,7 +22338,7 @@
                 <w:szCs w:val="28"/>
                 <w:lang w:val="en-US"/>
               </w:rPr>
-              <w:t xml:space="preserve">  "text_color": "#000000",</w:t>
+              <w:t>": "Arial",</w:t>
             </w:r>
           </w:p>
           <w:p>
@@ -18329,7 +22356,103 @@
                 <w:szCs w:val="28"/>
                 <w:lang w:val="en-US"/>
               </w:rPr>
-              <w:t xml:space="preserve">  "background_color": "#FFFFFF"</w:t>
+              <w:t xml:space="preserve">  "</w:t>
+            </w:r>
+            <w:proofErr w:type="spellStart"/>
+            <w:r>
+              <w:rPr>
+                <w:rFonts w:eastAsia="Times New Roman"/>
+                <w:sz w:val="28"/>
+                <w:szCs w:val="28"/>
+                <w:lang w:val="en-US"/>
+              </w:rPr>
+              <w:t>font_size</w:t>
+            </w:r>
+            <w:proofErr w:type="spellEnd"/>
+            <w:r>
+              <w:rPr>
+                <w:rFonts w:eastAsia="Times New Roman"/>
+                <w:sz w:val="28"/>
+                <w:szCs w:val="28"/>
+                <w:lang w:val="en-US"/>
+              </w:rPr>
+              <w:t>": 16,</w:t>
+            </w:r>
+          </w:p>
+          <w:p>
+            <w:pPr>
+              <w:pStyle w:val="10"/>
+              <w:spacing w:after="0" w:line="240" w:lineRule="auto"/>
+              <w:rPr>
+                <w:lang w:val="en-US"/>
+              </w:rPr>
+            </w:pPr>
+            <w:r>
+              <w:rPr>
+                <w:rFonts w:eastAsia="Times New Roman"/>
+                <w:sz w:val="28"/>
+                <w:szCs w:val="28"/>
+                <w:lang w:val="en-US"/>
+              </w:rPr>
+              <w:t xml:space="preserve">  "</w:t>
+            </w:r>
+            <w:proofErr w:type="spellStart"/>
+            <w:r>
+              <w:rPr>
+                <w:rFonts w:eastAsia="Times New Roman"/>
+                <w:sz w:val="28"/>
+                <w:szCs w:val="28"/>
+                <w:lang w:val="en-US"/>
+              </w:rPr>
+              <w:t>text_color</w:t>
+            </w:r>
+            <w:proofErr w:type="spellEnd"/>
+            <w:r>
+              <w:rPr>
+                <w:rFonts w:eastAsia="Times New Roman"/>
+                <w:sz w:val="28"/>
+                <w:szCs w:val="28"/>
+                <w:lang w:val="en-US"/>
+              </w:rPr>
+              <w:t>": "#000000",</w:t>
+            </w:r>
+          </w:p>
+          <w:p>
+            <w:pPr>
+              <w:pStyle w:val="10"/>
+              <w:spacing w:after="0" w:line="240" w:lineRule="auto"/>
+              <w:rPr>
+                <w:lang w:val="en-US"/>
+              </w:rPr>
+            </w:pPr>
+            <w:r>
+              <w:rPr>
+                <w:rFonts w:eastAsia="Times New Roman"/>
+                <w:sz w:val="28"/>
+                <w:szCs w:val="28"/>
+                <w:lang w:val="en-US"/>
+              </w:rPr>
+              <w:t xml:space="preserve">  "</w:t>
+            </w:r>
+            <w:proofErr w:type="spellStart"/>
+            <w:r>
+              <w:rPr>
+                <w:rFonts w:eastAsia="Times New Roman"/>
+                <w:sz w:val="28"/>
+                <w:szCs w:val="28"/>
+                <w:lang w:val="en-US"/>
+              </w:rPr>
+              <w:t>background_color</w:t>
+            </w:r>
+            <w:proofErr w:type="spellEnd"/>
+            <w:r>
+              <w:rPr>
+                <w:rFonts w:eastAsia="Times New Roman"/>
+                <w:sz w:val="28"/>
+                <w:szCs w:val="28"/>
+                <w:lang w:val="en-US"/>
+              </w:rPr>
+              <w:t>": "#FFFFFF"</w:t>
             </w:r>
           </w:p>
           <w:p>
@@ -18458,8 +22581,19 @@
                 <w:szCs w:val="28"/>
                 <w:lang w:val="en-US"/>
               </w:rPr>
-              <w:t xml:space="preserve"> application/json</w:t>
-            </w:r>
+              <w:t xml:space="preserve"> application/</w:t>
+            </w:r>
+            <w:proofErr w:type="spellStart"/>
+            <w:r>
+              <w:rPr>
+                <w:rFonts w:eastAsia="Arial"/>
+                <w:sz w:val="28"/>
+                <w:szCs w:val="28"/>
+                <w:lang w:val="en-US"/>
+              </w:rPr>
+              <w:t>json</w:t>
+            </w:r>
+            <w:proofErr w:type="spellEnd"/>
           </w:p>
           <w:p>
             <w:pPr>
@@ -18530,6 +22664,7 @@
                 <w:szCs w:val="28"/>
                 <w:lang w:val="en-US"/>
               </w:rPr>
+              <w:lastRenderedPageBreak/>
               <w:t xml:space="preserve">    "settings": {</w:t>
             </w:r>
           </w:p>
@@ -18550,68 +22685,155 @@
                 <w:szCs w:val="28"/>
                 <w:lang w:val="en-US"/>
               </w:rPr>
-              <w:t xml:space="preserve">      "font_family": "Arial",</w:t>
-            </w:r>
-          </w:p>
-          <w:p>
-            <w:pPr>
-              <w:pStyle w:val="10"/>
-              <w:spacing w:after="0" w:line="240" w:lineRule="auto"/>
-              <w:ind w:left="141"/>
-              <w:rPr>
-                <w:lang w:val="en-US"/>
-              </w:rPr>
-            </w:pPr>
-            <w:r>
-              <w:rPr>
-                <w:rFonts w:eastAsia="Arial"/>
-                <w:bCs/>
-                <w:sz w:val="28"/>
-                <w:szCs w:val="28"/>
-                <w:lang w:val="en-US"/>
-              </w:rPr>
-              <w:lastRenderedPageBreak/>
-              <w:t xml:space="preserve">      "font_size": 16,</w:t>
-            </w:r>
-          </w:p>
-          <w:p>
-            <w:pPr>
-              <w:pStyle w:val="10"/>
-              <w:spacing w:after="0" w:line="240" w:lineRule="auto"/>
-              <w:ind w:left="141"/>
-              <w:rPr>
-                <w:lang w:val="en-US"/>
-              </w:rPr>
-            </w:pPr>
-            <w:r>
-              <w:rPr>
-                <w:rFonts w:eastAsia="Arial"/>
-                <w:bCs/>
-                <w:sz w:val="28"/>
-                <w:szCs w:val="28"/>
-                <w:lang w:val="en-US"/>
-              </w:rPr>
-              <w:t xml:space="preserve">      "text_color": "#000000",</w:t>
-            </w:r>
-          </w:p>
-          <w:p>
-            <w:pPr>
-              <w:pStyle w:val="10"/>
-              <w:spacing w:after="0" w:line="240" w:lineRule="auto"/>
-              <w:ind w:left="141"/>
-              <w:rPr>
-                <w:lang w:val="en-US"/>
-              </w:rPr>
-            </w:pPr>
-            <w:r>
-              <w:rPr>
-                <w:rFonts w:eastAsia="Arial"/>
-                <w:bCs/>
-                <w:sz w:val="28"/>
-                <w:szCs w:val="28"/>
-                <w:lang w:val="en-US"/>
-              </w:rPr>
-              <w:t xml:space="preserve">      "background_color": "#FFFFFF"</w:t>
+              <w:t xml:space="preserve">      "</w:t>
+            </w:r>
+            <w:proofErr w:type="spellStart"/>
+            <w:r>
+              <w:rPr>
+                <w:rFonts w:eastAsia="Arial"/>
+                <w:bCs/>
+                <w:sz w:val="28"/>
+                <w:szCs w:val="28"/>
+                <w:lang w:val="en-US"/>
+              </w:rPr>
+              <w:t>font_family</w:t>
+            </w:r>
+            <w:proofErr w:type="spellEnd"/>
+            <w:r>
+              <w:rPr>
+                <w:rFonts w:eastAsia="Arial"/>
+                <w:bCs/>
+                <w:sz w:val="28"/>
+                <w:szCs w:val="28"/>
+                <w:lang w:val="en-US"/>
+              </w:rPr>
+              <w:t>": "Arial",</w:t>
+            </w:r>
+          </w:p>
+          <w:p>
+            <w:pPr>
+              <w:pStyle w:val="10"/>
+              <w:spacing w:after="0" w:line="240" w:lineRule="auto"/>
+              <w:ind w:left="141"/>
+              <w:rPr>
+                <w:lang w:val="en-US"/>
+              </w:rPr>
+            </w:pPr>
+            <w:r>
+              <w:rPr>
+                <w:rFonts w:eastAsia="Arial"/>
+                <w:bCs/>
+                <w:sz w:val="28"/>
+                <w:szCs w:val="28"/>
+                <w:lang w:val="en-US"/>
+              </w:rPr>
+              <w:t xml:space="preserve">      "</w:t>
+            </w:r>
+            <w:proofErr w:type="spellStart"/>
+            <w:r>
+              <w:rPr>
+                <w:rFonts w:eastAsia="Arial"/>
+                <w:bCs/>
+                <w:sz w:val="28"/>
+                <w:szCs w:val="28"/>
+                <w:lang w:val="en-US"/>
+              </w:rPr>
+              <w:t>font_size</w:t>
+            </w:r>
+            <w:proofErr w:type="spellEnd"/>
+            <w:r>
+              <w:rPr>
+                <w:rFonts w:eastAsia="Arial"/>
+                <w:bCs/>
+                <w:sz w:val="28"/>
+                <w:szCs w:val="28"/>
+                <w:lang w:val="en-US"/>
+              </w:rPr>
+              <w:t>": 16,</w:t>
+            </w:r>
+          </w:p>
+          <w:p>
+            <w:pPr>
+              <w:pStyle w:val="10"/>
+              <w:spacing w:after="0" w:line="240" w:lineRule="auto"/>
+              <w:ind w:left="141"/>
+              <w:rPr>
+                <w:lang w:val="en-US"/>
+              </w:rPr>
+            </w:pPr>
+            <w:r>
+              <w:rPr>
+                <w:rFonts w:eastAsia="Arial"/>
+                <w:bCs/>
+                <w:sz w:val="28"/>
+                <w:szCs w:val="28"/>
+                <w:lang w:val="en-US"/>
+              </w:rPr>
+              <w:t xml:space="preserve">      "</w:t>
+            </w:r>
+            <w:proofErr w:type="spellStart"/>
+            <w:r>
+              <w:rPr>
+                <w:rFonts w:eastAsia="Arial"/>
+                <w:bCs/>
+                <w:sz w:val="28"/>
+                <w:szCs w:val="28"/>
+                <w:lang w:val="en-US"/>
+              </w:rPr>
+              <w:t>text_color</w:t>
+            </w:r>
+            <w:proofErr w:type="spellEnd"/>
+            <w:r>
+              <w:rPr>
+                <w:rFonts w:eastAsia="Arial"/>
+                <w:bCs/>
+                <w:sz w:val="28"/>
+                <w:szCs w:val="28"/>
+                <w:lang w:val="en-US"/>
+              </w:rPr>
+              <w:t>": "#000000",</w:t>
+            </w:r>
+          </w:p>
+          <w:p>
+            <w:pPr>
+              <w:pStyle w:val="10"/>
+              <w:spacing w:after="0" w:line="240" w:lineRule="auto"/>
+              <w:ind w:left="141"/>
+              <w:rPr>
+                <w:lang w:val="en-US"/>
+              </w:rPr>
+            </w:pPr>
+            <w:r>
+              <w:rPr>
+                <w:rFonts w:eastAsia="Arial"/>
+                <w:bCs/>
+                <w:sz w:val="28"/>
+                <w:szCs w:val="28"/>
+                <w:lang w:val="en-US"/>
+              </w:rPr>
+              <w:t xml:space="preserve">      "</w:t>
+            </w:r>
+            <w:proofErr w:type="spellStart"/>
+            <w:r>
+              <w:rPr>
+                <w:rFonts w:eastAsia="Arial"/>
+                <w:bCs/>
+                <w:sz w:val="28"/>
+                <w:szCs w:val="28"/>
+                <w:lang w:val="en-US"/>
+              </w:rPr>
+              <w:t>background_color</w:t>
+            </w:r>
+            <w:proofErr w:type="spellEnd"/>
+            <w:r>
+              <w:rPr>
+                <w:rFonts w:eastAsia="Arial"/>
+                <w:bCs/>
+                <w:sz w:val="28"/>
+                <w:szCs w:val="28"/>
+                <w:lang w:val="en-US"/>
+              </w:rPr>
+              <w:t>": "#FFFFFF"</w:t>
             </w:r>
           </w:p>
           <w:p>
@@ -18753,8 +22975,18 @@
                 <w:sz w:val="28"/>
                 <w:szCs w:val="28"/>
               </w:rPr>
-              <w:t>Ошибки валидации</w:t>
-            </w:r>
+              <w:t xml:space="preserve">Ошибки </w:t>
+            </w:r>
+            <w:proofErr w:type="spellStart"/>
+            <w:r>
+              <w:rPr>
+                <w:rFonts w:eastAsia="Times New Roman"/>
+                <w:sz w:val="28"/>
+                <w:szCs w:val="28"/>
+              </w:rPr>
+              <w:t>валидации</w:t>
+            </w:r>
+            <w:proofErr w:type="spellEnd"/>
           </w:p>
           <w:p>
             <w:pPr>
@@ -18890,14 +23122,25 @@
         </w:numPr>
         <w:spacing w:after="80"/>
       </w:pPr>
+      <w:proofErr w:type="spellStart"/>
       <w:r>
         <w:rPr>
           <w:sz w:val="28"/>
           <w:szCs w:val="28"/>
           <w:lang w:val="en-US"/>
         </w:rPr>
-        <w:t xml:space="preserve">font_family: </w:t>
-      </w:r>
+        <w:t>font_family</w:t>
+      </w:r>
+      <w:proofErr w:type="spellEnd"/>
+      <w:r>
+        <w:rPr>
+          <w:sz w:val="28"/>
+          <w:szCs w:val="28"/>
+          <w:lang w:val="en-US"/>
+        </w:rPr>
+        <w:t xml:space="preserve">: </w:t>
+      </w:r>
+      <w:proofErr w:type="gramStart"/>
       <w:r>
         <w:rPr>
           <w:sz w:val="28"/>
@@ -18911,7 +23154,16 @@
           <w:szCs w:val="28"/>
           <w:lang w:val="en-US"/>
         </w:rPr>
-        <w:t xml:space="preserve">  - </w:t>
+        <w:t xml:space="preserve">  -</w:t>
+      </w:r>
+      <w:proofErr w:type="gramEnd"/>
+      <w:r>
+        <w:rPr>
+          <w:sz w:val="28"/>
+          <w:szCs w:val="28"/>
+          <w:lang w:val="en-US"/>
+        </w:rPr>
+        <w:t xml:space="preserve"> </w:t>
       </w:r>
       <w:r>
         <w:rPr>
@@ -18938,12 +23190,37 @@
         </w:numPr>
         <w:spacing w:after="80"/>
       </w:pPr>
-      <w:r>
-        <w:rPr>
-          <w:sz w:val="28"/>
-          <w:szCs w:val="28"/>
-        </w:rPr>
-        <w:t>font_size: Размер шрифта  - целое число.</w:t>
+      <w:proofErr w:type="spellStart"/>
+      <w:r>
+        <w:rPr>
+          <w:sz w:val="28"/>
+          <w:szCs w:val="28"/>
+        </w:rPr>
+        <w:t>font_size</w:t>
+      </w:r>
+      <w:proofErr w:type="spellEnd"/>
+      <w:r>
+        <w:rPr>
+          <w:sz w:val="28"/>
+          <w:szCs w:val="28"/>
+        </w:rPr>
+        <w:t xml:space="preserve">: Размер </w:t>
+      </w:r>
+      <w:proofErr w:type="gramStart"/>
+      <w:r>
+        <w:rPr>
+          <w:sz w:val="28"/>
+          <w:szCs w:val="28"/>
+        </w:rPr>
+        <w:t>шрифта  -</w:t>
+      </w:r>
+      <w:proofErr w:type="gramEnd"/>
+      <w:r>
+        <w:rPr>
+          <w:sz w:val="28"/>
+          <w:szCs w:val="28"/>
+        </w:rPr>
+        <w:t xml:space="preserve"> целое число.</w:t>
       </w:r>
     </w:p>
     <w:p>
@@ -18955,12 +23232,21 @@
         </w:numPr>
         <w:spacing w:after="80"/>
       </w:pPr>
-      <w:r>
-        <w:rPr>
-          <w:sz w:val="28"/>
-          <w:szCs w:val="28"/>
-        </w:rPr>
-        <w:t>text_color: Цвет текста строка в формате HEX, например, "#000000".</w:t>
+      <w:proofErr w:type="spellStart"/>
+      <w:r>
+        <w:rPr>
+          <w:sz w:val="28"/>
+          <w:szCs w:val="28"/>
+        </w:rPr>
+        <w:t>text_color</w:t>
+      </w:r>
+      <w:proofErr w:type="spellEnd"/>
+      <w:r>
+        <w:rPr>
+          <w:sz w:val="28"/>
+          <w:szCs w:val="28"/>
+        </w:rPr>
+        <w:t>: Цвет текста строка в формате HEX, например, "#000000".</w:t>
       </w:r>
     </w:p>
     <w:p>
@@ -18972,12 +23258,21 @@
         </w:numPr>
         <w:spacing w:after="80"/>
       </w:pPr>
-      <w:r>
-        <w:rPr>
-          <w:sz w:val="28"/>
-          <w:szCs w:val="28"/>
-        </w:rPr>
-        <w:t>background_color: Цвет фона - строка в формате HEX, например, "#FFFFFF"</w:t>
+      <w:proofErr w:type="spellStart"/>
+      <w:r>
+        <w:rPr>
+          <w:sz w:val="28"/>
+          <w:szCs w:val="28"/>
+        </w:rPr>
+        <w:t>background_color</w:t>
+      </w:r>
+      <w:proofErr w:type="spellEnd"/>
+      <w:r>
+        <w:rPr>
+          <w:sz w:val="28"/>
+          <w:szCs w:val="28"/>
+        </w:rPr>
+        <w:t>: Цвет фона - строка в формате HEX, например, "#FFFFFF"</w:t>
       </w:r>
     </w:p>
     <w:tbl>
@@ -19026,6 +23321,7 @@
               </w:rPr>
               <w:t> </w:t>
             </w:r>
+            <w:proofErr w:type="spellStart"/>
             <w:r>
               <w:rPr>
                 <w:rFonts w:eastAsia="Arial"/>
@@ -19034,6 +23330,7 @@
               </w:rPr>
               <w:t>Request</w:t>
             </w:r>
+            <w:proofErr w:type="spellEnd"/>
           </w:p>
         </w:tc>
         <w:tc>
@@ -19051,6 +23348,7 @@
               <w:pStyle w:val="10"/>
               <w:spacing w:after="0" w:line="240" w:lineRule="auto"/>
             </w:pPr>
+            <w:proofErr w:type="spellStart"/>
             <w:r>
               <w:rPr>
                 <w:rFonts w:eastAsia="Arial"/>
@@ -19059,6 +23357,7 @@
               </w:rPr>
               <w:t>Response</w:t>
             </w:r>
+            <w:proofErr w:type="spellEnd"/>
           </w:p>
         </w:tc>
       </w:tr>
@@ -19102,7 +23401,27 @@
                 <w:szCs w:val="28"/>
                 <w:lang w:val="en-US"/>
               </w:rPr>
-              <w:t xml:space="preserve"> {{host}}/api/user/settings</w:t>
+              <w:t xml:space="preserve"> {{host}}/</w:t>
+            </w:r>
+            <w:proofErr w:type="spellStart"/>
+            <w:r>
+              <w:rPr>
+                <w:rFonts w:eastAsia="Arial"/>
+                <w:sz w:val="28"/>
+                <w:szCs w:val="28"/>
+                <w:lang w:val="en-US"/>
+              </w:rPr>
+              <w:t>api</w:t>
+            </w:r>
+            <w:proofErr w:type="spellEnd"/>
+            <w:r>
+              <w:rPr>
+                <w:rFonts w:eastAsia="Arial"/>
+                <w:sz w:val="28"/>
+                <w:szCs w:val="28"/>
+                <w:lang w:val="en-US"/>
+              </w:rPr>
+              <w:t>/user/settings</w:t>
             </w:r>
           </w:p>
           <w:p>
@@ -19308,8 +23627,19 @@
                 <w:szCs w:val="28"/>
                 <w:lang w:val="en-US"/>
               </w:rPr>
-              <w:t xml:space="preserve"> application/json</w:t>
-            </w:r>
+              <w:t xml:space="preserve"> application/</w:t>
+            </w:r>
+            <w:proofErr w:type="spellStart"/>
+            <w:r>
+              <w:rPr>
+                <w:rFonts w:eastAsia="Arial"/>
+                <w:sz w:val="28"/>
+                <w:szCs w:val="28"/>
+                <w:lang w:val="en-US"/>
+              </w:rPr>
+              <w:t>json</w:t>
+            </w:r>
+            <w:proofErr w:type="spellEnd"/>
           </w:p>
           <w:p>
             <w:pPr>
@@ -19400,67 +23730,155 @@
                 <w:szCs w:val="28"/>
                 <w:lang w:val="en-US"/>
               </w:rPr>
-              <w:t xml:space="preserve">      "font_family": "Arial",</w:t>
-            </w:r>
-          </w:p>
-          <w:p>
-            <w:pPr>
-              <w:pStyle w:val="10"/>
-              <w:spacing w:after="0" w:line="240" w:lineRule="auto"/>
-              <w:ind w:left="141"/>
-              <w:rPr>
-                <w:lang w:val="en-US"/>
-              </w:rPr>
-            </w:pPr>
-            <w:r>
-              <w:rPr>
-                <w:rFonts w:eastAsia="Arial"/>
-                <w:bCs/>
-                <w:sz w:val="28"/>
-                <w:szCs w:val="28"/>
-                <w:lang w:val="en-US"/>
-              </w:rPr>
-              <w:t xml:space="preserve">      "font_size": 16,</w:t>
-            </w:r>
-          </w:p>
-          <w:p>
-            <w:pPr>
-              <w:pStyle w:val="10"/>
-              <w:spacing w:after="0" w:line="240" w:lineRule="auto"/>
-              <w:ind w:left="141"/>
-              <w:rPr>
-                <w:lang w:val="en-US"/>
-              </w:rPr>
-            </w:pPr>
-            <w:r>
-              <w:rPr>
-                <w:rFonts w:eastAsia="Arial"/>
-                <w:bCs/>
-                <w:sz w:val="28"/>
-                <w:szCs w:val="28"/>
-                <w:lang w:val="en-US"/>
-              </w:rPr>
-              <w:t xml:space="preserve">      "text_color": "#000000",</w:t>
-            </w:r>
-          </w:p>
-          <w:p>
-            <w:pPr>
-              <w:pStyle w:val="10"/>
-              <w:spacing w:after="0" w:line="240" w:lineRule="auto"/>
-              <w:ind w:left="141"/>
-              <w:rPr>
-                <w:lang w:val="en-US"/>
-              </w:rPr>
-            </w:pPr>
-            <w:r>
-              <w:rPr>
-                <w:rFonts w:eastAsia="Arial"/>
-                <w:bCs/>
-                <w:sz w:val="28"/>
-                <w:szCs w:val="28"/>
-                <w:lang w:val="en-US"/>
-              </w:rPr>
-              <w:t xml:space="preserve">      "background_color": "#FFFFFF"</w:t>
+              <w:t xml:space="preserve">      "</w:t>
+            </w:r>
+            <w:proofErr w:type="spellStart"/>
+            <w:r>
+              <w:rPr>
+                <w:rFonts w:eastAsia="Arial"/>
+                <w:bCs/>
+                <w:sz w:val="28"/>
+                <w:szCs w:val="28"/>
+                <w:lang w:val="en-US"/>
+              </w:rPr>
+              <w:t>font_family</w:t>
+            </w:r>
+            <w:proofErr w:type="spellEnd"/>
+            <w:r>
+              <w:rPr>
+                <w:rFonts w:eastAsia="Arial"/>
+                <w:bCs/>
+                <w:sz w:val="28"/>
+                <w:szCs w:val="28"/>
+                <w:lang w:val="en-US"/>
+              </w:rPr>
+              <w:t>": "Arial",</w:t>
+            </w:r>
+          </w:p>
+          <w:p>
+            <w:pPr>
+              <w:pStyle w:val="10"/>
+              <w:spacing w:after="0" w:line="240" w:lineRule="auto"/>
+              <w:ind w:left="141"/>
+              <w:rPr>
+                <w:lang w:val="en-US"/>
+              </w:rPr>
+            </w:pPr>
+            <w:r>
+              <w:rPr>
+                <w:rFonts w:eastAsia="Arial"/>
+                <w:bCs/>
+                <w:sz w:val="28"/>
+                <w:szCs w:val="28"/>
+                <w:lang w:val="en-US"/>
+              </w:rPr>
+              <w:t xml:space="preserve">      "</w:t>
+            </w:r>
+            <w:proofErr w:type="spellStart"/>
+            <w:r>
+              <w:rPr>
+                <w:rFonts w:eastAsia="Arial"/>
+                <w:bCs/>
+                <w:sz w:val="28"/>
+                <w:szCs w:val="28"/>
+                <w:lang w:val="en-US"/>
+              </w:rPr>
+              <w:t>font_size</w:t>
+            </w:r>
+            <w:proofErr w:type="spellEnd"/>
+            <w:r>
+              <w:rPr>
+                <w:rFonts w:eastAsia="Arial"/>
+                <w:bCs/>
+                <w:sz w:val="28"/>
+                <w:szCs w:val="28"/>
+                <w:lang w:val="en-US"/>
+              </w:rPr>
+              <w:t>": 16,</w:t>
+            </w:r>
+          </w:p>
+          <w:p>
+            <w:pPr>
+              <w:pStyle w:val="10"/>
+              <w:spacing w:after="0" w:line="240" w:lineRule="auto"/>
+              <w:ind w:left="141"/>
+              <w:rPr>
+                <w:lang w:val="en-US"/>
+              </w:rPr>
+            </w:pPr>
+            <w:r>
+              <w:rPr>
+                <w:rFonts w:eastAsia="Arial"/>
+                <w:bCs/>
+                <w:sz w:val="28"/>
+                <w:szCs w:val="28"/>
+                <w:lang w:val="en-US"/>
+              </w:rPr>
+              <w:t xml:space="preserve">      "</w:t>
+            </w:r>
+            <w:proofErr w:type="spellStart"/>
+            <w:r>
+              <w:rPr>
+                <w:rFonts w:eastAsia="Arial"/>
+                <w:bCs/>
+                <w:sz w:val="28"/>
+                <w:szCs w:val="28"/>
+                <w:lang w:val="en-US"/>
+              </w:rPr>
+              <w:t>text_color</w:t>
+            </w:r>
+            <w:proofErr w:type="spellEnd"/>
+            <w:r>
+              <w:rPr>
+                <w:rFonts w:eastAsia="Arial"/>
+                <w:bCs/>
+                <w:sz w:val="28"/>
+                <w:szCs w:val="28"/>
+                <w:lang w:val="en-US"/>
+              </w:rPr>
+              <w:t>": "#000000",</w:t>
+            </w:r>
+          </w:p>
+          <w:p>
+            <w:pPr>
+              <w:pStyle w:val="10"/>
+              <w:spacing w:after="0" w:line="240" w:lineRule="auto"/>
+              <w:ind w:left="141"/>
+              <w:rPr>
+                <w:lang w:val="en-US"/>
+              </w:rPr>
+            </w:pPr>
+            <w:r>
+              <w:rPr>
+                <w:rFonts w:eastAsia="Arial"/>
+                <w:bCs/>
+                <w:sz w:val="28"/>
+                <w:szCs w:val="28"/>
+                <w:lang w:val="en-US"/>
+              </w:rPr>
+              <w:t xml:space="preserve">      "</w:t>
+            </w:r>
+            <w:proofErr w:type="spellStart"/>
+            <w:r>
+              <w:rPr>
+                <w:rFonts w:eastAsia="Arial"/>
+                <w:bCs/>
+                <w:sz w:val="28"/>
+                <w:szCs w:val="28"/>
+                <w:lang w:val="en-US"/>
+              </w:rPr>
+              <w:t>background_color</w:t>
+            </w:r>
+            <w:proofErr w:type="spellEnd"/>
+            <w:r>
+              <w:rPr>
+                <w:rFonts w:eastAsia="Arial"/>
+                <w:bCs/>
+                <w:sz w:val="28"/>
+                <w:szCs w:val="28"/>
+                <w:lang w:val="en-US"/>
+              </w:rPr>
+              <w:t>": "#FFFFFF"</w:t>
             </w:r>
           </w:p>
           <w:p>
@@ -19572,6 +23990,7 @@
                 <w:sz w:val="28"/>
                 <w:szCs w:val="28"/>
               </w:rPr>
+              <w:lastRenderedPageBreak/>
               <w:t xml:space="preserve">  }</w:t>
             </w:r>
           </w:p>
@@ -19598,7 +24017,6 @@
                 <w:sz w:val="28"/>
                 <w:szCs w:val="28"/>
               </w:rPr>
-              <w:lastRenderedPageBreak/>
               <w:t>Ошибка неавторизованного доступа</w:t>
             </w:r>
           </w:p>
@@ -19679,7 +24097,25 @@
           <w:sz w:val="28"/>
           <w:szCs w:val="28"/>
         </w:rPr>
-        <w:t>Запрос предназначен для очистки значение токена пользователя (выхода из профиля).</w:t>
+        <w:t xml:space="preserve">Запрос предназначен для очистки значение </w:t>
+      </w:r>
+      <w:proofErr w:type="spellStart"/>
+      <w:r>
+        <w:rPr>
+          <w:rFonts w:eastAsia="Arial"/>
+          <w:sz w:val="28"/>
+          <w:szCs w:val="28"/>
+        </w:rPr>
+        <w:t>токена</w:t>
+      </w:r>
+      <w:proofErr w:type="spellEnd"/>
+      <w:r>
+        <w:rPr>
+          <w:rFonts w:eastAsia="Arial"/>
+          <w:sz w:val="28"/>
+          <w:szCs w:val="28"/>
+        </w:rPr>
+        <w:t xml:space="preserve"> пользователя (выхода из профиля).</w:t>
       </w:r>
     </w:p>
     <w:tbl>
@@ -19728,6 +24164,7 @@
               </w:rPr>
               <w:t> </w:t>
             </w:r>
+            <w:proofErr w:type="spellStart"/>
             <w:r>
               <w:rPr>
                 <w:rFonts w:eastAsia="Arial"/>
@@ -19736,6 +24173,7 @@
               </w:rPr>
               <w:t>Request</w:t>
             </w:r>
+            <w:proofErr w:type="spellEnd"/>
           </w:p>
         </w:tc>
         <w:tc>
@@ -19753,6 +24191,7 @@
               <w:pStyle w:val="10"/>
               <w:spacing w:after="0" w:line="240" w:lineRule="auto"/>
             </w:pPr>
+            <w:proofErr w:type="spellStart"/>
             <w:r>
               <w:rPr>
                 <w:rFonts w:eastAsia="Arial"/>
@@ -19761,6 +24200,7 @@
               </w:rPr>
               <w:t>Response</w:t>
             </w:r>
+            <w:proofErr w:type="spellEnd"/>
           </w:p>
         </w:tc>
       </w:tr>
@@ -19804,7 +24244,27 @@
                 <w:szCs w:val="28"/>
                 <w:lang w:val="en-US"/>
               </w:rPr>
-              <w:t xml:space="preserve"> {{host}}/api/logout</w:t>
+              <w:t xml:space="preserve"> {{host}}/</w:t>
+            </w:r>
+            <w:proofErr w:type="spellStart"/>
+            <w:r>
+              <w:rPr>
+                <w:rFonts w:eastAsia="Arial"/>
+                <w:sz w:val="28"/>
+                <w:szCs w:val="28"/>
+                <w:lang w:val="en-US"/>
+              </w:rPr>
+              <w:t>api</w:t>
+            </w:r>
+            <w:proofErr w:type="spellEnd"/>
+            <w:r>
+              <w:rPr>
+                <w:rFonts w:eastAsia="Arial"/>
+                <w:sz w:val="28"/>
+                <w:szCs w:val="28"/>
+                <w:lang w:val="en-US"/>
+              </w:rPr>
+              <w:t>/logout</w:t>
             </w:r>
           </w:p>
           <w:p>
@@ -19884,8 +24344,19 @@
                 <w:szCs w:val="28"/>
                 <w:lang w:val="en-US"/>
               </w:rPr>
-              <w:t>Content-Type: application/json</w:t>
-            </w:r>
+              <w:t>Content-Type: application/</w:t>
+            </w:r>
+            <w:proofErr w:type="spellStart"/>
+            <w:r>
+              <w:rPr>
+                <w:rFonts w:eastAsia="Times New Roman"/>
+                <w:sz w:val="28"/>
+                <w:szCs w:val="28"/>
+                <w:lang w:val="en-US"/>
+              </w:rPr>
+              <w:t>json</w:t>
+            </w:r>
+            <w:proofErr w:type="spellEnd"/>
           </w:p>
           <w:p>
             <w:pPr>
@@ -20003,27 +24474,39 @@
                 <w:szCs w:val="28"/>
                 <w:lang w:val="en-US"/>
               </w:rPr>
-              <w:t xml:space="preserve"> application/json</w:t>
-            </w:r>
-          </w:p>
-          <w:p>
-            <w:pPr>
-              <w:pStyle w:val="10"/>
-              <w:spacing w:after="0" w:line="240" w:lineRule="auto"/>
-              <w:ind w:left="141"/>
-              <w:rPr>
-                <w:sz w:val="28"/>
-                <w:szCs w:val="28"/>
-                <w:lang w:val="en-US"/>
-              </w:rPr>
-            </w:pPr>
-          </w:p>
-          <w:p>
-            <w:pPr>
-              <w:pStyle w:val="10"/>
-              <w:spacing w:after="0" w:line="240" w:lineRule="auto"/>
-              <w:ind w:left="141"/>
-            </w:pPr>
+              <w:t xml:space="preserve"> application/</w:t>
+            </w:r>
+            <w:proofErr w:type="spellStart"/>
+            <w:r>
+              <w:rPr>
+                <w:rFonts w:eastAsia="Arial"/>
+                <w:sz w:val="28"/>
+                <w:szCs w:val="28"/>
+                <w:lang w:val="en-US"/>
+              </w:rPr>
+              <w:t>json</w:t>
+            </w:r>
+            <w:proofErr w:type="spellEnd"/>
+          </w:p>
+          <w:p>
+            <w:pPr>
+              <w:pStyle w:val="10"/>
+              <w:spacing w:after="0" w:line="240" w:lineRule="auto"/>
+              <w:ind w:left="141"/>
+              <w:rPr>
+                <w:sz w:val="28"/>
+                <w:szCs w:val="28"/>
+                <w:lang w:val="en-US"/>
+              </w:rPr>
+            </w:pPr>
+          </w:p>
+          <w:p>
+            <w:pPr>
+              <w:pStyle w:val="10"/>
+              <w:spacing w:after="0" w:line="240" w:lineRule="auto"/>
+              <w:ind w:left="141"/>
+            </w:pPr>
+            <w:proofErr w:type="spellStart"/>
             <w:r>
               <w:rPr>
                 <w:rFonts w:eastAsia="Arial"/>
@@ -20031,7 +24514,17 @@
                 <w:sz w:val="28"/>
                 <w:szCs w:val="28"/>
               </w:rPr>
-              <w:t>Body (не отдается)</w:t>
+              <w:t>Body</w:t>
+            </w:r>
+            <w:proofErr w:type="spellEnd"/>
+            <w:r>
+              <w:rPr>
+                <w:rFonts w:eastAsia="Arial"/>
+                <w:b/>
+                <w:sz w:val="28"/>
+                <w:szCs w:val="28"/>
+              </w:rPr>
+              <w:t xml:space="preserve"> (не отдается)</w:t>
             </w:r>
           </w:p>
           <w:p>
@@ -20308,6 +24801,7 @@
               </w:rPr>
               <w:t> </w:t>
             </w:r>
+            <w:proofErr w:type="spellStart"/>
             <w:r>
               <w:rPr>
                 <w:rFonts w:eastAsia="Arial"/>
@@ -20316,6 +24810,7 @@
               </w:rPr>
               <w:t>Request</w:t>
             </w:r>
+            <w:proofErr w:type="spellEnd"/>
           </w:p>
         </w:tc>
         <w:tc>
@@ -20333,6 +24828,7 @@
               <w:pStyle w:val="10"/>
               <w:spacing w:after="0" w:line="240" w:lineRule="auto"/>
             </w:pPr>
+            <w:proofErr w:type="spellStart"/>
             <w:r>
               <w:rPr>
                 <w:rFonts w:eastAsia="Arial"/>
@@ -20341,6 +24837,7 @@
               </w:rPr>
               <w:t>Response</w:t>
             </w:r>
+            <w:proofErr w:type="spellEnd"/>
           </w:p>
         </w:tc>
       </w:tr>
@@ -20384,7 +24881,27 @@
                 <w:szCs w:val="28"/>
                 <w:lang w:val="en-US"/>
               </w:rPr>
-              <w:t xml:space="preserve"> {{host}}/api/books</w:t>
+              <w:t xml:space="preserve"> {{host}}/</w:t>
+            </w:r>
+            <w:proofErr w:type="spellStart"/>
+            <w:r>
+              <w:rPr>
+                <w:rFonts w:eastAsia="Arial"/>
+                <w:sz w:val="28"/>
+                <w:szCs w:val="28"/>
+                <w:lang w:val="en-US"/>
+              </w:rPr>
+              <w:t>api</w:t>
+            </w:r>
+            <w:proofErr w:type="spellEnd"/>
+            <w:r>
+              <w:rPr>
+                <w:rFonts w:eastAsia="Arial"/>
+                <w:sz w:val="28"/>
+                <w:szCs w:val="28"/>
+                <w:lang w:val="en-US"/>
+              </w:rPr>
+              <w:t>/books</w:t>
             </w:r>
           </w:p>
           <w:p>
@@ -20464,8 +24981,19 @@
                 <w:szCs w:val="28"/>
                 <w:lang w:val="en-US"/>
               </w:rPr>
-              <w:t>Content-Type: application/json</w:t>
-            </w:r>
+              <w:t>Content-Type: application/</w:t>
+            </w:r>
+            <w:proofErr w:type="spellStart"/>
+            <w:r>
+              <w:rPr>
+                <w:rFonts w:eastAsia="Times New Roman"/>
+                <w:sz w:val="28"/>
+                <w:szCs w:val="28"/>
+                <w:lang w:val="en-US"/>
+              </w:rPr>
+              <w:t>json</w:t>
+            </w:r>
+            <w:proofErr w:type="spellEnd"/>
           </w:p>
           <w:p>
             <w:pPr>
@@ -20538,6 +25066,7 @@
                 <w:szCs w:val="28"/>
                 <w:u w:val="single"/>
               </w:rPr>
+              <w:lastRenderedPageBreak/>
               <w:t>Успех</w:t>
             </w:r>
           </w:p>
@@ -20596,8 +25125,19 @@
                 <w:szCs w:val="28"/>
                 <w:lang w:val="en-US"/>
               </w:rPr>
-              <w:t xml:space="preserve"> application/json</w:t>
-            </w:r>
+              <w:t xml:space="preserve"> application/</w:t>
+            </w:r>
+            <w:proofErr w:type="spellStart"/>
+            <w:r>
+              <w:rPr>
+                <w:rFonts w:eastAsia="Arial"/>
+                <w:sz w:val="28"/>
+                <w:szCs w:val="28"/>
+                <w:lang w:val="en-US"/>
+              </w:rPr>
+              <w:t>json</w:t>
+            </w:r>
+            <w:proofErr w:type="spellEnd"/>
           </w:p>
           <w:p>
             <w:pPr>
@@ -20688,6 +25228,7 @@
                 <w:szCs w:val="28"/>
                 <w:lang w:val="en-US"/>
               </w:rPr>
+              <w:lastRenderedPageBreak/>
               <w:t xml:space="preserve">      {</w:t>
             </w:r>
           </w:p>
@@ -20728,7 +25269,6 @@
                 <w:szCs w:val="28"/>
                 <w:lang w:val="en-US"/>
               </w:rPr>
-              <w:lastRenderedPageBreak/>
               <w:t xml:space="preserve">        "title": "</w:t>
             </w:r>
             <w:r>
@@ -20793,7 +25333,27 @@
                 <w:sz w:val="28"/>
                 <w:szCs w:val="28"/>
               </w:rPr>
-              <w:t>"author": "Автор книги 1",</w:t>
+              <w:t>"</w:t>
+            </w:r>
+            <w:proofErr w:type="spellStart"/>
+            <w:r>
+              <w:rPr>
+                <w:rFonts w:eastAsia="Arial"/>
+                <w:bCs/>
+                <w:sz w:val="28"/>
+                <w:szCs w:val="28"/>
+              </w:rPr>
+              <w:t>author</w:t>
+            </w:r>
+            <w:proofErr w:type="spellEnd"/>
+            <w:r>
+              <w:rPr>
+                <w:rFonts w:eastAsia="Arial"/>
+                <w:bCs/>
+                <w:sz w:val="28"/>
+                <w:szCs w:val="28"/>
+              </w:rPr>
+              <w:t>": "Автор книги 1",</w:t>
             </w:r>
           </w:p>
           <w:p>
@@ -20866,7 +25426,29 @@
                 <w:szCs w:val="28"/>
                 <w:lang w:val="en-US"/>
               </w:rPr>
-              <w:t>"file_url": "{{host}}/books/1.html"</w:t>
+              <w:t>"</w:t>
+            </w:r>
+            <w:proofErr w:type="spellStart"/>
+            <w:r>
+              <w:rPr>
+                <w:rFonts w:eastAsia="Arial"/>
+                <w:bCs/>
+                <w:sz w:val="28"/>
+                <w:szCs w:val="28"/>
+                <w:lang w:val="en-US"/>
+              </w:rPr>
+              <w:t>file_url</w:t>
+            </w:r>
+            <w:proofErr w:type="spellEnd"/>
+            <w:r>
+              <w:rPr>
+                <w:rFonts w:eastAsia="Arial"/>
+                <w:bCs/>
+                <w:sz w:val="28"/>
+                <w:szCs w:val="28"/>
+                <w:lang w:val="en-US"/>
+              </w:rPr>
+              <w:t>": "{{host}}/books/1.html"</w:t>
             </w:r>
           </w:p>
           <w:p>
@@ -20885,7 +25467,27 @@
                 <w:szCs w:val="28"/>
                 <w:lang w:val="en-US"/>
               </w:rPr>
-              <w:t xml:space="preserve">        "is_public": true</w:t>
+              <w:t xml:space="preserve">        "</w:t>
+            </w:r>
+            <w:proofErr w:type="spellStart"/>
+            <w:r>
+              <w:rPr>
+                <w:rFonts w:eastAsia="Times New Roman"/>
+                <w:sz w:val="28"/>
+                <w:szCs w:val="28"/>
+                <w:lang w:val="en-US"/>
+              </w:rPr>
+              <w:t>is_public</w:t>
+            </w:r>
+            <w:proofErr w:type="spellEnd"/>
+            <w:r>
+              <w:rPr>
+                <w:rFonts w:eastAsia="Times New Roman"/>
+                <w:sz w:val="28"/>
+                <w:szCs w:val="28"/>
+                <w:lang w:val="en-US"/>
+              </w:rPr>
+              <w:t>": true</w:t>
             </w:r>
           </w:p>
           <w:p>
@@ -21043,7 +25645,27 @@
                 <w:sz w:val="28"/>
                 <w:szCs w:val="28"/>
               </w:rPr>
-              <w:t>"author": "Автор книги 2",</w:t>
+              <w:t>"</w:t>
+            </w:r>
+            <w:proofErr w:type="spellStart"/>
+            <w:r>
+              <w:rPr>
+                <w:rFonts w:eastAsia="Arial"/>
+                <w:bCs/>
+                <w:sz w:val="28"/>
+                <w:szCs w:val="28"/>
+              </w:rPr>
+              <w:t>author</w:t>
+            </w:r>
+            <w:proofErr w:type="spellEnd"/>
+            <w:r>
+              <w:rPr>
+                <w:rFonts w:eastAsia="Arial"/>
+                <w:bCs/>
+                <w:sz w:val="28"/>
+                <w:szCs w:val="28"/>
+              </w:rPr>
+              <w:t>": "Автор книги 2",</w:t>
             </w:r>
           </w:p>
           <w:p>
@@ -21107,7 +25729,29 @@
                 <w:szCs w:val="28"/>
                 <w:lang w:val="en-US"/>
               </w:rPr>
-              <w:t>"file_url": "{{host}}/books/2.html"</w:t>
+              <w:t>"</w:t>
+            </w:r>
+            <w:proofErr w:type="spellStart"/>
+            <w:r>
+              <w:rPr>
+                <w:rFonts w:eastAsia="Arial"/>
+                <w:bCs/>
+                <w:sz w:val="28"/>
+                <w:szCs w:val="28"/>
+                <w:lang w:val="en-US"/>
+              </w:rPr>
+              <w:t>file_url</w:t>
+            </w:r>
+            <w:proofErr w:type="spellEnd"/>
+            <w:r>
+              <w:rPr>
+                <w:rFonts w:eastAsia="Arial"/>
+                <w:bCs/>
+                <w:sz w:val="28"/>
+                <w:szCs w:val="28"/>
+                <w:lang w:val="en-US"/>
+              </w:rPr>
+              <w:t>": "{{host}}/books/2.html"</w:t>
             </w:r>
           </w:p>
           <w:p>
@@ -21126,7 +25770,27 @@
                 <w:szCs w:val="28"/>
                 <w:lang w:val="en-US"/>
               </w:rPr>
-              <w:t xml:space="preserve">        "is_public": false</w:t>
+              <w:t xml:space="preserve">        "</w:t>
+            </w:r>
+            <w:proofErr w:type="spellStart"/>
+            <w:r>
+              <w:rPr>
+                <w:rFonts w:eastAsia="Times New Roman"/>
+                <w:sz w:val="28"/>
+                <w:szCs w:val="28"/>
+                <w:lang w:val="en-US"/>
+              </w:rPr>
+              <w:t>is_public</w:t>
+            </w:r>
+            <w:proofErr w:type="spellEnd"/>
+            <w:r>
+              <w:rPr>
+                <w:rFonts w:eastAsia="Times New Roman"/>
+                <w:sz w:val="28"/>
+                <w:szCs w:val="28"/>
+                <w:lang w:val="en-US"/>
+              </w:rPr>
+              <w:t>": false</w:t>
             </w:r>
           </w:p>
           <w:p>
@@ -21517,6 +26181,7 @@
               </w:rPr>
               <w:t> </w:t>
             </w:r>
+            <w:proofErr w:type="spellStart"/>
             <w:r>
               <w:rPr>
                 <w:rFonts w:eastAsia="Arial"/>
@@ -21525,6 +26190,7 @@
               </w:rPr>
               <w:t>Request</w:t>
             </w:r>
+            <w:proofErr w:type="spellEnd"/>
           </w:p>
         </w:tc>
         <w:tc>
@@ -21542,6 +26208,7 @@
               <w:pStyle w:val="10"/>
               <w:spacing w:after="0" w:line="240" w:lineRule="auto"/>
             </w:pPr>
+            <w:proofErr w:type="spellStart"/>
             <w:r>
               <w:rPr>
                 <w:rFonts w:eastAsia="Arial"/>
@@ -21550,6 +26217,7 @@
               </w:rPr>
               <w:t>Response</w:t>
             </w:r>
+            <w:proofErr w:type="spellEnd"/>
           </w:p>
         </w:tc>
       </w:tr>
@@ -21593,7 +26261,27 @@
                 <w:szCs w:val="28"/>
                 <w:lang w:val="en-US"/>
               </w:rPr>
-              <w:t xml:space="preserve"> {{host}}/api/books/{id}/change-visibility</w:t>
+              <w:t xml:space="preserve"> {{host}}/</w:t>
+            </w:r>
+            <w:proofErr w:type="spellStart"/>
+            <w:r>
+              <w:rPr>
+                <w:rFonts w:eastAsia="Arial"/>
+                <w:sz w:val="28"/>
+                <w:szCs w:val="28"/>
+                <w:lang w:val="en-US"/>
+              </w:rPr>
+              <w:t>api</w:t>
+            </w:r>
+            <w:proofErr w:type="spellEnd"/>
+            <w:r>
+              <w:rPr>
+                <w:rFonts w:eastAsia="Arial"/>
+                <w:sz w:val="28"/>
+                <w:szCs w:val="28"/>
+                <w:lang w:val="en-US"/>
+              </w:rPr>
+              <w:t>/books/{id}/change-visibility</w:t>
             </w:r>
           </w:p>
           <w:p>
@@ -21685,17 +26373,9 @@
                 <w:szCs w:val="28"/>
                 <w:lang w:val="en-US"/>
               </w:rPr>
-              <w:t>Content-Type: application/json</w:t>
-            </w:r>
-          </w:p>
-          <w:p>
-            <w:pPr>
-              <w:pStyle w:val="10"/>
-              <w:spacing w:after="0" w:line="240" w:lineRule="auto"/>
-              <w:rPr>
-                <w:lang w:val="en-US"/>
-              </w:rPr>
-            </w:pPr>
+              <w:t>Content-Type: application/</w:t>
+            </w:r>
+            <w:proofErr w:type="spellStart"/>
             <w:r>
               <w:rPr>
                 <w:rFonts w:eastAsia="Times New Roman"/>
@@ -21703,6 +26383,25 @@
                 <w:szCs w:val="28"/>
                 <w:lang w:val="en-US"/>
               </w:rPr>
+              <w:t>json</w:t>
+            </w:r>
+            <w:proofErr w:type="spellEnd"/>
+          </w:p>
+          <w:p>
+            <w:pPr>
+              <w:pStyle w:val="10"/>
+              <w:spacing w:after="0" w:line="240" w:lineRule="auto"/>
+              <w:rPr>
+                <w:lang w:val="en-US"/>
+              </w:rPr>
+            </w:pPr>
+            <w:r>
+              <w:rPr>
+                <w:rFonts w:eastAsia="Times New Roman"/>
+                <w:sz w:val="28"/>
+                <w:szCs w:val="28"/>
+                <w:lang w:val="en-US"/>
+              </w:rPr>
               <w:t xml:space="preserve">  Authorization: Bearer &lt;token&gt;</w:t>
             </w:r>
           </w:p>
@@ -21753,7 +26452,28 @@
                 <w:szCs w:val="28"/>
                 <w:lang w:val="en-US"/>
               </w:rPr>
-              <w:t xml:space="preserve">  "is_public": true</w:t>
+              <w:lastRenderedPageBreak/>
+              <w:t xml:space="preserve">  "</w:t>
+            </w:r>
+            <w:proofErr w:type="spellStart"/>
+            <w:r>
+              <w:rPr>
+                <w:rFonts w:eastAsia="Times New Roman"/>
+                <w:sz w:val="28"/>
+                <w:szCs w:val="28"/>
+                <w:lang w:val="en-US"/>
+              </w:rPr>
+              <w:t>is_public</w:t>
+            </w:r>
+            <w:proofErr w:type="spellEnd"/>
+            <w:r>
+              <w:rPr>
+                <w:rFonts w:eastAsia="Times New Roman"/>
+                <w:sz w:val="28"/>
+                <w:szCs w:val="28"/>
+                <w:lang w:val="en-US"/>
+              </w:rPr>
+              <w:t>": true</w:t>
             </w:r>
           </w:p>
           <w:p>
@@ -21800,6 +26520,7 @@
                 <w:szCs w:val="28"/>
                 <w:u w:val="single"/>
               </w:rPr>
+              <w:lastRenderedPageBreak/>
               <w:t>Успех</w:t>
             </w:r>
           </w:p>
@@ -21858,8 +26579,19 @@
                 <w:szCs w:val="28"/>
                 <w:lang w:val="en-US"/>
               </w:rPr>
-              <w:t xml:space="preserve"> application/json</w:t>
-            </w:r>
+              <w:t xml:space="preserve"> application/</w:t>
+            </w:r>
+            <w:proofErr w:type="spellStart"/>
+            <w:r>
+              <w:rPr>
+                <w:rFonts w:eastAsia="Arial"/>
+                <w:sz w:val="28"/>
+                <w:szCs w:val="28"/>
+                <w:lang w:val="en-US"/>
+              </w:rPr>
+              <w:t>json</w:t>
+            </w:r>
+            <w:proofErr w:type="spellEnd"/>
           </w:p>
           <w:p>
             <w:pPr>
@@ -21965,15 +26697,9 @@
                 <w:szCs w:val="28"/>
                 <w:lang w:val="en-US"/>
               </w:rPr>
-              <w:t xml:space="preserve">      "is_public": true</w:t>
-            </w:r>
-          </w:p>
-          <w:p>
-            <w:pPr>
-              <w:pStyle w:val="10"/>
-              <w:spacing w:after="0" w:line="240" w:lineRule="auto"/>
-              <w:ind w:left="141"/>
-            </w:pPr>
+              <w:t xml:space="preserve">      "</w:t>
+            </w:r>
+            <w:proofErr w:type="spellStart"/>
             <w:r>
               <w:rPr>
                 <w:rFonts w:eastAsia="Times New Roman"/>
@@ -21981,6 +26707,32 @@
                 <w:szCs w:val="28"/>
                 <w:lang w:val="en-US"/>
               </w:rPr>
+              <w:t>is_public</w:t>
+            </w:r>
+            <w:proofErr w:type="spellEnd"/>
+            <w:r>
+              <w:rPr>
+                <w:rFonts w:eastAsia="Times New Roman"/>
+                <w:sz w:val="28"/>
+                <w:szCs w:val="28"/>
+                <w:lang w:val="en-US"/>
+              </w:rPr>
+              <w:t>": true</w:t>
+            </w:r>
+          </w:p>
+          <w:p>
+            <w:pPr>
+              <w:pStyle w:val="10"/>
+              <w:spacing w:after="0" w:line="240" w:lineRule="auto"/>
+              <w:ind w:left="141"/>
+            </w:pPr>
+            <w:r>
+              <w:rPr>
+                <w:rFonts w:eastAsia="Times New Roman"/>
+                <w:sz w:val="28"/>
+                <w:szCs w:val="28"/>
+                <w:lang w:val="en-US"/>
+              </w:rPr>
               <w:t xml:space="preserve">    </w:t>
             </w:r>
             <w:r>
@@ -22004,36 +26756,73 @@
                 <w:sz w:val="28"/>
                 <w:szCs w:val="28"/>
               </w:rPr>
-              <w:t xml:space="preserve">    "code": 200,</w:t>
-            </w:r>
-          </w:p>
-          <w:p>
-            <w:pPr>
-              <w:pStyle w:val="10"/>
-              <w:spacing w:after="0" w:line="240" w:lineRule="auto"/>
-              <w:ind w:left="141"/>
-            </w:pPr>
+              <w:t xml:space="preserve">    "</w:t>
+            </w:r>
+            <w:proofErr w:type="spellStart"/>
             <w:r>
               <w:rPr>
                 <w:rFonts w:eastAsia="Times New Roman"/>
                 <w:sz w:val="28"/>
                 <w:szCs w:val="28"/>
               </w:rPr>
-              <w:t xml:space="preserve">    "message": "Доступность книги изменена"</w:t>
-            </w:r>
-          </w:p>
-          <w:p>
-            <w:pPr>
-              <w:pStyle w:val="10"/>
-              <w:spacing w:after="0" w:line="240" w:lineRule="auto"/>
-              <w:ind w:left="141"/>
-            </w:pPr>
+              <w:t>code</w:t>
+            </w:r>
+            <w:proofErr w:type="spellEnd"/>
             <w:r>
               <w:rPr>
                 <w:rFonts w:eastAsia="Times New Roman"/>
                 <w:sz w:val="28"/>
                 <w:szCs w:val="28"/>
               </w:rPr>
+              <w:t>": 200,</w:t>
+            </w:r>
+          </w:p>
+          <w:p>
+            <w:pPr>
+              <w:pStyle w:val="10"/>
+              <w:spacing w:after="0" w:line="240" w:lineRule="auto"/>
+              <w:ind w:left="141"/>
+            </w:pPr>
+            <w:r>
+              <w:rPr>
+                <w:rFonts w:eastAsia="Times New Roman"/>
+                <w:sz w:val="28"/>
+                <w:szCs w:val="28"/>
+              </w:rPr>
+              <w:lastRenderedPageBreak/>
+              <w:t xml:space="preserve">    "</w:t>
+            </w:r>
+            <w:proofErr w:type="spellStart"/>
+            <w:r>
+              <w:rPr>
+                <w:rFonts w:eastAsia="Times New Roman"/>
+                <w:sz w:val="28"/>
+                <w:szCs w:val="28"/>
+              </w:rPr>
+              <w:t>message</w:t>
+            </w:r>
+            <w:proofErr w:type="spellEnd"/>
+            <w:r>
+              <w:rPr>
+                <w:rFonts w:eastAsia="Times New Roman"/>
+                <w:sz w:val="28"/>
+                <w:szCs w:val="28"/>
+              </w:rPr>
+              <w:t>": "Доступность книги изменена"</w:t>
+            </w:r>
+          </w:p>
+          <w:p>
+            <w:pPr>
+              <w:pStyle w:val="10"/>
+              <w:spacing w:after="0" w:line="240" w:lineRule="auto"/>
+              <w:ind w:left="141"/>
+            </w:pPr>
+            <w:r>
+              <w:rPr>
+                <w:rFonts w:eastAsia="Times New Roman"/>
+                <w:sz w:val="28"/>
+                <w:szCs w:val="28"/>
+              </w:rPr>
               <w:t xml:space="preserve">  }</w:t>
             </w:r>
           </w:p>
@@ -22049,7 +26838,6 @@
                 <w:sz w:val="28"/>
                 <w:szCs w:val="28"/>
               </w:rPr>
-              <w:lastRenderedPageBreak/>
               <w:t>}</w:t>
             </w:r>
           </w:p>
@@ -22111,8 +26899,18 @@
                 <w:sz w:val="28"/>
                 <w:szCs w:val="28"/>
               </w:rPr>
-              <w:t>Ошибки валидации</w:t>
-            </w:r>
+              <w:t xml:space="preserve">Ошибки </w:t>
+            </w:r>
+            <w:proofErr w:type="spellStart"/>
+            <w:r>
+              <w:rPr>
+                <w:rFonts w:eastAsia="Times New Roman"/>
+                <w:sz w:val="28"/>
+                <w:szCs w:val="28"/>
+              </w:rPr>
+              <w:t>валидации</w:t>
+            </w:r>
+            <w:proofErr w:type="spellEnd"/>
           </w:p>
           <w:p>
             <w:pPr>
@@ -22283,7 +27081,25 @@
           <w:sz w:val="28"/>
           <w:szCs w:val="28"/>
         </w:rPr>
-        <w:t>Вам предоставляются следующие конфигурации фреймворков и библиотек:</w:t>
+        <w:t xml:space="preserve">Вам предоставляются следующие конфигурации </w:t>
+      </w:r>
+      <w:proofErr w:type="spellStart"/>
+      <w:r>
+        <w:rPr>
+          <w:rFonts w:eastAsia="Arial"/>
+          <w:sz w:val="28"/>
+          <w:szCs w:val="28"/>
+        </w:rPr>
+        <w:t>фреймворков</w:t>
+      </w:r>
+      <w:proofErr w:type="spellEnd"/>
+      <w:r>
+        <w:rPr>
+          <w:rFonts w:eastAsia="Arial"/>
+          <w:sz w:val="28"/>
+          <w:szCs w:val="28"/>
+        </w:rPr>
+        <w:t xml:space="preserve"> и библиотек:</w:t>
       </w:r>
     </w:p>
     <w:p>
@@ -22295,13 +27111,23 @@
         </w:numPr>
         <w:spacing w:before="37" w:after="0"/>
       </w:pPr>
-      <w:r>
-        <w:rPr>
-          <w:rFonts w:eastAsia="Arial"/>
-          <w:sz w:val="28"/>
-          <w:szCs w:val="28"/>
-        </w:rPr>
-        <w:t>Laravel 10.x</w:t>
+      <w:proofErr w:type="spellStart"/>
+      <w:r>
+        <w:rPr>
+          <w:rFonts w:eastAsia="Arial"/>
+          <w:sz w:val="28"/>
+          <w:szCs w:val="28"/>
+        </w:rPr>
+        <w:t>Laravel</w:t>
+      </w:r>
+      <w:proofErr w:type="spellEnd"/>
+      <w:r>
+        <w:rPr>
+          <w:rFonts w:eastAsia="Arial"/>
+          <w:sz w:val="28"/>
+          <w:szCs w:val="28"/>
+        </w:rPr>
+        <w:t xml:space="preserve"> 10.x</w:t>
       </w:r>
     </w:p>
     <w:p>
@@ -22313,13 +27139,23 @@
         </w:numPr>
         <w:spacing w:before="37" w:after="0"/>
       </w:pPr>
-      <w:r>
-        <w:rPr>
-          <w:rFonts w:eastAsia="Arial"/>
-          <w:sz w:val="28"/>
-          <w:szCs w:val="28"/>
-        </w:rPr>
-        <w:t>Laravel 11.x</w:t>
+      <w:proofErr w:type="spellStart"/>
+      <w:r>
+        <w:rPr>
+          <w:rFonts w:eastAsia="Arial"/>
+          <w:sz w:val="28"/>
+          <w:szCs w:val="28"/>
+        </w:rPr>
+        <w:t>Laravel</w:t>
+      </w:r>
+      <w:proofErr w:type="spellEnd"/>
+      <w:r>
+        <w:rPr>
+          <w:rFonts w:eastAsia="Arial"/>
+          <w:sz w:val="28"/>
+          <w:szCs w:val="28"/>
+        </w:rPr>
+        <w:t xml:space="preserve"> 11.x</w:t>
       </w:r>
     </w:p>
     <w:p>
@@ -22330,13 +27166,41 @@
           <w:numId w:val="5"/>
         </w:numPr>
       </w:pPr>
-      <w:r>
-        <w:rPr>
-          <w:rFonts w:eastAsia="Arial"/>
-          <w:sz w:val="28"/>
-          <w:szCs w:val="28"/>
-        </w:rPr>
-        <w:t>Yii Basic 2.0.x</w:t>
+      <w:proofErr w:type="spellStart"/>
+      <w:r>
+        <w:rPr>
+          <w:rFonts w:eastAsia="Arial"/>
+          <w:sz w:val="28"/>
+          <w:szCs w:val="28"/>
+        </w:rPr>
+        <w:t>Yii</w:t>
+      </w:r>
+      <w:proofErr w:type="spellEnd"/>
+      <w:r>
+        <w:rPr>
+          <w:rFonts w:eastAsia="Arial"/>
+          <w:sz w:val="28"/>
+          <w:szCs w:val="28"/>
+        </w:rPr>
+        <w:t xml:space="preserve"> </w:t>
+      </w:r>
+      <w:proofErr w:type="spellStart"/>
+      <w:r>
+        <w:rPr>
+          <w:rFonts w:eastAsia="Arial"/>
+          <w:sz w:val="28"/>
+          <w:szCs w:val="28"/>
+        </w:rPr>
+        <w:t>Basic</w:t>
+      </w:r>
+      <w:proofErr w:type="spellEnd"/>
+      <w:r>
+        <w:rPr>
+          <w:rFonts w:eastAsia="Arial"/>
+          <w:sz w:val="28"/>
+          <w:szCs w:val="28"/>
+        </w:rPr>
+        <w:t xml:space="preserve"> 2.0.x</w:t>
       </w:r>
     </w:p>
     <w:p>
@@ -22350,6 +27214,7 @@
           <w:lang w:val="en-US"/>
         </w:rPr>
       </w:pPr>
+      <w:proofErr w:type="spellStart"/>
       <w:r>
         <w:rPr>
           <w:rFonts w:eastAsia="Arial"/>
@@ -22357,7 +27222,17 @@
           <w:szCs w:val="28"/>
           <w:lang w:val="en-US"/>
         </w:rPr>
-        <w:t>Django 5.* (</w:t>
+        <w:t>Django</w:t>
+      </w:r>
+      <w:proofErr w:type="spellEnd"/>
+      <w:r>
+        <w:rPr>
+          <w:rFonts w:eastAsia="Arial"/>
+          <w:sz w:val="28"/>
+          <w:szCs w:val="28"/>
+          <w:lang w:val="en-US"/>
+        </w:rPr>
+        <w:t xml:space="preserve"> 5.* (</w:t>
       </w:r>
       <w:r>
         <w:rPr>
@@ -22391,7 +27266,107 @@
           <w:szCs w:val="28"/>
           <w:lang w:val="en-US"/>
         </w:rPr>
-        <w:t>: djangorestframework, django-cors-headers, pillow, django-filter, mysqlclient)</w:t>
+        <w:t xml:space="preserve">: </w:t>
+      </w:r>
+      <w:proofErr w:type="spellStart"/>
+      <w:r>
+        <w:rPr>
+          <w:rFonts w:eastAsia="Arial"/>
+          <w:sz w:val="28"/>
+          <w:szCs w:val="28"/>
+          <w:lang w:val="en-US"/>
+        </w:rPr>
+        <w:t>djangorestframework</w:t>
+      </w:r>
+      <w:proofErr w:type="spellEnd"/>
+      <w:r>
+        <w:rPr>
+          <w:rFonts w:eastAsia="Arial"/>
+          <w:sz w:val="28"/>
+          <w:szCs w:val="28"/>
+          <w:lang w:val="en-US"/>
+        </w:rPr>
+        <w:t xml:space="preserve">, </w:t>
+      </w:r>
+      <w:proofErr w:type="spellStart"/>
+      <w:r>
+        <w:rPr>
+          <w:rFonts w:eastAsia="Arial"/>
+          <w:sz w:val="28"/>
+          <w:szCs w:val="28"/>
+          <w:lang w:val="en-US"/>
+        </w:rPr>
+        <w:t>django</w:t>
+      </w:r>
+      <w:proofErr w:type="spellEnd"/>
+      <w:r>
+        <w:rPr>
+          <w:rFonts w:eastAsia="Arial"/>
+          <w:sz w:val="28"/>
+          <w:szCs w:val="28"/>
+          <w:lang w:val="en-US"/>
+        </w:rPr>
+        <w:t>-</w:t>
+      </w:r>
+      <w:proofErr w:type="spellStart"/>
+      <w:r>
+        <w:rPr>
+          <w:rFonts w:eastAsia="Arial"/>
+          <w:sz w:val="28"/>
+          <w:szCs w:val="28"/>
+          <w:lang w:val="en-US"/>
+        </w:rPr>
+        <w:t>cors</w:t>
+      </w:r>
+      <w:proofErr w:type="spellEnd"/>
+      <w:r>
+        <w:rPr>
+          <w:rFonts w:eastAsia="Arial"/>
+          <w:sz w:val="28"/>
+          <w:szCs w:val="28"/>
+          <w:lang w:val="en-US"/>
+        </w:rPr>
+        <w:t xml:space="preserve">-headers, pillow, </w:t>
+      </w:r>
+      <w:proofErr w:type="spellStart"/>
+      <w:r>
+        <w:rPr>
+          <w:rFonts w:eastAsia="Arial"/>
+          <w:sz w:val="28"/>
+          <w:szCs w:val="28"/>
+          <w:lang w:val="en-US"/>
+        </w:rPr>
+        <w:t>django</w:t>
+      </w:r>
+      <w:proofErr w:type="spellEnd"/>
+      <w:r>
+        <w:rPr>
+          <w:rFonts w:eastAsia="Arial"/>
+          <w:sz w:val="28"/>
+          <w:szCs w:val="28"/>
+          <w:lang w:val="en-US"/>
+        </w:rPr>
+        <w:t xml:space="preserve">-filter, </w:t>
+      </w:r>
+      <w:proofErr w:type="spellStart"/>
+      <w:r>
+        <w:rPr>
+          <w:rFonts w:eastAsia="Arial"/>
+          <w:sz w:val="28"/>
+          <w:szCs w:val="28"/>
+          <w:lang w:val="en-US"/>
+        </w:rPr>
+        <w:t>mysqlclient</w:t>
+      </w:r>
+      <w:proofErr w:type="spellEnd"/>
+      <w:r>
+        <w:rPr>
+          <w:rFonts w:eastAsia="Arial"/>
+          <w:sz w:val="28"/>
+          <w:szCs w:val="28"/>
+          <w:lang w:val="en-US"/>
+        </w:rPr>
+        <w:t>)</w:t>
       </w:r>
     </w:p>
     <w:p>
@@ -22405,7 +27380,25 @@
           <w:sz w:val="28"/>
           <w:szCs w:val="28"/>
         </w:rPr>
-        <w:t xml:space="preserve">Вы можете использовать любой из представленных фреймворков. </w:t>
+        <w:t xml:space="preserve">Вы можете использовать любой из представленных </w:t>
+      </w:r>
+      <w:proofErr w:type="spellStart"/>
+      <w:r>
+        <w:rPr>
+          <w:rFonts w:eastAsia="Arial"/>
+          <w:sz w:val="28"/>
+          <w:szCs w:val="28"/>
+        </w:rPr>
+        <w:t>фреймворков</w:t>
+      </w:r>
+      <w:proofErr w:type="spellEnd"/>
+      <w:r>
+        <w:rPr>
+          <w:rFonts w:eastAsia="Arial"/>
+          <w:sz w:val="28"/>
+          <w:szCs w:val="28"/>
+        </w:rPr>
+        <w:t xml:space="preserve">. </w:t>
       </w:r>
     </w:p>
     <w:p>
@@ -22498,7 +27491,7 @@
           <w:rPr>
             <w:noProof/>
           </w:rPr>
-          <w:t>1</w:t>
+          <w:t>4</w:t>
         </w:r>
         <w:r>
           <w:fldChar w:fldCharType="end"/>
